--- a/fra/docx/001.content.docx
+++ b/fra/docx/001.content.docx
@@ -19,7 +19,7 @@
         <w:rPr>
           <w:lang w:val="fr_FR" w:bidi="fr_FR"/>
         </w:rPr>
-        <w:t>Resource: Tyndale Open Study Notes</w:t>
+        <w:t>Resource: Aquifer Open Study Notes (Profiles)</w:t>
       </w:r>
       <w:r>
         <w:rPr>
@@ -112,7 +112,7 @@
         <w:rPr>
           <w:lang w:val="fr_FR" w:bidi="fr_FR"/>
         </w:rPr>
-        <w:t>Tyndale Open Study Notes</w:t>
+        <w:t>Aquifer Open Study Notes (Profiles)</w:t>
       </w:r>
     </w:p>
     <w:p>

--- a/fra/docx/001.content.docx
+++ b/fra/docx/001.content.docx
@@ -233,90 +233,60 @@
         </w:rPr>
         <w:t>Aaron, le frère aîné de Moïse (</w:t>
       </w:r>
-      <w:hyperlink r:id="rId13">
-        <w:r>
-          <w:rPr>
-            <w:lang w:val="fr_FR" w:bidi="fr_FR"/>
-          </w:rPr>
-          <w:rPr>
-            <w:color w:val="0000EE"/>
-            <w:u w:val="single"/>
-          </w:rPr>
-          <w:t xml:space="preserve">Ex 6.20 </w:t>
-        </w:r>
-      </w:hyperlink>
+      <w:r>
+        <w:rPr>
+          <w:lang w:val="fr_FR" w:bidi="fr_FR"/>
+        </w:rPr>
+        <w:t xml:space="preserve">Ex 6.20 </w:t>
+      </w:r>
       <w:r>
         <w:rPr>
           <w:lang w:val="fr_FR" w:bidi="fr_FR"/>
         </w:rPr>
         <w:t xml:space="preserve">; </w:t>
       </w:r>
-      <w:hyperlink r:id="rId14">
-        <w:r>
-          <w:rPr>
-            <w:lang w:val="fr_FR" w:bidi="fr_FR"/>
-          </w:rPr>
-          <w:rPr>
-            <w:color w:val="0000EE"/>
-            <w:u w:val="single"/>
-          </w:rPr>
-          <w:t>7.7</w:t>
-        </w:r>
-      </w:hyperlink>
+      <w:r>
+        <w:rPr>
+          <w:lang w:val="fr_FR" w:bidi="fr_FR"/>
+        </w:rPr>
+        <w:t>7.7</w:t>
+      </w:r>
       <w:r>
         <w:rPr>
           <w:lang w:val="fr_FR" w:bidi="fr_FR"/>
         </w:rPr>
         <w:t>), occupa un rôle clé dans l’histoire d’Israël, l’établissement de ses institutions et le sacerdoce. Son nom apparaît pour la première fois après l’appel de Moïse au buisson ardent (</w:t>
       </w:r>
-      <w:hyperlink r:id="rId15">
-        <w:r>
-          <w:rPr>
-            <w:lang w:val="fr_FR" w:bidi="fr_FR"/>
-          </w:rPr>
-          <w:rPr>
-            <w:color w:val="0000EE"/>
-            <w:u w:val="single"/>
-          </w:rPr>
-          <w:t>Ex 3.1–4.17</w:t>
-        </w:r>
-      </w:hyperlink>
+      <w:r>
+        <w:rPr>
+          <w:lang w:val="fr_FR" w:bidi="fr_FR"/>
+        </w:rPr>
+        <w:t>Ex 3.1–4.17</w:t>
+      </w:r>
       <w:r>
         <w:rPr>
           <w:lang w:val="fr_FR" w:bidi="fr_FR"/>
         </w:rPr>
         <w:t>). Moïse avait du mal à accepter la mission que Dieu lui avait confiée. Il se disait incapable de conduire les Israélites hors d'Égypte, du fait de son problème d'élocution (</w:t>
       </w:r>
-      <w:hyperlink r:id="rId16">
-        <w:r>
-          <w:rPr>
-            <w:lang w:val="fr_FR" w:bidi="fr_FR"/>
-          </w:rPr>
-          <w:rPr>
-            <w:color w:val="0000EE"/>
-            <w:u w:val="single"/>
-          </w:rPr>
-          <w:t>Ex 4.10</w:t>
-        </w:r>
-      </w:hyperlink>
+      <w:r>
+        <w:rPr>
+          <w:lang w:val="fr_FR" w:bidi="fr_FR"/>
+        </w:rPr>
+        <w:t>Ex 4.10</w:t>
+      </w:r>
       <w:r>
         <w:rPr>
           <w:lang w:val="fr_FR" w:bidi="fr_FR"/>
         </w:rPr>
         <w:t>). Malgré les promesses et les nombreux signes de confirmation que Dieu lui avait donnés, Moïse a résisté à l'appel divin, jusqu’à ce qu’Aaron soit désigné pour être son porte-parole. Dès lors, Aaron s'est souvent tenu à ses côtés, tant pour s’adresser aux chefs d’Israël que pour demander le départ d'Égypte des Israélites auprès de Pharaon (</w:t>
       </w:r>
-      <w:hyperlink r:id="rId17">
-        <w:r>
-          <w:rPr>
-            <w:lang w:val="fr_FR" w:bidi="fr_FR"/>
-          </w:rPr>
-          <w:rPr>
-            <w:color w:val="0000EE"/>
-            <w:u w:val="single"/>
-          </w:rPr>
-          <w:t>Ex 5.1–5</w:t>
-        </w:r>
-      </w:hyperlink>
+      <w:r>
+        <w:rPr>
+          <w:lang w:val="fr_FR" w:bidi="fr_FR"/>
+        </w:rPr>
+        <w:t>Ex 5.1–5</w:t>
+      </w:r>
       <w:r>
         <w:rPr>
           <w:lang w:val="fr_FR" w:bidi="fr_FR"/>
@@ -337,72 +307,48 @@
         </w:rPr>
         <w:t>Pendant la période où ils ont erré dans le désert, Dieu a choisi Aaron et ses descendants pour exercer le sacerdoce (</w:t>
       </w:r>
-      <w:hyperlink r:id="rId18">
-        <w:r>
-          <w:rPr>
-            <w:lang w:val="fr_FR" w:bidi="fr_FR"/>
-          </w:rPr>
-          <w:rPr>
-            <w:color w:val="0000EE"/>
-            <w:u w:val="single"/>
-          </w:rPr>
-          <w:t>Ex 28.1–5</w:t>
-        </w:r>
-      </w:hyperlink>
-      <w:r>
-        <w:rPr>
-          <w:lang w:val="fr_FR" w:bidi="fr_FR"/>
-        </w:rPr>
-        <w:t xml:space="preserve"> ; </w:t>
-      </w:r>
-      <w:hyperlink r:id="rId19">
-        <w:r>
-          <w:rPr>
-            <w:lang w:val="fr_FR" w:bidi="fr_FR"/>
-          </w:rPr>
-          <w:rPr>
-            <w:color w:val="0000EE"/>
-            <w:u w:val="single"/>
-          </w:rPr>
-          <w:t>29.1–46</w:t>
-        </w:r>
-      </w:hyperlink>
-      <w:r>
-        <w:rPr>
-          <w:lang w:val="fr_FR" w:bidi="fr_FR"/>
-        </w:rPr>
-        <w:t xml:space="preserve"> ; </w:t>
-      </w:r>
-      <w:hyperlink r:id="rId20">
-        <w:r>
-          <w:rPr>
-            <w:lang w:val="fr_FR" w:bidi="fr_FR"/>
-          </w:rPr>
-          <w:rPr>
-            <w:color w:val="0000EE"/>
-            <w:u w:val="single"/>
-          </w:rPr>
-          <w:t>Lv 8.1–36</w:t>
-        </w:r>
-      </w:hyperlink>
+      <w:r>
+        <w:rPr>
+          <w:lang w:val="fr_FR" w:bidi="fr_FR"/>
+        </w:rPr>
+        <w:t>Ex 28.1–5</w:t>
+      </w:r>
+      <w:r>
+        <w:rPr>
+          <w:lang w:val="fr_FR" w:bidi="fr_FR"/>
+        </w:rPr>
+        <w:t xml:space="preserve"> ; </w:t>
+      </w:r>
+      <w:r>
+        <w:rPr>
+          <w:lang w:val="fr_FR" w:bidi="fr_FR"/>
+        </w:rPr>
+        <w:t>29.1–46</w:t>
+      </w:r>
+      <w:r>
+        <w:rPr>
+          <w:lang w:val="fr_FR" w:bidi="fr_FR"/>
+        </w:rPr>
+        <w:t xml:space="preserve"> ; </w:t>
+      </w:r>
+      <w:r>
+        <w:rPr>
+          <w:lang w:val="fr_FR" w:bidi="fr_FR"/>
+        </w:rPr>
+        <w:t>Lv 8.1–36</w:t>
+      </w:r>
       <w:r>
         <w:rPr>
           <w:lang w:val="fr_FR" w:bidi="fr_FR"/>
         </w:rPr>
         <w:t>). Aaron est ainsi devenu le premier souverain sacrificateur d'Israël. Son rôle était particulièrement important le jour des expiations, lorsqu’il pénétrait dans le saint des saints pour purifier le sanctuaire et intercéder pour les péchés du peuple (</w:t>
       </w:r>
-      <w:hyperlink r:id="rId21">
-        <w:r>
-          <w:rPr>
-            <w:lang w:val="fr_FR" w:bidi="fr_FR"/>
-          </w:rPr>
-          <w:rPr>
-            <w:color w:val="0000EE"/>
-            <w:u w:val="single"/>
-          </w:rPr>
-          <w:t>Lv 16</w:t>
-        </w:r>
-      </w:hyperlink>
+      <w:r>
+        <w:rPr>
+          <w:lang w:val="fr_FR" w:bidi="fr_FR"/>
+        </w:rPr>
+        <w:t>Lv 16</w:t>
+      </w:r>
       <w:r>
         <w:rPr>
           <w:lang w:val="fr_FR" w:bidi="fr_FR"/>
@@ -423,18 +369,12 @@
         </w:rPr>
         <w:t>Toutefois, Aaron ne fut pas un chef irréprochable. Lors de l’absence prolongée de Moïse, parti sur le mont Sinaï pour recevoir la loi de Dieu, il céda à la pression du peuple et l'aida à façonner un veau d’or en guise d’idole (</w:t>
       </w:r>
-      <w:hyperlink r:id="rId22">
-        <w:r>
-          <w:rPr>
-            <w:lang w:val="fr_FR" w:bidi="fr_FR"/>
-          </w:rPr>
-          <w:rPr>
-            <w:color w:val="0000EE"/>
-            <w:u w:val="single"/>
-          </w:rPr>
-          <w:t>Ex 32</w:t>
-        </w:r>
-      </w:hyperlink>
+      <w:r>
+        <w:rPr>
+          <w:lang w:val="fr_FR" w:bidi="fr_FR"/>
+        </w:rPr>
+        <w:t>Ex 32</w:t>
+      </w:r>
       <w:r>
         <w:rPr>
           <w:lang w:val="fr_FR" w:bidi="fr_FR"/>
@@ -455,72 +395,48 @@
         </w:rPr>
         <w:t>Aaron fut également impliqué dans une rébellion aux côtés de sa sœur Marie, contestant l’autorité de Moïse. En conséquence, Marie fut frappée temporairement de lèpre (</w:t>
       </w:r>
-      <w:hyperlink r:id="rId23">
-        <w:r>
-          <w:rPr>
-            <w:lang w:val="fr_FR" w:bidi="fr_FR"/>
-          </w:rPr>
-          <w:rPr>
-            <w:color w:val="0000EE"/>
-            <w:u w:val="single"/>
-          </w:rPr>
-          <w:t>Nb 12</w:t>
-        </w:r>
-      </w:hyperlink>
+      <w:r>
+        <w:rPr>
+          <w:lang w:val="fr_FR" w:bidi="fr_FR"/>
+        </w:rPr>
+        <w:t>Nb 12</w:t>
+      </w:r>
       <w:r>
         <w:rPr>
           <w:lang w:val="fr_FR" w:bidi="fr_FR"/>
         </w:rPr>
         <w:t>). Plus tard, lorsque d'autres Lévites ont remis en question l'autorité d'Aaron, Dieu confirma la légitimité d’Aaron en faisant fleurir son bâton d’amandier (</w:t>
       </w:r>
-      <w:hyperlink r:id="rId24">
-        <w:r>
-          <w:rPr>
-            <w:lang w:val="fr_FR" w:bidi="fr_FR"/>
-          </w:rPr>
-          <w:rPr>
-            <w:color w:val="0000EE"/>
-            <w:u w:val="single"/>
-          </w:rPr>
-          <w:t>Nb 17</w:t>
-        </w:r>
-      </w:hyperlink>
+      <w:r>
+        <w:rPr>
+          <w:lang w:val="fr_FR" w:bidi="fr_FR"/>
+        </w:rPr>
+        <w:t>Nb 17</w:t>
+      </w:r>
       <w:r>
         <w:rPr>
           <w:lang w:val="fr_FR" w:bidi="fr_FR"/>
         </w:rPr>
         <w:t>). Cependant, ayant remis en question l'autorité de Dieu (</w:t>
       </w:r>
-      <w:hyperlink r:id="rId25">
-        <w:r>
-          <w:rPr>
-            <w:lang w:val="fr_FR" w:bidi="fr_FR"/>
-          </w:rPr>
-          <w:rPr>
-            <w:color w:val="0000EE"/>
-            <w:u w:val="single"/>
-          </w:rPr>
-          <w:t>Nb 20.1–13</w:t>
-        </w:r>
-      </w:hyperlink>
+      <w:r>
+        <w:rPr>
+          <w:lang w:val="fr_FR" w:bidi="fr_FR"/>
+        </w:rPr>
+        <w:t>Nb 20.1–13</w:t>
+      </w:r>
       <w:r>
         <w:rPr>
           <w:lang w:val="fr_FR" w:bidi="fr_FR"/>
         </w:rPr>
         <w:t>), Moïse et Aaron furent tous deux condamnés à mourir dans le désert et ne purent pénétrer dans la Terre promise (</w:t>
       </w:r>
-      <w:hyperlink r:id="rId26">
-        <w:r>
-          <w:rPr>
-            <w:lang w:val="fr_FR" w:bidi="fr_FR"/>
-          </w:rPr>
-          <w:rPr>
-            <w:color w:val="0000EE"/>
-            <w:u w:val="single"/>
-          </w:rPr>
-          <w:t>Nb 20.22–29</w:t>
-        </w:r>
-      </w:hyperlink>
+      <w:r>
+        <w:rPr>
+          <w:lang w:val="fr_FR" w:bidi="fr_FR"/>
+        </w:rPr>
+        <w:t>Nb 20.22–29</w:t>
+      </w:r>
       <w:r>
         <w:rPr>
           <w:lang w:val="fr_FR" w:bidi="fr_FR"/>
@@ -541,18 +457,12 @@
         </w:rPr>
         <w:t xml:space="preserve">Aujourd’hui, Jésus est le souverain sacrificateur parfait, surpassant Aaron en autorité et en puissance (voir </w:t>
       </w:r>
-      <w:hyperlink r:id="rId27">
-        <w:r>
-          <w:rPr>
-            <w:lang w:val="fr_FR" w:bidi="fr_FR"/>
-          </w:rPr>
-          <w:rPr>
-            <w:color w:val="0000EE"/>
-            <w:u w:val="single"/>
-          </w:rPr>
-          <w:t>Hé 7–10</w:t>
-        </w:r>
-      </w:hyperlink>
+      <w:r>
+        <w:rPr>
+          <w:lang w:val="fr_FR" w:bidi="fr_FR"/>
+        </w:rPr>
+        <w:t>Hé 7–10</w:t>
+      </w:r>
       <w:r>
         <w:rPr>
           <w:lang w:val="fr_FR" w:bidi="fr_FR"/>
@@ -582,180 +492,120 @@
           <w:lang w:val="fr_FR" w:bidi="fr_FR"/>
         </w:rPr>
       </w:r>
-      <w:hyperlink r:id="rId28">
-        <w:r>
-          <w:rPr>
-            <w:lang w:val="fr_FR" w:bidi="fr_FR"/>
-          </w:rPr>
-          <w:rPr>
-            <w:color w:val="0000EE"/>
-            <w:u w:val="single"/>
-          </w:rPr>
-          <w:t>Exode 4.14–17</w:t>
-        </w:r>
-      </w:hyperlink>
+      <w:r>
+        <w:rPr>
+          <w:lang w:val="fr_FR" w:bidi="fr_FR"/>
+        </w:rPr>
+        <w:t>Exode 4.14–17</w:t>
+      </w:r>
       <w:r>
         <w:rPr>
           <w:lang w:val="fr_FR" w:bidi="fr_FR"/>
         </w:rPr>
         <w:t xml:space="preserve">, </w:t>
       </w:r>
-      <w:hyperlink r:id="rId29">
-        <w:r>
-          <w:rPr>
-            <w:lang w:val="fr_FR" w:bidi="fr_FR"/>
-          </w:rPr>
-          <w:rPr>
-            <w:color w:val="0000EE"/>
-            <w:u w:val="single"/>
-          </w:rPr>
-          <w:t>27–31</w:t>
-        </w:r>
-      </w:hyperlink>
-      <w:r>
-        <w:rPr>
-          <w:lang w:val="fr_FR" w:bidi="fr_FR"/>
-        </w:rPr>
-        <w:t xml:space="preserve"> ; </w:t>
-      </w:r>
-      <w:hyperlink r:id="rId30">
-        <w:r>
-          <w:rPr>
-            <w:lang w:val="fr_FR" w:bidi="fr_FR"/>
-          </w:rPr>
-          <w:rPr>
-            <w:color w:val="0000EE"/>
-            <w:u w:val="single"/>
-          </w:rPr>
-          <w:t>6.20–27</w:t>
-        </w:r>
-      </w:hyperlink>
-      <w:r>
-        <w:rPr>
-          <w:lang w:val="fr_FR" w:bidi="fr_FR"/>
-        </w:rPr>
-        <w:t xml:space="preserve"> ; </w:t>
-      </w:r>
-      <w:hyperlink r:id="rId31">
-        <w:r>
-          <w:rPr>
-            <w:lang w:val="fr_FR" w:bidi="fr_FR"/>
-          </w:rPr>
-          <w:rPr>
-            <w:color w:val="0000EE"/>
-            <w:u w:val="single"/>
-          </w:rPr>
-          <w:t>7.1–2</w:t>
-        </w:r>
-      </w:hyperlink>
-      <w:r>
-        <w:rPr>
-          <w:lang w:val="fr_FR" w:bidi="fr_FR"/>
-        </w:rPr>
-        <w:t xml:space="preserve"> ; </w:t>
-      </w:r>
-      <w:hyperlink r:id="rId18">
-        <w:r>
-          <w:rPr>
-            <w:lang w:val="fr_FR" w:bidi="fr_FR"/>
-          </w:rPr>
-          <w:rPr>
-            <w:color w:val="0000EE"/>
-            <w:u w:val="single"/>
-          </w:rPr>
-          <w:t>28.1–5</w:t>
-        </w:r>
-      </w:hyperlink>
-      <w:r>
-        <w:rPr>
-          <w:lang w:val="fr_FR" w:bidi="fr_FR"/>
-        </w:rPr>
-        <w:t xml:space="preserve"> ; </w:t>
-      </w:r>
-      <w:hyperlink r:id="rId32">
-        <w:r>
-          <w:rPr>
-            <w:lang w:val="fr_FR" w:bidi="fr_FR"/>
-          </w:rPr>
-          <w:rPr>
-            <w:color w:val="0000EE"/>
-            <w:u w:val="single"/>
-          </w:rPr>
-          <w:t>32.1–25</w:t>
-        </w:r>
-      </w:hyperlink>
-      <w:r>
-        <w:rPr>
-          <w:lang w:val="fr_FR" w:bidi="fr_FR"/>
-        </w:rPr>
-        <w:t xml:space="preserve"> ; </w:t>
-      </w:r>
-      <w:hyperlink r:id="rId33">
-        <w:r>
-          <w:rPr>
-            <w:lang w:val="fr_FR" w:bidi="fr_FR"/>
-          </w:rPr>
-          <w:rPr>
-            <w:color w:val="0000EE"/>
-            <w:u w:val="single"/>
-          </w:rPr>
-          <w:t>Nombres 12.1–12</w:t>
-        </w:r>
-      </w:hyperlink>
-      <w:r>
-        <w:rPr>
-          <w:lang w:val="fr_FR" w:bidi="fr_FR"/>
-        </w:rPr>
-        <w:t xml:space="preserve"> ; </w:t>
-      </w:r>
-      <w:hyperlink r:id="rId25">
-        <w:r>
-          <w:rPr>
-            <w:lang w:val="fr_FR" w:bidi="fr_FR"/>
-          </w:rPr>
-          <w:rPr>
-            <w:color w:val="0000EE"/>
-            <w:u w:val="single"/>
-          </w:rPr>
-          <w:t>20.1–13</w:t>
-        </w:r>
-      </w:hyperlink>
+      <w:r>
+        <w:rPr>
+          <w:lang w:val="fr_FR" w:bidi="fr_FR"/>
+        </w:rPr>
+        <w:t>27–31</w:t>
+      </w:r>
+      <w:r>
+        <w:rPr>
+          <w:lang w:val="fr_FR" w:bidi="fr_FR"/>
+        </w:rPr>
+        <w:t xml:space="preserve"> ; </w:t>
+      </w:r>
+      <w:r>
+        <w:rPr>
+          <w:lang w:val="fr_FR" w:bidi="fr_FR"/>
+        </w:rPr>
+        <w:t>6.20–27</w:t>
+      </w:r>
+      <w:r>
+        <w:rPr>
+          <w:lang w:val="fr_FR" w:bidi="fr_FR"/>
+        </w:rPr>
+        <w:t xml:space="preserve"> ; </w:t>
+      </w:r>
+      <w:r>
+        <w:rPr>
+          <w:lang w:val="fr_FR" w:bidi="fr_FR"/>
+        </w:rPr>
+        <w:t>7.1–2</w:t>
+      </w:r>
+      <w:r>
+        <w:rPr>
+          <w:lang w:val="fr_FR" w:bidi="fr_FR"/>
+        </w:rPr>
+        <w:t xml:space="preserve"> ; </w:t>
+      </w:r>
+      <w:r>
+        <w:rPr>
+          <w:lang w:val="fr_FR" w:bidi="fr_FR"/>
+        </w:rPr>
+        <w:t>28.1–5</w:t>
+      </w:r>
+      <w:r>
+        <w:rPr>
+          <w:lang w:val="fr_FR" w:bidi="fr_FR"/>
+        </w:rPr>
+        <w:t xml:space="preserve"> ; </w:t>
+      </w:r>
+      <w:r>
+        <w:rPr>
+          <w:lang w:val="fr_FR" w:bidi="fr_FR"/>
+        </w:rPr>
+        <w:t>32.1–25</w:t>
+      </w:r>
+      <w:r>
+        <w:rPr>
+          <w:lang w:val="fr_FR" w:bidi="fr_FR"/>
+        </w:rPr>
+        <w:t xml:space="preserve"> ; </w:t>
+      </w:r>
+      <w:r>
+        <w:rPr>
+          <w:lang w:val="fr_FR" w:bidi="fr_FR"/>
+        </w:rPr>
+        <w:t>Nombres 12.1–12</w:t>
+      </w:r>
+      <w:r>
+        <w:rPr>
+          <w:lang w:val="fr_FR" w:bidi="fr_FR"/>
+        </w:rPr>
+        <w:t xml:space="preserve"> ; </w:t>
+      </w:r>
+      <w:r>
+        <w:rPr>
+          <w:lang w:val="fr_FR" w:bidi="fr_FR"/>
+        </w:rPr>
+        <w:t>20.1–13</w:t>
+      </w:r>
       <w:r>
         <w:rPr>
           <w:lang w:val="fr_FR" w:bidi="fr_FR"/>
         </w:rPr>
         <w:t xml:space="preserve">, </w:t>
       </w:r>
-      <w:hyperlink r:id="rId26">
-        <w:r>
-          <w:rPr>
-            <w:lang w:val="fr_FR" w:bidi="fr_FR"/>
-          </w:rPr>
-          <w:rPr>
-            <w:color w:val="0000EE"/>
-            <w:u w:val="single"/>
-          </w:rPr>
-          <w:t>22–29</w:t>
-        </w:r>
-      </w:hyperlink>
-      <w:r>
-        <w:rPr>
-          <w:lang w:val="fr_FR" w:bidi="fr_FR"/>
-        </w:rPr>
-        <w:t xml:space="preserve"> ; </w:t>
-      </w:r>
-      <w:hyperlink r:id="rId34">
-        <w:r>
-          <w:rPr>
-            <w:lang w:val="fr_FR" w:bidi="fr_FR"/>
-          </w:rPr>
-          <w:rPr>
-            <w:color w:val="0000EE"/>
-            <w:u w:val="single"/>
-          </w:rPr>
-          <w:t>Actes 7.39–41</w:t>
-        </w:r>
-      </w:hyperlink>
+      <w:r>
+        <w:rPr>
+          <w:lang w:val="fr_FR" w:bidi="fr_FR"/>
+        </w:rPr>
+        <w:t>22–29</w:t>
+      </w:r>
+      <w:r>
+        <w:rPr>
+          <w:lang w:val="fr_FR" w:bidi="fr_FR"/>
+        </w:rPr>
+        <w:t xml:space="preserve"> ; </w:t>
+      </w:r>
+      <w:r>
+        <w:rPr>
+          <w:lang w:val="fr_FR" w:bidi="fr_FR"/>
+        </w:rPr>
+        <w:t>Actes 7.39–41</w:t>
+      </w:r>
       <w:r>
         <w:rPr>
           <w:lang w:val="fr_FR" w:bidi="fr_FR"/>
@@ -830,54 +680,36 @@
         </w:rPr>
         <w:t xml:space="preserve"> (</w:t>
       </w:r>
-      <w:hyperlink r:id="rId35">
-        <w:r>
-          <w:rPr>
-            <w:lang w:val="fr_FR" w:bidi="fr_FR"/>
-          </w:rPr>
-          <w:rPr>
-            <w:color w:val="0000EE"/>
-            <w:u w:val="single"/>
-          </w:rPr>
-          <w:t>Ex 28.29–30</w:t>
-        </w:r>
-      </w:hyperlink>
+      <w:r>
+        <w:rPr>
+          <w:lang w:val="fr_FR" w:bidi="fr_FR"/>
+        </w:rPr>
+        <w:t>Ex 28.29–30</w:t>
+      </w:r>
       <w:r>
         <w:rPr>
           <w:lang w:val="fr_FR" w:bidi="fr_FR"/>
         </w:rPr>
         <w:t>), instruments servant à consulter Dieu. Il utilisait ces objets pour aider David à chercher la volonté de Dieu lors de moments critiques (</w:t>
       </w:r>
-      <w:hyperlink r:id="rId36">
-        <w:r>
-          <w:rPr>
-            <w:lang w:val="fr_FR" w:bidi="fr_FR"/>
-          </w:rPr>
-          <w:rPr>
-            <w:color w:val="0000EE"/>
-            <w:u w:val="single"/>
-          </w:rPr>
-          <w:t>1S 23.1–12</w:t>
-        </w:r>
-      </w:hyperlink>
-      <w:r>
-        <w:rPr>
-          <w:lang w:val="fr_FR" w:bidi="fr_FR"/>
-        </w:rPr>
-        <w:t xml:space="preserve"> ; </w:t>
-      </w:r>
-      <w:hyperlink r:id="rId37">
-        <w:r>
-          <w:rPr>
-            <w:lang w:val="fr_FR" w:bidi="fr_FR"/>
-          </w:rPr>
-          <w:rPr>
-            <w:color w:val="0000EE"/>
-            <w:u w:val="single"/>
-          </w:rPr>
-          <w:t>30.7–8</w:t>
-        </w:r>
-      </w:hyperlink>
+      <w:r>
+        <w:rPr>
+          <w:lang w:val="fr_FR" w:bidi="fr_FR"/>
+        </w:rPr>
+        <w:t>1S 23.1–12</w:t>
+      </w:r>
+      <w:r>
+        <w:rPr>
+          <w:lang w:val="fr_FR" w:bidi="fr_FR"/>
+        </w:rPr>
+        <w:t xml:space="preserve"> ; </w:t>
+      </w:r>
+      <w:r>
+        <w:rPr>
+          <w:lang w:val="fr_FR" w:bidi="fr_FR"/>
+        </w:rPr>
+        <w:t>30.7–8</w:t>
+      </w:r>
       <w:r>
         <w:rPr>
           <w:lang w:val="fr_FR" w:bidi="fr_FR"/>
@@ -898,90 +730,60 @@
         </w:rPr>
         <w:t>Une fois David monté sur le trône, Abiathar a exercé la prêtrise aux côtés de Tsadok, qui ne faisait pas partie de la lignée d’Éli (</w:t>
       </w:r>
-      <w:hyperlink r:id="rId38">
-        <w:r>
-          <w:rPr>
-            <w:lang w:val="fr_FR" w:bidi="fr_FR"/>
-          </w:rPr>
-          <w:rPr>
-            <w:color w:val="0000EE"/>
-            <w:u w:val="single"/>
-          </w:rPr>
-          <w:t>1Ch 6.8</w:t>
-        </w:r>
-      </w:hyperlink>
-      <w:r>
-        <w:rPr>
-          <w:lang w:val="fr_FR" w:bidi="fr_FR"/>
-        </w:rPr>
-        <w:t xml:space="preserve"> ; </w:t>
-      </w:r>
-      <w:hyperlink r:id="rId39">
-        <w:r>
-          <w:rPr>
-            <w:lang w:val="fr_FR" w:bidi="fr_FR"/>
-          </w:rPr>
-          <w:rPr>
-            <w:color w:val="0000EE"/>
-            <w:u w:val="single"/>
-          </w:rPr>
-          <w:t>18.16</w:t>
-        </w:r>
-      </w:hyperlink>
-      <w:r>
-        <w:rPr>
-          <w:lang w:val="fr_FR" w:bidi="fr_FR"/>
-        </w:rPr>
-        <w:t xml:space="preserve"> ; </w:t>
-      </w:r>
-      <w:hyperlink r:id="rId40">
-        <w:r>
-          <w:rPr>
-            <w:lang w:val="fr_FR" w:bidi="fr_FR"/>
-          </w:rPr>
-          <w:rPr>
-            <w:color w:val="0000EE"/>
-            <w:u w:val="single"/>
-          </w:rPr>
-          <w:t>24.3</w:t>
-        </w:r>
-      </w:hyperlink>
+      <w:r>
+        <w:rPr>
+          <w:lang w:val="fr_FR" w:bidi="fr_FR"/>
+        </w:rPr>
+        <w:t>1Ch 6.8</w:t>
+      </w:r>
+      <w:r>
+        <w:rPr>
+          <w:lang w:val="fr_FR" w:bidi="fr_FR"/>
+        </w:rPr>
+        <w:t xml:space="preserve"> ; </w:t>
+      </w:r>
+      <w:r>
+        <w:rPr>
+          <w:lang w:val="fr_FR" w:bidi="fr_FR"/>
+        </w:rPr>
+        <w:t>18.16</w:t>
+      </w:r>
+      <w:r>
+        <w:rPr>
+          <w:lang w:val="fr_FR" w:bidi="fr_FR"/>
+        </w:rPr>
+        <w:t xml:space="preserve"> ; </w:t>
+      </w:r>
+      <w:r>
+        <w:rPr>
+          <w:lang w:val="fr_FR" w:bidi="fr_FR"/>
+        </w:rPr>
+        <w:t>24.3</w:t>
+      </w:r>
       <w:r>
         <w:rPr>
           <w:lang w:val="fr_FR" w:bidi="fr_FR"/>
         </w:rPr>
         <w:t>). Tous deux ont fidèlement servi David. Pendant la rébellion d’Absalom, ils ont tenu le roi informé des événements survenant à Jérusalem (</w:t>
       </w:r>
-      <w:hyperlink r:id="rId41">
-        <w:r>
-          <w:rPr>
-            <w:lang w:val="fr_FR" w:bidi="fr_FR"/>
-          </w:rPr>
-          <w:rPr>
-            <w:color w:val="0000EE"/>
-            <w:u w:val="single"/>
-          </w:rPr>
-          <w:t>2S 15.27–37</w:t>
-        </w:r>
-      </w:hyperlink>
-      <w:r>
-        <w:rPr>
-          <w:lang w:val="fr_FR" w:bidi="fr_FR"/>
-        </w:rPr>
-        <w:t xml:space="preserve"> ; </w:t>
-      </w:r>
-      <w:hyperlink r:id="rId42">
-        <w:r>
-          <w:rPr>
-            <w:lang w:val="fr_FR" w:bidi="fr_FR"/>
-          </w:rPr>
-          <w:rPr>
-            <w:color w:val="0000EE"/>
-            <w:u w:val="single"/>
-          </w:rPr>
-          <w:t>17.15–16</w:t>
-        </w:r>
-      </w:hyperlink>
+      <w:r>
+        <w:rPr>
+          <w:lang w:val="fr_FR" w:bidi="fr_FR"/>
+        </w:rPr>
+        <w:t>2S 15.27–37</w:t>
+      </w:r>
+      <w:r>
+        <w:rPr>
+          <w:lang w:val="fr_FR" w:bidi="fr_FR"/>
+        </w:rPr>
+        <w:t xml:space="preserve"> ; </w:t>
+      </w:r>
+      <w:r>
+        <w:rPr>
+          <w:lang w:val="fr_FR" w:bidi="fr_FR"/>
+        </w:rPr>
+        <w:t>17.15–16</w:t>
+      </w:r>
       <w:r>
         <w:rPr>
           <w:lang w:val="fr_FR" w:bidi="fr_FR"/>
@@ -1002,72 +804,48 @@
         </w:rPr>
         <w:t>Cependant, à la fin du règne de David, Abiathar a soutenu la tentative d’Adonija de s’emparer du trône au détriment de Salomon. Tsadok, quant à lui, est resté loyal et a soutenu Salomon (</w:t>
       </w:r>
-      <w:hyperlink r:id="rId43">
-        <w:r>
-          <w:rPr>
-            <w:lang w:val="fr_FR" w:bidi="fr_FR"/>
-          </w:rPr>
-          <w:rPr>
-            <w:color w:val="0000EE"/>
-            <w:u w:val="single"/>
-          </w:rPr>
-          <w:t>1R 1.5–8</w:t>
-        </w:r>
-      </w:hyperlink>
+      <w:r>
+        <w:rPr>
+          <w:lang w:val="fr_FR" w:bidi="fr_FR"/>
+        </w:rPr>
+        <w:t>1R 1.5–8</w:t>
+      </w:r>
       <w:r>
         <w:rPr>
           <w:lang w:val="fr_FR" w:bidi="fr_FR"/>
         </w:rPr>
         <w:t>). En conséquence, une fois devenu roi, Salomon a retiré l'autorité sacerdotale d'Abiathar et l’a exilé à Anathoth, un village situé à environ six kilomètres au nord-est de Jérusalem (</w:t>
       </w:r>
-      <w:hyperlink r:id="rId44">
-        <w:r>
-          <w:rPr>
-            <w:lang w:val="fr_FR" w:bidi="fr_FR"/>
-          </w:rPr>
-          <w:rPr>
-            <w:color w:val="0000EE"/>
-            <w:u w:val="single"/>
-          </w:rPr>
-          <w:t>1R 2.26–27</w:t>
-        </w:r>
-      </w:hyperlink>
+      <w:r>
+        <w:rPr>
+          <w:lang w:val="fr_FR" w:bidi="fr_FR"/>
+        </w:rPr>
+        <w:t>1R 2.26–27</w:t>
+      </w:r>
       <w:r>
         <w:rPr>
           <w:lang w:val="fr_FR" w:bidi="fr_FR"/>
         </w:rPr>
         <w:t>). Tsadok est alors devenu souverain sacrificateur, et sa lignée a hérité de cette fonction, accomplissant ainsi la prophétie divine annoncée à Silo concernant les descendants d’Élie (</w:t>
       </w:r>
-      <w:hyperlink r:id="rId45">
-        <w:r>
-          <w:rPr>
-            <w:lang w:val="fr_FR" w:bidi="fr_FR"/>
-          </w:rPr>
-          <w:rPr>
-            <w:color w:val="0000EE"/>
-            <w:u w:val="single"/>
-          </w:rPr>
-          <w:t>1R 2.27</w:t>
-        </w:r>
-      </w:hyperlink>
+      <w:r>
+        <w:rPr>
+          <w:lang w:val="fr_FR" w:bidi="fr_FR"/>
+        </w:rPr>
+        <w:t>1R 2.27</w:t>
+      </w:r>
       <w:r>
         <w:rPr>
           <w:lang w:val="fr_FR" w:bidi="fr_FR"/>
         </w:rPr>
         <w:t xml:space="preserve"> ; voir </w:t>
       </w:r>
-      <w:hyperlink r:id="rId46">
-        <w:r>
-          <w:rPr>
-            <w:lang w:val="fr_FR" w:bidi="fr_FR"/>
-          </w:rPr>
-          <w:rPr>
-            <w:color w:val="0000EE"/>
-            <w:u w:val="single"/>
-          </w:rPr>
-          <w:t>1S 2.27–36</w:t>
-        </w:r>
-      </w:hyperlink>
+      <w:r>
+        <w:rPr>
+          <w:lang w:val="fr_FR" w:bidi="fr_FR"/>
+        </w:rPr>
+        <w:t>1S 2.27–36</w:t>
+      </w:r>
       <w:r>
         <w:rPr>
           <w:lang w:val="fr_FR" w:bidi="fr_FR"/>
@@ -1097,144 +875,96 @@
           <w:lang w:val="fr_FR" w:bidi="fr_FR"/>
         </w:rPr>
       </w:r>
-      <w:hyperlink r:id="rId47">
-        <w:r>
-          <w:rPr>
-            <w:lang w:val="fr_FR" w:bidi="fr_FR"/>
-          </w:rPr>
-          <w:rPr>
-            <w:color w:val="0000EE"/>
-            <w:u w:val="single"/>
-          </w:rPr>
-          <w:t>1 Samuel 22.20–23</w:t>
-        </w:r>
-      </w:hyperlink>
-      <w:r>
-        <w:rPr>
-          <w:lang w:val="fr_FR" w:bidi="fr_FR"/>
-        </w:rPr>
-        <w:t xml:space="preserve"> ; </w:t>
-      </w:r>
-      <w:hyperlink r:id="rId48">
-        <w:r>
-          <w:rPr>
-            <w:lang w:val="fr_FR" w:bidi="fr_FR"/>
-          </w:rPr>
-          <w:rPr>
-            <w:color w:val="0000EE"/>
-            <w:u w:val="single"/>
-          </w:rPr>
-          <w:t>23.6</w:t>
-        </w:r>
-      </w:hyperlink>
+      <w:r>
+        <w:rPr>
+          <w:lang w:val="fr_FR" w:bidi="fr_FR"/>
+        </w:rPr>
+        <w:t>1 Samuel 22.20–23</w:t>
+      </w:r>
+      <w:r>
+        <w:rPr>
+          <w:lang w:val="fr_FR" w:bidi="fr_FR"/>
+        </w:rPr>
+        <w:t xml:space="preserve"> ; </w:t>
+      </w:r>
+      <w:r>
+        <w:rPr>
+          <w:lang w:val="fr_FR" w:bidi="fr_FR"/>
+        </w:rPr>
+        <w:t>23.6</w:t>
+      </w:r>
       <w:r>
         <w:rPr>
           <w:lang w:val="fr_FR" w:bidi="fr_FR"/>
         </w:rPr>
         <w:t xml:space="preserve">, </w:t>
       </w:r>
-      <w:hyperlink r:id="rId49">
-        <w:r>
-          <w:rPr>
-            <w:lang w:val="fr_FR" w:bidi="fr_FR"/>
-          </w:rPr>
-          <w:rPr>
-            <w:color w:val="0000EE"/>
-            <w:u w:val="single"/>
-          </w:rPr>
-          <w:t>9</w:t>
-        </w:r>
-      </w:hyperlink>
-      <w:r>
-        <w:rPr>
-          <w:lang w:val="fr_FR" w:bidi="fr_FR"/>
-        </w:rPr>
-        <w:t xml:space="preserve"> ; </w:t>
-      </w:r>
-      <w:hyperlink r:id="rId50">
-        <w:r>
-          <w:rPr>
-            <w:lang w:val="fr_FR" w:bidi="fr_FR"/>
-          </w:rPr>
-          <w:rPr>
-            <w:color w:val="0000EE"/>
-            <w:u w:val="single"/>
-          </w:rPr>
-          <w:t>30.7</w:t>
-        </w:r>
-      </w:hyperlink>
-      <w:r>
-        <w:rPr>
-          <w:lang w:val="fr_FR" w:bidi="fr_FR"/>
-        </w:rPr>
-        <w:t xml:space="preserve"> ; </w:t>
-      </w:r>
-      <w:hyperlink r:id="rId41">
-        <w:r>
-          <w:rPr>
-            <w:lang w:val="fr_FR" w:bidi="fr_FR"/>
-          </w:rPr>
-          <w:rPr>
-            <w:color w:val="0000EE"/>
-            <w:u w:val="single"/>
-          </w:rPr>
-          <w:t>2 Samuel 15.27–37</w:t>
-        </w:r>
-      </w:hyperlink>
-      <w:r>
-        <w:rPr>
-          <w:lang w:val="fr_FR" w:bidi="fr_FR"/>
-        </w:rPr>
-        <w:t xml:space="preserve"> ; </w:t>
-      </w:r>
-      <w:hyperlink r:id="rId51">
-        <w:r>
-          <w:rPr>
-            <w:lang w:val="fr_FR" w:bidi="fr_FR"/>
-          </w:rPr>
-          <w:rPr>
-            <w:color w:val="0000EE"/>
-            <w:u w:val="single"/>
-          </w:rPr>
-          <w:t>17.15</w:t>
-        </w:r>
-      </w:hyperlink>
-      <w:r>
-        <w:rPr>
-          <w:lang w:val="fr_FR" w:bidi="fr_FR"/>
-        </w:rPr>
-        <w:t xml:space="preserve"> ; </w:t>
-      </w:r>
-      <w:hyperlink r:id="rId52">
-        <w:r>
-          <w:rPr>
-            <w:lang w:val="fr_FR" w:bidi="fr_FR"/>
-          </w:rPr>
-          <w:rPr>
-            <w:color w:val="0000EE"/>
-            <w:u w:val="single"/>
-          </w:rPr>
-          <w:t>1 Rois 1.1–2.35</w:t>
-        </w:r>
-      </w:hyperlink>
-      <w:r>
-        <w:rPr>
-          <w:lang w:val="fr_FR" w:bidi="fr_FR"/>
-        </w:rPr>
-        <w:t xml:space="preserve"> ; </w:t>
-      </w:r>
-      <w:hyperlink r:id="rId53">
-        <w:r>
-          <w:rPr>
-            <w:lang w:val="fr_FR" w:bidi="fr_FR"/>
-          </w:rPr>
-          <w:rPr>
-            <w:color w:val="0000EE"/>
-            <w:u w:val="single"/>
-          </w:rPr>
-          <w:t>1 Chroniques 15.11</w:t>
-        </w:r>
-      </w:hyperlink>
+      <w:r>
+        <w:rPr>
+          <w:lang w:val="fr_FR" w:bidi="fr_FR"/>
+        </w:rPr>
+        <w:t>9</w:t>
+      </w:r>
+      <w:r>
+        <w:rPr>
+          <w:lang w:val="fr_FR" w:bidi="fr_FR"/>
+        </w:rPr>
+        <w:t xml:space="preserve"> ; </w:t>
+      </w:r>
+      <w:r>
+        <w:rPr>
+          <w:lang w:val="fr_FR" w:bidi="fr_FR"/>
+        </w:rPr>
+        <w:t>30.7</w:t>
+      </w:r>
+      <w:r>
+        <w:rPr>
+          <w:lang w:val="fr_FR" w:bidi="fr_FR"/>
+        </w:rPr>
+        <w:t xml:space="preserve"> ; </w:t>
+      </w:r>
+      <w:r>
+        <w:rPr>
+          <w:lang w:val="fr_FR" w:bidi="fr_FR"/>
+        </w:rPr>
+        <w:t>2 Samuel 15.27–37</w:t>
+      </w:r>
+      <w:r>
+        <w:rPr>
+          <w:lang w:val="fr_FR" w:bidi="fr_FR"/>
+        </w:rPr>
+        <w:t xml:space="preserve"> ; </w:t>
+      </w:r>
+      <w:r>
+        <w:rPr>
+          <w:lang w:val="fr_FR" w:bidi="fr_FR"/>
+        </w:rPr>
+        <w:t>17.15</w:t>
+      </w:r>
+      <w:r>
+        <w:rPr>
+          <w:lang w:val="fr_FR" w:bidi="fr_FR"/>
+        </w:rPr>
+        <w:t xml:space="preserve"> ; </w:t>
+      </w:r>
+      <w:r>
+        <w:rPr>
+          <w:lang w:val="fr_FR" w:bidi="fr_FR"/>
+        </w:rPr>
+        <w:t>1 Rois 1.1–2.35</w:t>
+      </w:r>
+      <w:r>
+        <w:rPr>
+          <w:lang w:val="fr_FR" w:bidi="fr_FR"/>
+        </w:rPr>
+        <w:t xml:space="preserve"> ; </w:t>
+      </w:r>
+      <w:r>
+        <w:rPr>
+          <w:lang w:val="fr_FR" w:bidi="fr_FR"/>
+        </w:rPr>
+        <w:t>1 Chroniques 15.11</w:t>
+      </w:r>
       <w:r>
         <w:rPr>
           <w:lang w:val="fr_FR" w:bidi="fr_FR"/>
@@ -1283,18 +1013,12 @@
         </w:rPr>
         <w:t>Abischaï était un redoutable guerrier et un chef éminent dans l’armée de David. Neveu du roi, il était le fils de Tseruja, la sœur de David, et le frère de Joab et Asaël (</w:t>
       </w:r>
-      <w:hyperlink r:id="rId54">
-        <w:r>
-          <w:rPr>
-            <w:lang w:val="fr_FR" w:bidi="fr_FR"/>
-          </w:rPr>
-          <w:rPr>
-            <w:color w:val="0000EE"/>
-            <w:u w:val="single"/>
-          </w:rPr>
-          <w:t>1Ch 2.13–16</w:t>
-        </w:r>
-      </w:hyperlink>
+      <w:r>
+        <w:rPr>
+          <w:lang w:val="fr_FR" w:bidi="fr_FR"/>
+        </w:rPr>
+        <w:t>1Ch 2.13–16</w:t>
+      </w:r>
       <w:r>
         <w:rPr>
           <w:lang w:val="fr_FR" w:bidi="fr_FR"/>
@@ -1315,72 +1039,48 @@
         </w:rPr>
         <w:t>D’une loyauté indéfectible envers David, Abischaï se montrait souvent prompt à la violence contre ses ennemis. Lorsque Dieu permit à David et Abischaï de pénétrer dans le camp de Saül, endormi avec ses hommes, Abischaï voulut en profiter pour tuer le roi déchu. Mais David l’en empêcha. Plus tard, lors de la révolte d’Absalom, alors que David quittait Jérusalem, Schimeï, un membre de la famille de Saül, l’accabla d’insultes et de malédictions. Outré, Abischaï demanda la permission de l’exécuter (</w:t>
       </w:r>
-      <w:hyperlink r:id="rId55">
-        <w:r>
-          <w:rPr>
-            <w:lang w:val="fr_FR" w:bidi="fr_FR"/>
-          </w:rPr>
-          <w:rPr>
-            <w:color w:val="0000EE"/>
-            <w:u w:val="single"/>
-          </w:rPr>
-          <w:t>2S 16.5–9</w:t>
-        </w:r>
-      </w:hyperlink>
+      <w:r>
+        <w:rPr>
+          <w:lang w:val="fr_FR" w:bidi="fr_FR"/>
+        </w:rPr>
+        <w:t>2S 16.5–9</w:t>
+      </w:r>
       <w:r>
         <w:rPr>
           <w:lang w:val="fr_FR" w:bidi="fr_FR"/>
         </w:rPr>
         <w:t>), mais David refusa à deux reprises (</w:t>
       </w:r>
-      <w:hyperlink r:id="rId56">
-        <w:r>
-          <w:rPr>
-            <w:lang w:val="fr_FR" w:bidi="fr_FR"/>
-          </w:rPr>
-          <w:rPr>
-            <w:color w:val="0000EE"/>
-            <w:u w:val="single"/>
-          </w:rPr>
-          <w:t>2S 16.10–13</w:t>
-        </w:r>
-      </w:hyperlink>
-      <w:r>
-        <w:rPr>
-          <w:lang w:val="fr_FR" w:bidi="fr_FR"/>
-        </w:rPr>
-        <w:t xml:space="preserve"> ; </w:t>
-      </w:r>
-      <w:hyperlink r:id="rId57">
-        <w:r>
-          <w:rPr>
-            <w:lang w:val="fr_FR" w:bidi="fr_FR"/>
-          </w:rPr>
-          <w:rPr>
-            <w:color w:val="0000EE"/>
-            <w:u w:val="single"/>
-          </w:rPr>
-          <w:t>19.18–23</w:t>
-        </w:r>
-      </w:hyperlink>
+      <w:r>
+        <w:rPr>
+          <w:lang w:val="fr_FR" w:bidi="fr_FR"/>
+        </w:rPr>
+        <w:t>2S 16.10–13</w:t>
+      </w:r>
+      <w:r>
+        <w:rPr>
+          <w:lang w:val="fr_FR" w:bidi="fr_FR"/>
+        </w:rPr>
+        <w:t xml:space="preserve"> ; </w:t>
+      </w:r>
+      <w:r>
+        <w:rPr>
+          <w:lang w:val="fr_FR" w:bidi="fr_FR"/>
+        </w:rPr>
+        <w:t>19.18–23</w:t>
+      </w:r>
       <w:r>
         <w:rPr>
           <w:lang w:val="fr_FR" w:bidi="fr_FR"/>
         </w:rPr>
         <w:t>). Le désir de vengeance d'Abischaï s’était déjà manifesté auparavant : après qu’Abner, le général de Saül, eut tué son frère Asaël en légitime défense, Abischaï et Joab l’assassinèrent pour le venger (</w:t>
       </w:r>
-      <w:hyperlink r:id="rId58">
-        <w:r>
-          <w:rPr>
-            <w:lang w:val="fr_FR" w:bidi="fr_FR"/>
-          </w:rPr>
-          <w:rPr>
-            <w:color w:val="0000EE"/>
-            <w:u w:val="single"/>
-          </w:rPr>
-          <w:t>2S 3.22–30</w:t>
-        </w:r>
-      </w:hyperlink>
+      <w:r>
+        <w:rPr>
+          <w:lang w:val="fr_FR" w:bidi="fr_FR"/>
+        </w:rPr>
+        <w:t>2S 3.22–30</w:t>
+      </w:r>
       <w:r>
         <w:rPr>
           <w:lang w:val="fr_FR" w:bidi="fr_FR"/>
@@ -1401,90 +1101,60 @@
         </w:rPr>
         <w:t>Abischaï se distinguait par son courage et son habileté au combat. Il tua trois cents soldats en une seule bataille, exploit qui lui valut de devenir le chef des trois, une élite de guerriers d’exception, se plaçant juste en dessous des légendaires trois premiers (</w:t>
       </w:r>
-      <w:hyperlink r:id="rId59">
-        <w:r>
-          <w:rPr>
-            <w:lang w:val="fr_FR" w:bidi="fr_FR"/>
-          </w:rPr>
-          <w:rPr>
-            <w:color w:val="0000EE"/>
-            <w:u w:val="single"/>
-          </w:rPr>
-          <w:t>1Ch 11.20–21</w:t>
-        </w:r>
-      </w:hyperlink>
+      <w:r>
+        <w:rPr>
+          <w:lang w:val="fr_FR" w:bidi="fr_FR"/>
+        </w:rPr>
+        <w:t>1Ch 11.20–21</w:t>
+      </w:r>
       <w:r>
         <w:rPr>
           <w:lang w:val="fr_FR" w:bidi="fr_FR"/>
         </w:rPr>
         <w:t>). Abischaï a également remporté une grande victoire sur les Édomites (</w:t>
       </w:r>
-      <w:hyperlink r:id="rId60">
-        <w:r>
-          <w:rPr>
-            <w:lang w:val="fr_FR" w:bidi="fr_FR"/>
-          </w:rPr>
-          <w:rPr>
-            <w:color w:val="0000EE"/>
-            <w:u w:val="single"/>
-          </w:rPr>
-          <w:t>1Ch 18.12–13</w:t>
-        </w:r>
-      </w:hyperlink>
+      <w:r>
+        <w:rPr>
+          <w:lang w:val="fr_FR" w:bidi="fr_FR"/>
+        </w:rPr>
+        <w:t>1Ch 18.12–13</w:t>
+      </w:r>
       <w:r>
         <w:rPr>
           <w:lang w:val="fr_FR" w:bidi="fr_FR"/>
         </w:rPr>
         <w:t>). Lors d’un affrontement contre les Philistins, il sauva la vie de David en terrassant le géant Jischbi-Benob (</w:t>
       </w:r>
-      <w:hyperlink r:id="rId61">
-        <w:r>
-          <w:rPr>
-            <w:lang w:val="fr_FR" w:bidi="fr_FR"/>
-          </w:rPr>
-          <w:rPr>
-            <w:color w:val="0000EE"/>
-            <w:u w:val="single"/>
-          </w:rPr>
-          <w:t>2S 21.15–17</w:t>
-        </w:r>
-      </w:hyperlink>
+      <w:r>
+        <w:rPr>
+          <w:lang w:val="fr_FR" w:bidi="fr_FR"/>
+        </w:rPr>
+        <w:t>2S 21.15–17</w:t>
+      </w:r>
       <w:r>
         <w:rPr>
           <w:lang w:val="fr_FR" w:bidi="fr_FR"/>
         </w:rPr>
         <w:t>). Chef respecté, il mena l’armée à plusieurs reprises et, lors d’une campagne militaire, commanda une division tandis que son frère Joab dirigeait l’autre (</w:t>
       </w:r>
-      <w:hyperlink r:id="rId62">
-        <w:r>
-          <w:rPr>
-            <w:lang w:val="fr_FR" w:bidi="fr_FR"/>
-          </w:rPr>
-          <w:rPr>
-            <w:color w:val="0000EE"/>
-            <w:u w:val="single"/>
-          </w:rPr>
-          <w:t>2S 10.1–19</w:t>
-        </w:r>
-      </w:hyperlink>
-      <w:r>
-        <w:rPr>
-          <w:lang w:val="fr_FR" w:bidi="fr_FR"/>
-        </w:rPr>
-        <w:t xml:space="preserve"> ; </w:t>
-      </w:r>
-      <w:hyperlink r:id="rId63">
-        <w:r>
-          <w:rPr>
-            <w:lang w:val="fr_FR" w:bidi="fr_FR"/>
-          </w:rPr>
-          <w:rPr>
-            <w:color w:val="0000EE"/>
-            <w:u w:val="single"/>
-          </w:rPr>
-          <w:t>18.1–18</w:t>
-        </w:r>
-      </w:hyperlink>
+      <w:r>
+        <w:rPr>
+          <w:lang w:val="fr_FR" w:bidi="fr_FR"/>
+        </w:rPr>
+        <w:t>2S 10.1–19</w:t>
+      </w:r>
+      <w:r>
+        <w:rPr>
+          <w:lang w:val="fr_FR" w:bidi="fr_FR"/>
+        </w:rPr>
+        <w:t xml:space="preserve"> ; </w:t>
+      </w:r>
+      <w:r>
+        <w:rPr>
+          <w:lang w:val="fr_FR" w:bidi="fr_FR"/>
+        </w:rPr>
+        <w:t>18.1–18</w:t>
+      </w:r>
       <w:r>
         <w:rPr>
           <w:lang w:val="fr_FR" w:bidi="fr_FR"/>
@@ -1528,270 +1198,180 @@
           <w:lang w:val="fr_FR" w:bidi="fr_FR"/>
         </w:rPr>
       </w:r>
-      <w:hyperlink r:id="rId64">
-        <w:r>
-          <w:rPr>
-            <w:lang w:val="fr_FR" w:bidi="fr_FR"/>
-          </w:rPr>
-          <w:rPr>
-            <w:color w:val="0000EE"/>
-            <w:u w:val="single"/>
-          </w:rPr>
-          <w:t>1 Samuel 26.6–12</w:t>
-        </w:r>
-      </w:hyperlink>
-      <w:r>
-        <w:rPr>
-          <w:lang w:val="fr_FR" w:bidi="fr_FR"/>
-        </w:rPr>
-        <w:t xml:space="preserve"> ; </w:t>
-      </w:r>
-      <w:hyperlink r:id="rId65">
-        <w:r>
-          <w:rPr>
-            <w:lang w:val="fr_FR" w:bidi="fr_FR"/>
-          </w:rPr>
-          <w:rPr>
-            <w:color w:val="0000EE"/>
-            <w:u w:val="single"/>
-          </w:rPr>
-          <w:t>2 Samuel 2.18</w:t>
-        </w:r>
-      </w:hyperlink>
-      <w:r>
-        <w:rPr>
-          <w:lang w:val="fr_FR" w:bidi="fr_FR"/>
-        </w:rPr>
-        <w:t xml:space="preserve"> ; </w:t>
-      </w:r>
-      <w:hyperlink r:id="rId66">
-        <w:r>
-          <w:rPr>
-            <w:lang w:val="fr_FR" w:bidi="fr_FR"/>
-          </w:rPr>
-          <w:rPr>
-            <w:color w:val="0000EE"/>
-            <w:u w:val="single"/>
-          </w:rPr>
-          <w:t>3.30</w:t>
-        </w:r>
-      </w:hyperlink>
+      <w:r>
+        <w:rPr>
+          <w:lang w:val="fr_FR" w:bidi="fr_FR"/>
+        </w:rPr>
+        <w:t>1 Samuel 26.6–12</w:t>
+      </w:r>
+      <w:r>
+        <w:rPr>
+          <w:lang w:val="fr_FR" w:bidi="fr_FR"/>
+        </w:rPr>
+        <w:t xml:space="preserve"> ; </w:t>
+      </w:r>
+      <w:r>
+        <w:rPr>
+          <w:lang w:val="fr_FR" w:bidi="fr_FR"/>
+        </w:rPr>
+        <w:t>2 Samuel 2.18</w:t>
+      </w:r>
+      <w:r>
+        <w:rPr>
+          <w:lang w:val="fr_FR" w:bidi="fr_FR"/>
+        </w:rPr>
+        <w:t xml:space="preserve"> ; </w:t>
+      </w:r>
+      <w:r>
+        <w:rPr>
+          <w:lang w:val="fr_FR" w:bidi="fr_FR"/>
+        </w:rPr>
+        <w:t>3.30</w:t>
+      </w:r>
       <w:r>
         <w:rPr>
           <w:lang w:val="fr_FR" w:bidi="fr_FR"/>
         </w:rPr>
         <w:t xml:space="preserve">, </w:t>
       </w:r>
-      <w:hyperlink r:id="rId67">
-        <w:r>
-          <w:rPr>
-            <w:lang w:val="fr_FR" w:bidi="fr_FR"/>
-          </w:rPr>
-          <w:rPr>
-            <w:color w:val="0000EE"/>
-            <w:u w:val="single"/>
-          </w:rPr>
-          <w:t>39</w:t>
-        </w:r>
-      </w:hyperlink>
-      <w:r>
-        <w:rPr>
-          <w:lang w:val="fr_FR" w:bidi="fr_FR"/>
-        </w:rPr>
-        <w:t xml:space="preserve"> ; </w:t>
-      </w:r>
-      <w:hyperlink r:id="rId68">
-        <w:r>
-          <w:rPr>
-            <w:lang w:val="fr_FR" w:bidi="fr_FR"/>
-          </w:rPr>
-          <w:rPr>
-            <w:color w:val="0000EE"/>
-            <w:u w:val="single"/>
-          </w:rPr>
-          <w:t>10.10–14</w:t>
-        </w:r>
-      </w:hyperlink>
-      <w:r>
-        <w:rPr>
-          <w:lang w:val="fr_FR" w:bidi="fr_FR"/>
-        </w:rPr>
-        <w:t xml:space="preserve"> ; </w:t>
-      </w:r>
-      <w:hyperlink r:id="rId69">
-        <w:r>
-          <w:rPr>
-            <w:lang w:val="fr_FR" w:bidi="fr_FR"/>
-          </w:rPr>
-          <w:rPr>
-            <w:color w:val="0000EE"/>
-            <w:u w:val="single"/>
-          </w:rPr>
-          <w:t>16.9–12</w:t>
-        </w:r>
-      </w:hyperlink>
-      <w:r>
-        <w:rPr>
-          <w:lang w:val="fr_FR" w:bidi="fr_FR"/>
-        </w:rPr>
-        <w:t xml:space="preserve"> ; </w:t>
-      </w:r>
-      <w:hyperlink r:id="rId70">
-        <w:r>
-          <w:rPr>
-            <w:lang w:val="fr_FR" w:bidi="fr_FR"/>
-          </w:rPr>
-          <w:rPr>
-            <w:color w:val="0000EE"/>
-            <w:u w:val="single"/>
-          </w:rPr>
-          <w:t>18.1–8</w:t>
-        </w:r>
-      </w:hyperlink>
-      <w:r>
-        <w:rPr>
-          <w:lang w:val="fr_FR" w:bidi="fr_FR"/>
-        </w:rPr>
-        <w:t xml:space="preserve"> ; </w:t>
-      </w:r>
-      <w:hyperlink r:id="rId71">
-        <w:r>
-          <w:rPr>
-            <w:lang w:val="fr_FR" w:bidi="fr_FR"/>
-          </w:rPr>
-          <w:rPr>
-            <w:color w:val="0000EE"/>
-            <w:u w:val="single"/>
-          </w:rPr>
-          <w:t>19.21–23</w:t>
-        </w:r>
-      </w:hyperlink>
-      <w:r>
-        <w:rPr>
-          <w:lang w:val="fr_FR" w:bidi="fr_FR"/>
-        </w:rPr>
-        <w:t xml:space="preserve"> ; </w:t>
-      </w:r>
-      <w:hyperlink r:id="rId72">
-        <w:r>
-          <w:rPr>
-            <w:lang w:val="fr_FR" w:bidi="fr_FR"/>
-          </w:rPr>
-          <w:rPr>
-            <w:color w:val="0000EE"/>
-            <w:u w:val="single"/>
-          </w:rPr>
-          <w:t>20.6–10</w:t>
-        </w:r>
-      </w:hyperlink>
-      <w:r>
-        <w:rPr>
-          <w:lang w:val="fr_FR" w:bidi="fr_FR"/>
-        </w:rPr>
-        <w:t xml:space="preserve"> ; </w:t>
-      </w:r>
-      <w:hyperlink r:id="rId73">
-        <w:r>
-          <w:rPr>
-            <w:lang w:val="fr_FR" w:bidi="fr_FR"/>
-          </w:rPr>
-          <w:rPr>
-            <w:color w:val="0000EE"/>
-            <w:u w:val="single"/>
-          </w:rPr>
-          <w:t>21.17</w:t>
-        </w:r>
-      </w:hyperlink>
-      <w:r>
-        <w:rPr>
-          <w:lang w:val="fr_FR" w:bidi="fr_FR"/>
-        </w:rPr>
-        <w:t xml:space="preserve"> ; </w:t>
-      </w:r>
-      <w:hyperlink r:id="rId74">
-        <w:r>
-          <w:rPr>
-            <w:lang w:val="fr_FR" w:bidi="fr_FR"/>
-          </w:rPr>
-          <w:rPr>
-            <w:color w:val="0000EE"/>
-            <w:u w:val="single"/>
-          </w:rPr>
-          <w:t xml:space="preserve">23.18–19 </w:t>
-        </w:r>
-      </w:hyperlink>
-      <w:r>
-        <w:rPr>
-          <w:lang w:val="fr_FR" w:bidi="fr_FR"/>
-        </w:rPr>
-        <w:t xml:space="preserve"> ; </w:t>
-      </w:r>
-      <w:hyperlink r:id="rId75">
-        <w:r>
-          <w:rPr>
-            <w:lang w:val="fr_FR" w:bidi="fr_FR"/>
-          </w:rPr>
-          <w:rPr>
-            <w:color w:val="0000EE"/>
-            <w:u w:val="single"/>
-          </w:rPr>
-          <w:t>1 Chroniques 2.16</w:t>
-        </w:r>
-      </w:hyperlink>
-      <w:r>
-        <w:rPr>
-          <w:lang w:val="fr_FR" w:bidi="fr_FR"/>
-        </w:rPr>
-        <w:t xml:space="preserve"> ; </w:t>
-      </w:r>
-      <w:hyperlink r:id="rId59">
-        <w:r>
-          <w:rPr>
-            <w:lang w:val="fr_FR" w:bidi="fr_FR"/>
-          </w:rPr>
-          <w:rPr>
-            <w:color w:val="0000EE"/>
-            <w:u w:val="single"/>
-          </w:rPr>
-          <w:t>11.20–21</w:t>
-        </w:r>
-      </w:hyperlink>
-      <w:r>
-        <w:rPr>
-          <w:lang w:val="fr_FR" w:bidi="fr_FR"/>
-        </w:rPr>
-        <w:t xml:space="preserve"> ; </w:t>
-      </w:r>
-      <w:hyperlink r:id="rId60">
-        <w:r>
-          <w:rPr>
-            <w:lang w:val="fr_FR" w:bidi="fr_FR"/>
-          </w:rPr>
-          <w:rPr>
-            <w:color w:val="0000EE"/>
-            <w:u w:val="single"/>
-          </w:rPr>
-          <w:t>18.12–13</w:t>
-        </w:r>
-      </w:hyperlink>
-      <w:r>
-        <w:rPr>
-          <w:lang w:val="fr_FR" w:bidi="fr_FR"/>
-        </w:rPr>
-        <w:t xml:space="preserve"> ; </w:t>
-      </w:r>
-      <w:hyperlink r:id="rId76">
-        <w:r>
-          <w:rPr>
-            <w:lang w:val="fr_FR" w:bidi="fr_FR"/>
-          </w:rPr>
-          <w:rPr>
-            <w:color w:val="0000EE"/>
-            <w:u w:val="single"/>
-          </w:rPr>
-          <w:t>19.11–15</w:t>
-        </w:r>
-      </w:hyperlink>
+      <w:r>
+        <w:rPr>
+          <w:lang w:val="fr_FR" w:bidi="fr_FR"/>
+        </w:rPr>
+        <w:t>39</w:t>
+      </w:r>
+      <w:r>
+        <w:rPr>
+          <w:lang w:val="fr_FR" w:bidi="fr_FR"/>
+        </w:rPr>
+        <w:t xml:space="preserve"> ; </w:t>
+      </w:r>
+      <w:r>
+        <w:rPr>
+          <w:lang w:val="fr_FR" w:bidi="fr_FR"/>
+        </w:rPr>
+        <w:t>10.10–14</w:t>
+      </w:r>
+      <w:r>
+        <w:rPr>
+          <w:lang w:val="fr_FR" w:bidi="fr_FR"/>
+        </w:rPr>
+        <w:t xml:space="preserve"> ; </w:t>
+      </w:r>
+      <w:r>
+        <w:rPr>
+          <w:lang w:val="fr_FR" w:bidi="fr_FR"/>
+        </w:rPr>
+        <w:t>16.9–12</w:t>
+      </w:r>
+      <w:r>
+        <w:rPr>
+          <w:lang w:val="fr_FR" w:bidi="fr_FR"/>
+        </w:rPr>
+        <w:t xml:space="preserve"> ; </w:t>
+      </w:r>
+      <w:r>
+        <w:rPr>
+          <w:lang w:val="fr_FR" w:bidi="fr_FR"/>
+        </w:rPr>
+        <w:t>18.1–8</w:t>
+      </w:r>
+      <w:r>
+        <w:rPr>
+          <w:lang w:val="fr_FR" w:bidi="fr_FR"/>
+        </w:rPr>
+        <w:t xml:space="preserve"> ; </w:t>
+      </w:r>
+      <w:r>
+        <w:rPr>
+          <w:lang w:val="fr_FR" w:bidi="fr_FR"/>
+        </w:rPr>
+        <w:t>19.21–23</w:t>
+      </w:r>
+      <w:r>
+        <w:rPr>
+          <w:lang w:val="fr_FR" w:bidi="fr_FR"/>
+        </w:rPr>
+        <w:t xml:space="preserve"> ; </w:t>
+      </w:r>
+      <w:r>
+        <w:rPr>
+          <w:lang w:val="fr_FR" w:bidi="fr_FR"/>
+        </w:rPr>
+        <w:t>20.6–10</w:t>
+      </w:r>
+      <w:r>
+        <w:rPr>
+          <w:lang w:val="fr_FR" w:bidi="fr_FR"/>
+        </w:rPr>
+        <w:t xml:space="preserve"> ; </w:t>
+      </w:r>
+      <w:r>
+        <w:rPr>
+          <w:lang w:val="fr_FR" w:bidi="fr_FR"/>
+        </w:rPr>
+        <w:t>21.17</w:t>
+      </w:r>
+      <w:r>
+        <w:rPr>
+          <w:lang w:val="fr_FR" w:bidi="fr_FR"/>
+        </w:rPr>
+        <w:t xml:space="preserve"> ; </w:t>
+      </w:r>
+      <w:r>
+        <w:rPr>
+          <w:lang w:val="fr_FR" w:bidi="fr_FR"/>
+        </w:rPr>
+        <w:t xml:space="preserve">23.18–19 </w:t>
+      </w:r>
+      <w:r>
+        <w:rPr>
+          <w:lang w:val="fr_FR" w:bidi="fr_FR"/>
+        </w:rPr>
+        <w:t xml:space="preserve"> ; </w:t>
+      </w:r>
+      <w:r>
+        <w:rPr>
+          <w:lang w:val="fr_FR" w:bidi="fr_FR"/>
+        </w:rPr>
+        <w:t>1 Chroniques 2.16</w:t>
+      </w:r>
+      <w:r>
+        <w:rPr>
+          <w:lang w:val="fr_FR" w:bidi="fr_FR"/>
+        </w:rPr>
+        <w:t xml:space="preserve"> ; </w:t>
+      </w:r>
+      <w:r>
+        <w:rPr>
+          <w:lang w:val="fr_FR" w:bidi="fr_FR"/>
+        </w:rPr>
+        <w:t>11.20–21</w:t>
+      </w:r>
+      <w:r>
+        <w:rPr>
+          <w:lang w:val="fr_FR" w:bidi="fr_FR"/>
+        </w:rPr>
+        <w:t xml:space="preserve"> ; </w:t>
+      </w:r>
+      <w:r>
+        <w:rPr>
+          <w:lang w:val="fr_FR" w:bidi="fr_FR"/>
+        </w:rPr>
+        <w:t>18.12–13</w:t>
+      </w:r>
+      <w:r>
+        <w:rPr>
+          <w:lang w:val="fr_FR" w:bidi="fr_FR"/>
+        </w:rPr>
+        <w:t xml:space="preserve"> ; </w:t>
+      </w:r>
+      <w:r>
+        <w:rPr>
+          <w:lang w:val="fr_FR" w:bidi="fr_FR"/>
+        </w:rPr>
+        <w:t>19.11–15</w:t>
+      </w:r>
       <w:r>
         <w:rPr>
           <w:lang w:val="fr_FR" w:bidi="fr_FR"/>
@@ -1840,54 +1420,36 @@
         </w:rPr>
         <w:t>Abner, fils de Ner, était le cousin du roi Saül et son général (</w:t>
       </w:r>
-      <w:hyperlink r:id="rId77">
-        <w:r>
-          <w:rPr>
-            <w:lang w:val="fr_FR" w:bidi="fr_FR"/>
-          </w:rPr>
-          <w:rPr>
-            <w:color w:val="0000EE"/>
-            <w:u w:val="single"/>
-          </w:rPr>
-          <w:t>1S 14.49–52</w:t>
-        </w:r>
-      </w:hyperlink>
+      <w:r>
+        <w:rPr>
+          <w:lang w:val="fr_FR" w:bidi="fr_FR"/>
+        </w:rPr>
+        <w:t>1S 14.49–52</w:t>
+      </w:r>
       <w:r>
         <w:rPr>
           <w:lang w:val="fr_FR" w:bidi="fr_FR"/>
         </w:rPr>
         <w:t>). Sous son commandement, les armées de Saül remportèrent des victoires décisives contre les Philistins (</w:t>
       </w:r>
-      <w:hyperlink r:id="rId78">
-        <w:r>
-          <w:rPr>
-            <w:lang w:val="fr_FR" w:bidi="fr_FR"/>
-          </w:rPr>
-          <w:rPr>
-            <w:color w:val="0000EE"/>
-            <w:u w:val="single"/>
-          </w:rPr>
-          <w:t>1S 17.1–58</w:t>
-        </w:r>
-      </w:hyperlink>
+      <w:r>
+        <w:rPr>
+          <w:lang w:val="fr_FR" w:bidi="fr_FR"/>
+        </w:rPr>
+        <w:t>1S 17.1–58</w:t>
+      </w:r>
       <w:r>
         <w:rPr>
           <w:lang w:val="fr_FR" w:bidi="fr_FR"/>
         </w:rPr>
         <w:t>). Il partagea même, lors d’un repas à la cour, la table avec David et Jonathan (</w:t>
       </w:r>
-      <w:hyperlink r:id="rId79">
-        <w:r>
-          <w:rPr>
-            <w:lang w:val="fr_FR" w:bidi="fr_FR"/>
-          </w:rPr>
-          <w:rPr>
-            <w:color w:val="0000EE"/>
-            <w:u w:val="single"/>
-          </w:rPr>
-          <w:t>1S 20.24–25</w:t>
-        </w:r>
-      </w:hyperlink>
+      <w:r>
+        <w:rPr>
+          <w:lang w:val="fr_FR" w:bidi="fr_FR"/>
+        </w:rPr>
+        <w:t>1S 20.24–25</w:t>
+      </w:r>
       <w:r>
         <w:rPr>
           <w:lang w:val="fr_FR" w:bidi="fr_FR"/>
@@ -1908,18 +1470,12 @@
         </w:rPr>
         <w:t>Un épisode marquant fut celui où David embarrassa Abner (</w:t>
       </w:r>
-      <w:hyperlink r:id="rId80">
-        <w:r>
-          <w:rPr>
-            <w:lang w:val="fr_FR" w:bidi="fr_FR"/>
-          </w:rPr>
-          <w:rPr>
-            <w:color w:val="0000EE"/>
-            <w:u w:val="single"/>
-          </w:rPr>
-          <w:t>1S 26.1–25</w:t>
-        </w:r>
-      </w:hyperlink>
+      <w:r>
+        <w:rPr>
+          <w:lang w:val="fr_FR" w:bidi="fr_FR"/>
+        </w:rPr>
+        <w:t>1S 26.1–25</w:t>
+      </w:r>
       <w:r>
         <w:rPr>
           <w:lang w:val="fr_FR" w:bidi="fr_FR"/>
@@ -1952,18 +1508,12 @@
         </w:rPr>
         <w:t>, le fils de Saül (</w:t>
       </w:r>
-      <w:hyperlink r:id="rId81">
-        <w:r>
-          <w:rPr>
-            <w:lang w:val="fr_FR" w:bidi="fr_FR"/>
-          </w:rPr>
-          <w:rPr>
-            <w:color w:val="0000EE"/>
-            <w:u w:val="single"/>
-          </w:rPr>
-          <w:t>2S 2.8–12</w:t>
-        </w:r>
-      </w:hyperlink>
+      <w:r>
+        <w:rPr>
+          <w:lang w:val="fr_FR" w:bidi="fr_FR"/>
+        </w:rPr>
+        <w:t>2S 2.8–12</w:t>
+      </w:r>
       <w:r>
         <w:rPr>
           <w:lang w:val="fr_FR" w:bidi="fr_FR"/>
@@ -1982,18 +1532,12 @@
         </w:rPr>
         <w:t>l’accusa d’avoir entretenu des relations avec l’une des concubines de Saül, Abner décida de remettre le contrôle du royaume du nord entre les mains de David, précipitant ainsi la chute d’Isch-Boscheth, qui fut bientôt assassiné (</w:t>
       </w:r>
-      <w:hyperlink r:id="rId82">
-        <w:r>
-          <w:rPr>
-            <w:lang w:val="fr_FR" w:bidi="fr_FR"/>
-          </w:rPr>
-          <w:rPr>
-            <w:color w:val="0000EE"/>
-            <w:u w:val="single"/>
-          </w:rPr>
-          <w:t>2S 4.1–12</w:t>
-        </w:r>
-      </w:hyperlink>
+      <w:r>
+        <w:rPr>
+          <w:lang w:val="fr_FR" w:bidi="fr_FR"/>
+        </w:rPr>
+        <w:t>2S 4.1–12</w:t>
+      </w:r>
       <w:r>
         <w:rPr>
           <w:lang w:val="fr_FR" w:bidi="fr_FR"/>
@@ -2014,90 +1558,60 @@
         </w:rPr>
         <w:t>Lors d’un affrontement entre les forces d’Isch-Boscheth et celles de David, Abner fut contraint, en légitime défense, d’abattre Asaël, le frère de Joab. Il ne voulait pas tuer Asaël, et lui avait demandé à plusieurs reprises de faire demi-tour (</w:t>
       </w:r>
-      <w:hyperlink r:id="rId83">
-        <w:r>
-          <w:rPr>
-            <w:lang w:val="fr_FR" w:bidi="fr_FR"/>
-          </w:rPr>
-          <w:rPr>
-            <w:color w:val="0000EE"/>
-            <w:u w:val="single"/>
-          </w:rPr>
-          <w:t>2S 2.18–32</w:t>
-        </w:r>
-      </w:hyperlink>
+      <w:r>
+        <w:rPr>
+          <w:lang w:val="fr_FR" w:bidi="fr_FR"/>
+        </w:rPr>
+        <w:t>2S 2.18–32</w:t>
+      </w:r>
       <w:r>
         <w:rPr>
           <w:lang w:val="fr_FR" w:bidi="fr_FR"/>
         </w:rPr>
         <w:t>). Plus tard, mû par un désir de vengeance soigneusement orchestré, Joab assassina Abner (</w:t>
       </w:r>
-      <w:hyperlink r:id="rId58">
-        <w:r>
-          <w:rPr>
-            <w:lang w:val="fr_FR" w:bidi="fr_FR"/>
-          </w:rPr>
-          <w:rPr>
-            <w:color w:val="0000EE"/>
-            <w:u w:val="single"/>
-          </w:rPr>
-          <w:t>2S 3.22–30</w:t>
-        </w:r>
-      </w:hyperlink>
+      <w:r>
+        <w:rPr>
+          <w:lang w:val="fr_FR" w:bidi="fr_FR"/>
+        </w:rPr>
+        <w:t>2S 3.22–30</w:t>
+      </w:r>
       <w:r>
         <w:rPr>
           <w:lang w:val="fr_FR" w:bidi="fr_FR"/>
         </w:rPr>
         <w:t xml:space="preserve">), une action que David ne put empêcher (voir </w:t>
       </w:r>
-      <w:hyperlink r:id="rId84">
-        <w:r>
-          <w:rPr>
-            <w:lang w:val="fr_FR" w:bidi="fr_FR"/>
-          </w:rPr>
-          <w:rPr>
-            <w:color w:val="0000EE"/>
-            <w:u w:val="single"/>
-          </w:rPr>
-          <w:t>2S 3.38–39</w:t>
-        </w:r>
-      </w:hyperlink>
+      <w:r>
+        <w:rPr>
+          <w:lang w:val="fr_FR" w:bidi="fr_FR"/>
+        </w:rPr>
+        <w:t>2S 3.38–39</w:t>
+      </w:r>
       <w:r>
         <w:rPr>
           <w:lang w:val="fr_FR" w:bidi="fr_FR"/>
         </w:rPr>
         <w:t>). Pour honorer la mémoire d’Abner, David lui rendit un vibrant hommage à travers une oraison funèbre (un discours de louange commémorant sa vie et ses réalisations), institua un deuil public et célébra des funérailles nationales (</w:t>
       </w:r>
-      <w:hyperlink r:id="rId85">
-        <w:r>
-          <w:rPr>
-            <w:lang w:val="fr_FR" w:bidi="fr_FR"/>
-          </w:rPr>
-          <w:rPr>
-            <w:color w:val="0000EE"/>
-            <w:u w:val="single"/>
-          </w:rPr>
-          <w:t>2S 3.31–37</w:t>
-        </w:r>
-      </w:hyperlink>
+      <w:r>
+        <w:rPr>
+          <w:lang w:val="fr_FR" w:bidi="fr_FR"/>
+        </w:rPr>
+        <w:t>2S 3.31–37</w:t>
+      </w:r>
       <w:r>
         <w:rPr>
           <w:lang w:val="fr_FR" w:bidi="fr_FR"/>
         </w:rPr>
         <w:t>). Par la suite, David n’oublia pas ces événements douloureux et s’assura que Joab fut finalement puni pour cet assassinat (</w:t>
       </w:r>
-      <w:hyperlink r:id="rId86">
-        <w:r>
-          <w:rPr>
-            <w:lang w:val="fr_FR" w:bidi="fr_FR"/>
-          </w:rPr>
-          <w:rPr>
-            <w:color w:val="0000EE"/>
-            <w:u w:val="single"/>
-          </w:rPr>
-          <w:t>1R 2.5–6</w:t>
-        </w:r>
-      </w:hyperlink>
+      <w:r>
+        <w:rPr>
+          <w:lang w:val="fr_FR" w:bidi="fr_FR"/>
+        </w:rPr>
+        <w:t>1R 2.5–6</w:t>
+      </w:r>
       <w:r>
         <w:rPr>
           <w:lang w:val="fr_FR" w:bidi="fr_FR"/>
@@ -2127,126 +1641,84 @@
           <w:lang w:val="fr_FR" w:bidi="fr_FR"/>
         </w:rPr>
       </w:r>
-      <w:hyperlink r:id="rId77">
-        <w:r>
-          <w:rPr>
-            <w:lang w:val="fr_FR" w:bidi="fr_FR"/>
-          </w:rPr>
-          <w:rPr>
-            <w:color w:val="0000EE"/>
-            <w:u w:val="single"/>
-          </w:rPr>
-          <w:t>1 Samuel 14.49–52</w:t>
-        </w:r>
-      </w:hyperlink>
-      <w:r>
-        <w:rPr>
-          <w:lang w:val="fr_FR" w:bidi="fr_FR"/>
-        </w:rPr>
-        <w:t xml:space="preserve"> ; </w:t>
-      </w:r>
-      <w:hyperlink r:id="rId87">
-        <w:r>
-          <w:rPr>
-            <w:lang w:val="fr_FR" w:bidi="fr_FR"/>
-          </w:rPr>
-          <w:rPr>
-            <w:color w:val="0000EE"/>
-            <w:u w:val="single"/>
-          </w:rPr>
-          <w:t>17.55–58</w:t>
-        </w:r>
-      </w:hyperlink>
-      <w:r>
-        <w:rPr>
-          <w:lang w:val="fr_FR" w:bidi="fr_FR"/>
-        </w:rPr>
-        <w:t xml:space="preserve"> ; </w:t>
-      </w:r>
-      <w:hyperlink r:id="rId88">
-        <w:r>
-          <w:rPr>
-            <w:lang w:val="fr_FR" w:bidi="fr_FR"/>
-          </w:rPr>
-          <w:rPr>
-            <w:color w:val="0000EE"/>
-            <w:u w:val="single"/>
-          </w:rPr>
-          <w:t>26.5–16</w:t>
-        </w:r>
-      </w:hyperlink>
-      <w:r>
-        <w:rPr>
-          <w:lang w:val="fr_FR" w:bidi="fr_FR"/>
-        </w:rPr>
-        <w:t xml:space="preserve"> ; </w:t>
-      </w:r>
-      <w:hyperlink r:id="rId89">
-        <w:r>
-          <w:rPr>
-            <w:lang w:val="fr_FR" w:bidi="fr_FR"/>
-          </w:rPr>
-          <w:rPr>
-            <w:color w:val="0000EE"/>
-            <w:u w:val="single"/>
-          </w:rPr>
-          <w:t>2 Samuel 2.8–29</w:t>
-        </w:r>
-      </w:hyperlink>
-      <w:r>
-        <w:rPr>
-          <w:lang w:val="fr_FR" w:bidi="fr_FR"/>
-        </w:rPr>
-        <w:t xml:space="preserve"> ; </w:t>
-      </w:r>
-      <w:hyperlink r:id="rId90">
-        <w:r>
-          <w:rPr>
-            <w:lang w:val="fr_FR" w:bidi="fr_FR"/>
-          </w:rPr>
-          <w:rPr>
-            <w:color w:val="0000EE"/>
-            <w:u w:val="single"/>
-          </w:rPr>
-          <w:t>3.6–39</w:t>
-        </w:r>
-      </w:hyperlink>
-      <w:r>
-        <w:rPr>
-          <w:lang w:val="fr_FR" w:bidi="fr_FR"/>
-        </w:rPr>
-        <w:t xml:space="preserve"> ; </w:t>
-      </w:r>
-      <w:hyperlink r:id="rId91">
-        <w:r>
-          <w:rPr>
-            <w:lang w:val="fr_FR" w:bidi="fr_FR"/>
-          </w:rPr>
-          <w:rPr>
-            <w:color w:val="0000EE"/>
-            <w:u w:val="single"/>
-          </w:rPr>
-          <w:t>1 Rois 2.5</w:t>
-        </w:r>
-      </w:hyperlink>
+      <w:r>
+        <w:rPr>
+          <w:lang w:val="fr_FR" w:bidi="fr_FR"/>
+        </w:rPr>
+        <w:t>1 Samuel 14.49–52</w:t>
+      </w:r>
+      <w:r>
+        <w:rPr>
+          <w:lang w:val="fr_FR" w:bidi="fr_FR"/>
+        </w:rPr>
+        <w:t xml:space="preserve"> ; </w:t>
+      </w:r>
+      <w:r>
+        <w:rPr>
+          <w:lang w:val="fr_FR" w:bidi="fr_FR"/>
+        </w:rPr>
+        <w:t>17.55–58</w:t>
+      </w:r>
+      <w:r>
+        <w:rPr>
+          <w:lang w:val="fr_FR" w:bidi="fr_FR"/>
+        </w:rPr>
+        <w:t xml:space="preserve"> ; </w:t>
+      </w:r>
+      <w:r>
+        <w:rPr>
+          <w:lang w:val="fr_FR" w:bidi="fr_FR"/>
+        </w:rPr>
+        <w:t>26.5–16</w:t>
+      </w:r>
+      <w:r>
+        <w:rPr>
+          <w:lang w:val="fr_FR" w:bidi="fr_FR"/>
+        </w:rPr>
+        <w:t xml:space="preserve"> ; </w:t>
+      </w:r>
+      <w:r>
+        <w:rPr>
+          <w:lang w:val="fr_FR" w:bidi="fr_FR"/>
+        </w:rPr>
+        <w:t>2 Samuel 2.8–29</w:t>
+      </w:r>
+      <w:r>
+        <w:rPr>
+          <w:lang w:val="fr_FR" w:bidi="fr_FR"/>
+        </w:rPr>
+        <w:t xml:space="preserve"> ; </w:t>
+      </w:r>
+      <w:r>
+        <w:rPr>
+          <w:lang w:val="fr_FR" w:bidi="fr_FR"/>
+        </w:rPr>
+        <w:t>3.6–39</w:t>
+      </w:r>
+      <w:r>
+        <w:rPr>
+          <w:lang w:val="fr_FR" w:bidi="fr_FR"/>
+        </w:rPr>
+        <w:t xml:space="preserve"> ; </w:t>
+      </w:r>
+      <w:r>
+        <w:rPr>
+          <w:lang w:val="fr_FR" w:bidi="fr_FR"/>
+        </w:rPr>
+        <w:t>1 Rois 2.5</w:t>
+      </w:r>
       <w:r>
         <w:rPr>
           <w:lang w:val="fr_FR" w:bidi="fr_FR"/>
         </w:rPr>
         <w:t xml:space="preserve">, </w:t>
       </w:r>
-      <w:hyperlink r:id="rId92">
-        <w:r>
-          <w:rPr>
-            <w:lang w:val="fr_FR" w:bidi="fr_FR"/>
-          </w:rPr>
-          <w:rPr>
-            <w:color w:val="0000EE"/>
-            <w:u w:val="single"/>
-          </w:rPr>
-          <w:t>32</w:t>
-        </w:r>
-      </w:hyperlink>
+      <w:r>
+        <w:rPr>
+          <w:lang w:val="fr_FR" w:bidi="fr_FR"/>
+        </w:rPr>
+        <w:t>32</w:t>
+      </w:r>
       <w:r>
         <w:rPr>
           <w:lang w:val="fr_FR" w:bidi="fr_FR"/>
@@ -2295,36 +1767,24 @@
         </w:rPr>
         <w:t>« C'est par la foi qu'Abraham, lors de sa vocation, obéit et partit pour un lieu qu'il devait recevoir en héritage, et qu'il partit sans savoir où il allait … C'est par la foi qu'Abraham offrit Isaac, lorsqu'il fut mis à l'épreuve » (</w:t>
       </w:r>
-      <w:hyperlink r:id="rId93">
-        <w:r>
-          <w:rPr>
-            <w:lang w:val="fr_FR" w:bidi="fr_FR"/>
-          </w:rPr>
-          <w:rPr>
-            <w:color w:val="0000EE"/>
-            <w:u w:val="single"/>
-          </w:rPr>
-          <w:t>Hé 11.8</w:t>
-        </w:r>
-      </w:hyperlink>
+      <w:r>
+        <w:rPr>
+          <w:lang w:val="fr_FR" w:bidi="fr_FR"/>
+        </w:rPr>
+        <w:t>Hé 11.8</w:t>
+      </w:r>
       <w:r>
         <w:rPr>
           <w:lang w:val="fr_FR" w:bidi="fr_FR"/>
         </w:rPr>
         <w:t xml:space="preserve">, </w:t>
       </w:r>
-      <w:hyperlink r:id="rId94">
-        <w:r>
-          <w:rPr>
-            <w:lang w:val="fr_FR" w:bidi="fr_FR"/>
-          </w:rPr>
-          <w:rPr>
-            <w:color w:val="0000EE"/>
-            <w:u w:val="single"/>
-          </w:rPr>
-          <w:t>17</w:t>
-        </w:r>
-      </w:hyperlink>
+      <w:r>
+        <w:rPr>
+          <w:lang w:val="fr_FR" w:bidi="fr_FR"/>
+        </w:rPr>
+        <w:t>17</w:t>
+      </w:r>
       <w:r>
         <w:rPr>
           <w:lang w:val="fr_FR" w:bidi="fr_FR"/>
@@ -2345,18 +1805,12 @@
         </w:rPr>
         <w:t xml:space="preserve">Dieu appela Abram à quitter la ville d'Ur pour guider le peuple de Dieu. Les liens familiaux d'Abram, relatés dans </w:t>
       </w:r>
-      <w:hyperlink r:id="rId95">
-        <w:r>
-          <w:rPr>
-            <w:lang w:val="fr_FR" w:bidi="fr_FR"/>
-          </w:rPr>
-          <w:rPr>
-            <w:color w:val="0000EE"/>
-            <w:u w:val="single"/>
-          </w:rPr>
-          <w:t>Gn 11.26–32</w:t>
-        </w:r>
-      </w:hyperlink>
+      <w:r>
+        <w:rPr>
+          <w:lang w:val="fr_FR" w:bidi="fr_FR"/>
+        </w:rPr>
+        <w:t>Gn 11.26–32</w:t>
+      </w:r>
       <w:r>
         <w:rPr>
           <w:lang w:val="fr_FR" w:bidi="fr_FR"/>
@@ -2435,90 +1889,60 @@
         </w:rPr>
         <w:t>Térach quitta Ur en compagnie d'Abram, de sa femme Saraï et de Lot, dont le père Haran était décédé. En chemin vers Canaan, il s'établit dans la ville de Haran (</w:t>
       </w:r>
-      <w:hyperlink r:id="rId96">
-        <w:r>
-          <w:rPr>
-            <w:lang w:val="fr_FR" w:bidi="fr_FR"/>
-          </w:rPr>
-          <w:rPr>
-            <w:color w:val="0000EE"/>
-            <w:u w:val="single"/>
-          </w:rPr>
-          <w:t>Gn 11.31</w:t>
-        </w:r>
-      </w:hyperlink>
+      <w:r>
+        <w:rPr>
+          <w:lang w:val="fr_FR" w:bidi="fr_FR"/>
+        </w:rPr>
+        <w:t>Gn 11.31</w:t>
+      </w:r>
       <w:r>
         <w:rPr>
           <w:lang w:val="fr_FR" w:bidi="fr_FR"/>
         </w:rPr>
         <w:t>). Alors qu'Abram se trouvait encore à Ur, Dieu l'appela à se rendre dans une nouvelle terre (</w:t>
       </w:r>
-      <w:hyperlink r:id="rId97">
-        <w:r>
-          <w:rPr>
-            <w:lang w:val="fr_FR" w:bidi="fr_FR"/>
-          </w:rPr>
-          <w:rPr>
-            <w:color w:val="0000EE"/>
-            <w:u w:val="single"/>
-          </w:rPr>
-          <w:t>Ac 7.2–4</w:t>
-        </w:r>
-      </w:hyperlink>
+      <w:r>
+        <w:rPr>
+          <w:lang w:val="fr_FR" w:bidi="fr_FR"/>
+        </w:rPr>
+        <w:t>Ac 7.2–4</w:t>
+      </w:r>
       <w:r>
         <w:rPr>
           <w:lang w:val="fr_FR" w:bidi="fr_FR"/>
         </w:rPr>
         <w:t>). Dieu lui dit : « Va-t-en de ton pays, de ta patrie, et de la maison de ton père, dans le pays que je te montrerai » (</w:t>
       </w:r>
-      <w:hyperlink r:id="rId98">
-        <w:r>
-          <w:rPr>
-            <w:lang w:val="fr_FR" w:bidi="fr_FR"/>
-          </w:rPr>
-          <w:rPr>
-            <w:color w:val="0000EE"/>
-            <w:u w:val="single"/>
-          </w:rPr>
-          <w:t>Gn 12.1</w:t>
-        </w:r>
-      </w:hyperlink>
+      <w:r>
+        <w:rPr>
+          <w:lang w:val="fr_FR" w:bidi="fr_FR"/>
+        </w:rPr>
+        <w:t>Gn 12.1</w:t>
+      </w:r>
       <w:r>
         <w:rPr>
           <w:lang w:val="fr_FR" w:bidi="fr_FR"/>
         </w:rPr>
         <w:t>). Dieu bénit Abram en concluant une alliance (un accord particulier) avec lui, lui promettant d'immenses bénédictions, une descendance nombreuse et une nouvelle terre (</w:t>
       </w:r>
-      <w:hyperlink r:id="rId99">
-        <w:r>
-          <w:rPr>
-            <w:lang w:val="fr_FR" w:bidi="fr_FR"/>
-          </w:rPr>
-          <w:rPr>
-            <w:color w:val="0000EE"/>
-            <w:u w:val="single"/>
-          </w:rPr>
-          <w:t>Gn 12.1–3</w:t>
-        </w:r>
-      </w:hyperlink>
+      <w:r>
+        <w:rPr>
+          <w:lang w:val="fr_FR" w:bidi="fr_FR"/>
+        </w:rPr>
+        <w:t>Gn 12.1–3</w:t>
+      </w:r>
       <w:r>
         <w:rPr>
           <w:lang w:val="fr_FR" w:bidi="fr_FR"/>
         </w:rPr>
         <w:t xml:space="preserve">). Ces promesses devinrent le salut d'Israël, protégeant le peuple de la destruction chaque fois qu'il faillit à honorer son alliance avec Dieu (voir </w:t>
       </w:r>
-      <w:hyperlink r:id="rId100">
-        <w:r>
-          <w:rPr>
-            <w:lang w:val="fr_FR" w:bidi="fr_FR"/>
-          </w:rPr>
-          <w:rPr>
-            <w:color w:val="0000EE"/>
-            <w:u w:val="single"/>
-          </w:rPr>
-          <w:t>Lv 26.40–45</w:t>
-        </w:r>
-      </w:hyperlink>
+      <w:r>
+        <w:rPr>
+          <w:lang w:val="fr_FR" w:bidi="fr_FR"/>
+        </w:rPr>
+        <w:t>Lv 26.40–45</w:t>
+      </w:r>
       <w:r>
         <w:rPr>
           <w:lang w:val="fr_FR" w:bidi="fr_FR"/>
@@ -2539,36 +1963,24 @@
         </w:rPr>
         <w:t>Abram quitta Haran à l'âge de soixante-quinze ans. En entrant en Canaan, il se rendit d'abord à Sichem, une cité cananéenne établie entre la montagne de Garizim et le mont Ébal. Là, près des chênes de Moré (probablement un ancien sanctuaire cananéen), Dieu apparut à Abram. Il y érigea des autels, notamment près de Béthel (</w:t>
       </w:r>
-      <w:hyperlink r:id="rId101">
-        <w:r>
-          <w:rPr>
-            <w:lang w:val="fr_FR" w:bidi="fr_FR"/>
-          </w:rPr>
-          <w:rPr>
-            <w:color w:val="0000EE"/>
-            <w:u w:val="single"/>
-          </w:rPr>
-          <w:t>Gn 12.6–8</w:t>
-        </w:r>
-      </w:hyperlink>
+      <w:r>
+        <w:rPr>
+          <w:lang w:val="fr_FR" w:bidi="fr_FR"/>
+        </w:rPr>
+        <w:t>Gn 12.6–8</w:t>
+      </w:r>
       <w:r>
         <w:rPr>
           <w:lang w:val="fr_FR" w:bidi="fr_FR"/>
         </w:rPr>
         <w:t>), proclamant ainsi le seul vrai Dieu au milieu de lieux de culte faits aux idoles. Par la suite, Abram se déplaça à Hébron, près des chênes de Mamré, et y construisit un nouvel autel pour adorer Dieu (</w:t>
       </w:r>
-      <w:hyperlink r:id="rId102">
-        <w:r>
-          <w:rPr>
-            <w:lang w:val="fr_FR" w:bidi="fr_FR"/>
-          </w:rPr>
-          <w:rPr>
-            <w:color w:val="0000EE"/>
-            <w:u w:val="single"/>
-          </w:rPr>
-          <w:t>Gn 13.18</w:t>
-        </w:r>
-      </w:hyperlink>
+      <w:r>
+        <w:rPr>
+          <w:lang w:val="fr_FR" w:bidi="fr_FR"/>
+        </w:rPr>
+        <w:t>Gn 13.18</w:t>
+      </w:r>
       <w:r>
         <w:rPr>
           <w:lang w:val="fr_FR" w:bidi="fr_FR"/>
@@ -2589,72 +2001,48 @@
         </w:rPr>
         <w:t>Lorsque Dieu renouvela ses bénédictions à Abram dans une vision (</w:t>
       </w:r>
-      <w:hyperlink r:id="rId103">
-        <w:r>
-          <w:rPr>
-            <w:lang w:val="fr_FR" w:bidi="fr_FR"/>
-          </w:rPr>
-          <w:rPr>
-            <w:color w:val="0000EE"/>
-            <w:u w:val="single"/>
-          </w:rPr>
-          <w:t>Gn 15.1</w:t>
-        </w:r>
-      </w:hyperlink>
+      <w:r>
+        <w:rPr>
+          <w:lang w:val="fr_FR" w:bidi="fr_FR"/>
+        </w:rPr>
+        <w:t>Gn 15.1</w:t>
+      </w:r>
       <w:r>
         <w:rPr>
           <w:lang w:val="fr_FR" w:bidi="fr_FR"/>
         </w:rPr>
         <w:t>), Abram déclara qu'il était toujours sans enfant, car Saraï était stérile (</w:t>
       </w:r>
-      <w:hyperlink r:id="rId104">
-        <w:r>
-          <w:rPr>
-            <w:lang w:val="fr_FR" w:bidi="fr_FR"/>
-          </w:rPr>
-          <w:rPr>
-            <w:color w:val="0000EE"/>
-            <w:u w:val="single"/>
-          </w:rPr>
-          <w:t>Gn 11.30</w:t>
-        </w:r>
-      </w:hyperlink>
+      <w:r>
+        <w:rPr>
+          <w:lang w:val="fr_FR" w:bidi="fr_FR"/>
+        </w:rPr>
+        <w:t>Gn 11.30</w:t>
+      </w:r>
       <w:r>
         <w:rPr>
           <w:lang w:val="fr_FR" w:bidi="fr_FR"/>
         </w:rPr>
         <w:t>). À cette époque, Éliézer de Damas avait été désigné comme son héritier (</w:t>
       </w:r>
-      <w:hyperlink r:id="rId105">
-        <w:r>
-          <w:rPr>
-            <w:lang w:val="fr_FR" w:bidi="fr_FR"/>
-          </w:rPr>
-          <w:rPr>
-            <w:color w:val="0000EE"/>
-            <w:u w:val="single"/>
-          </w:rPr>
-          <w:t>Gn 15.2</w:t>
-        </w:r>
-      </w:hyperlink>
+      <w:r>
+        <w:rPr>
+          <w:lang w:val="fr_FR" w:bidi="fr_FR"/>
+        </w:rPr>
+        <w:t>Gn 15.2</w:t>
+      </w:r>
       <w:r>
         <w:rPr>
           <w:lang w:val="fr_FR" w:bidi="fr_FR"/>
         </w:rPr>
         <w:t>). Les tablettes de Nuzi, découverts dans l'ancienne cité mésopotamienne de Nuzi, éclairent cette pratique. En effet, selon la coutume du peuple Hourrite, un couple riche et sans descendance pouvait adopter un héritier (souvent un esclave) qui s'occuperait de leur enterrement et de mener deuil. Toutefois, si un fils naturel venait à naître ultérieurement, il suppléerait l'héritier adopté. Il semble qu'Abram recourut à cette coutume en adoptant Éliézer, mais Dieu promit que ce serait son fils naturel qui deviendrait son héritier (</w:t>
       </w:r>
-      <w:hyperlink r:id="rId106">
-        <w:r>
-          <w:rPr>
-            <w:lang w:val="fr_FR" w:bidi="fr_FR"/>
-          </w:rPr>
-          <w:rPr>
-            <w:color w:val="0000EE"/>
-            <w:u w:val="single"/>
-          </w:rPr>
-          <w:t>Gn 15.4</w:t>
-        </w:r>
-      </w:hyperlink>
+      <w:r>
+        <w:rPr>
+          <w:lang w:val="fr_FR" w:bidi="fr_FR"/>
+        </w:rPr>
+        <w:t>Gn 15.4</w:t>
+      </w:r>
       <w:r>
         <w:rPr>
           <w:lang w:val="fr_FR" w:bidi="fr_FR"/>
@@ -2675,90 +2063,60 @@
         </w:rPr>
         <w:t>La vie d'Abram fut profondément marquée par sa foi en Dieu, et le Seigneur le considéra comme juste en raison de sa foi (</w:t>
       </w:r>
-      <w:hyperlink r:id="rId107">
-        <w:r>
-          <w:rPr>
-            <w:lang w:val="fr_FR" w:bidi="fr_FR"/>
-          </w:rPr>
-          <w:rPr>
-            <w:color w:val="0000EE"/>
-            <w:u w:val="single"/>
-          </w:rPr>
-          <w:t>Gn 15.6</w:t>
-        </w:r>
-      </w:hyperlink>
+      <w:r>
+        <w:rPr>
+          <w:lang w:val="fr_FR" w:bidi="fr_FR"/>
+        </w:rPr>
+        <w:t>Gn 15.6</w:t>
+      </w:r>
       <w:r>
         <w:rPr>
           <w:lang w:val="fr_FR" w:bidi="fr_FR"/>
         </w:rPr>
         <w:t xml:space="preserve"> ; voir </w:t>
       </w:r>
-      <w:hyperlink r:id="rId108">
-        <w:r>
-          <w:rPr>
-            <w:lang w:val="fr_FR" w:bidi="fr_FR"/>
-          </w:rPr>
-          <w:rPr>
-            <w:color w:val="0000EE"/>
-            <w:u w:val="single"/>
-          </w:rPr>
-          <w:t>Rm 4.3</w:t>
-        </w:r>
-      </w:hyperlink>
-      <w:r>
-        <w:rPr>
-          <w:lang w:val="fr_FR" w:bidi="fr_FR"/>
-        </w:rPr>
-        <w:t xml:space="preserve"> ; </w:t>
-      </w:r>
-      <w:hyperlink r:id="rId109">
-        <w:r>
-          <w:rPr>
-            <w:lang w:val="fr_FR" w:bidi="fr_FR"/>
-          </w:rPr>
-          <w:rPr>
-            <w:color w:val="0000EE"/>
-            <w:u w:val="single"/>
-          </w:rPr>
-          <w:t>Ga 3.6</w:t>
-        </w:r>
-      </w:hyperlink>
-      <w:r>
-        <w:rPr>
-          <w:lang w:val="fr_FR" w:bidi="fr_FR"/>
-        </w:rPr>
-        <w:t xml:space="preserve"> ; </w:t>
-      </w:r>
-      <w:hyperlink r:id="rId110">
-        <w:r>
-          <w:rPr>
-            <w:lang w:val="fr_FR" w:bidi="fr_FR"/>
-          </w:rPr>
-          <w:rPr>
-            <w:color w:val="0000EE"/>
-            <w:u w:val="single"/>
-          </w:rPr>
-          <w:t>Jc 2.23</w:t>
-        </w:r>
-      </w:hyperlink>
+      <w:r>
+        <w:rPr>
+          <w:lang w:val="fr_FR" w:bidi="fr_FR"/>
+        </w:rPr>
+        <w:t>Rm 4.3</w:t>
+      </w:r>
+      <w:r>
+        <w:rPr>
+          <w:lang w:val="fr_FR" w:bidi="fr_FR"/>
+        </w:rPr>
+        <w:t xml:space="preserve"> ; </w:t>
+      </w:r>
+      <w:r>
+        <w:rPr>
+          <w:lang w:val="fr_FR" w:bidi="fr_FR"/>
+        </w:rPr>
+        <w:t>Ga 3.6</w:t>
+      </w:r>
+      <w:r>
+        <w:rPr>
+          <w:lang w:val="fr_FR" w:bidi="fr_FR"/>
+        </w:rPr>
+        <w:t xml:space="preserve"> ; </w:t>
+      </w:r>
+      <w:r>
+        <w:rPr>
+          <w:lang w:val="fr_FR" w:bidi="fr_FR"/>
+        </w:rPr>
+        <w:t>Jc 2.23</w:t>
+      </w:r>
       <w:r>
         <w:rPr>
           <w:lang w:val="fr_FR" w:bidi="fr_FR"/>
         </w:rPr>
         <w:t>). Abram n'a pas été déclaré juste parce qu'il était sans péché. Il a parfois échoué à faire ce qui est juste. Par crainte, il se laissa entraîner à mentir à propos de Saraï à deux reprises, et, impatient d'obtenir un héritier, il tenta d'avoir un enfant avec Agar au lieu d'attendre l'accomplissement de la promesse divine (</w:t>
       </w:r>
-      <w:hyperlink r:id="rId111">
-        <w:r>
-          <w:rPr>
-            <w:lang w:val="fr_FR" w:bidi="fr_FR"/>
-          </w:rPr>
-          <w:rPr>
-            <w:color w:val="0000EE"/>
-            <w:u w:val="single"/>
-          </w:rPr>
-          <w:t>Gn 16.1–5</w:t>
-        </w:r>
-      </w:hyperlink>
+      <w:r>
+        <w:rPr>
+          <w:lang w:val="fr_FR" w:bidi="fr_FR"/>
+        </w:rPr>
+        <w:t>Gn 16.1–5</w:t>
+      </w:r>
       <w:r>
         <w:rPr>
           <w:lang w:val="fr_FR" w:bidi="fr_FR"/>
@@ -2779,144 +2137,96 @@
         </w:rPr>
         <w:t>Abram avait quatre-vingt-six ans lorsque naquit Ismaël, fils d'Agar, la servante de Saraï. Lorsqu'il eut quatre-vingt-dix-neuf ans, le Seigneur lui apparut pour confirmer sa promesse d'un fils et de bénédictions abondantes (</w:t>
       </w:r>
-      <w:hyperlink r:id="rId112">
-        <w:r>
-          <w:rPr>
-            <w:lang w:val="fr_FR" w:bidi="fr_FR"/>
-          </w:rPr>
-          <w:rPr>
-            <w:color w:val="0000EE"/>
-            <w:u w:val="single"/>
-          </w:rPr>
-          <w:t>Gn 17</w:t>
-        </w:r>
-      </w:hyperlink>
+      <w:r>
+        <w:rPr>
+          <w:lang w:val="fr_FR" w:bidi="fr_FR"/>
+        </w:rPr>
+        <w:t>Gn 17</w:t>
+      </w:r>
       <w:r>
         <w:rPr>
           <w:lang w:val="fr_FR" w:bidi="fr_FR"/>
         </w:rPr>
         <w:t>). Pour sceller cette alliance, Dieu institua la circoncision comme signe distinctif (</w:t>
       </w:r>
-      <w:hyperlink r:id="rId113">
-        <w:r>
-          <w:rPr>
-            <w:lang w:val="fr_FR" w:bidi="fr_FR"/>
-          </w:rPr>
-          <w:rPr>
-            <w:color w:val="0000EE"/>
-            <w:u w:val="single"/>
-          </w:rPr>
-          <w:t>Gn 17.9–14</w:t>
-        </w:r>
-      </w:hyperlink>
+      <w:r>
+        <w:rPr>
+          <w:lang w:val="fr_FR" w:bidi="fr_FR"/>
+        </w:rPr>
+        <w:t>Gn 17.9–14</w:t>
+      </w:r>
       <w:r>
         <w:rPr>
           <w:lang w:val="fr_FR" w:bidi="fr_FR"/>
         </w:rPr>
         <w:t>) et changea les noms d'Abram et de Saraï en Abraham et Sara (</w:t>
       </w:r>
-      <w:hyperlink r:id="rId114">
-        <w:r>
-          <w:rPr>
-            <w:lang w:val="fr_FR" w:bidi="fr_FR"/>
-          </w:rPr>
-          <w:rPr>
-            <w:color w:val="0000EE"/>
-            <w:u w:val="single"/>
-          </w:rPr>
-          <w:t>Gn 17.5</w:t>
-        </w:r>
-      </w:hyperlink>
+      <w:r>
+        <w:rPr>
+          <w:lang w:val="fr_FR" w:bidi="fr_FR"/>
+        </w:rPr>
+        <w:t>Gn 17.5</w:t>
+      </w:r>
       <w:r>
         <w:rPr>
           <w:lang w:val="fr_FR" w:bidi="fr_FR"/>
         </w:rPr>
         <w:t xml:space="preserve">, </w:t>
       </w:r>
-      <w:hyperlink r:id="rId115">
-        <w:r>
-          <w:rPr>
-            <w:lang w:val="fr_FR" w:bidi="fr_FR"/>
-          </w:rPr>
-          <w:rPr>
-            <w:color w:val="0000EE"/>
-            <w:u w:val="single"/>
-          </w:rPr>
-          <w:t>15</w:t>
-        </w:r>
-      </w:hyperlink>
+      <w:r>
+        <w:rPr>
+          <w:lang w:val="fr_FR" w:bidi="fr_FR"/>
+        </w:rPr>
+        <w:t>15</w:t>
+      </w:r>
       <w:r>
         <w:rPr>
           <w:lang w:val="fr_FR" w:bidi="fr_FR"/>
         </w:rPr>
         <w:t>). La perspective d'un héritier fit rire Abraham (</w:t>
       </w:r>
-      <w:hyperlink r:id="rId116">
-        <w:r>
-          <w:rPr>
-            <w:lang w:val="fr_FR" w:bidi="fr_FR"/>
-          </w:rPr>
-          <w:rPr>
-            <w:color w:val="0000EE"/>
-            <w:u w:val="single"/>
-          </w:rPr>
-          <w:t>Gn 17.17</w:t>
-        </w:r>
-      </w:hyperlink>
+      <w:r>
+        <w:rPr>
+          <w:lang w:val="fr_FR" w:bidi="fr_FR"/>
+        </w:rPr>
+        <w:t>Gn 17.17</w:t>
+      </w:r>
       <w:r>
         <w:rPr>
           <w:lang w:val="fr_FR" w:bidi="fr_FR"/>
         </w:rPr>
         <w:t>). Peu après, le Seigneur se manifesta de nouveau à Abraham (</w:t>
       </w:r>
-      <w:hyperlink r:id="rId117">
-        <w:r>
-          <w:rPr>
-            <w:lang w:val="fr_FR" w:bidi="fr_FR"/>
-          </w:rPr>
-          <w:rPr>
-            <w:color w:val="0000EE"/>
-            <w:u w:val="single"/>
-          </w:rPr>
-          <w:t>Gn 18.1–15</w:t>
-        </w:r>
-      </w:hyperlink>
+      <w:r>
+        <w:rPr>
+          <w:lang w:val="fr_FR" w:bidi="fr_FR"/>
+        </w:rPr>
+        <w:t>Gn 18.1–15</w:t>
+      </w:r>
       <w:r>
         <w:rPr>
           <w:lang w:val="fr_FR" w:bidi="fr_FR"/>
         </w:rPr>
         <w:t>) et renouvela sa promesse d'un fils ; cette fois, Sara éclata d'un rire mêlé d'incrédulité (</w:t>
       </w:r>
-      <w:hyperlink r:id="rId118">
-        <w:r>
-          <w:rPr>
-            <w:lang w:val="fr_FR" w:bidi="fr_FR"/>
-          </w:rPr>
-          <w:rPr>
-            <w:color w:val="0000EE"/>
-            <w:u w:val="single"/>
-          </w:rPr>
-          <w:t>Gn 18.10–15</w:t>
-        </w:r>
-      </w:hyperlink>
+      <w:r>
+        <w:rPr>
+          <w:lang w:val="fr_FR" w:bidi="fr_FR"/>
+        </w:rPr>
+        <w:t>Gn 18.10–15</w:t>
+      </w:r>
       <w:r>
         <w:rPr>
           <w:lang w:val="fr_FR" w:bidi="fr_FR"/>
         </w:rPr>
         <w:t>). Lorsque Abraham eut cent ans et Sara quatre-vingt-dix ans, le Seigneur accomplit sa parole (</w:t>
       </w:r>
-      <w:hyperlink r:id="rId119">
-        <w:r>
-          <w:rPr>
-            <w:lang w:val="fr_FR" w:bidi="fr_FR"/>
-          </w:rPr>
-          <w:rPr>
-            <w:color w:val="0000EE"/>
-            <w:u w:val="single"/>
-          </w:rPr>
-          <w:t>Gn 21.1</w:t>
-        </w:r>
-      </w:hyperlink>
+      <w:r>
+        <w:rPr>
+          <w:lang w:val="fr_FR" w:bidi="fr_FR"/>
+        </w:rPr>
+        <w:t>Gn 21.1</w:t>
+      </w:r>
       <w:r>
         <w:rPr>
           <w:lang w:val="fr_FR" w:bidi="fr_FR"/>
@@ -2937,54 +2247,36 @@
         </w:rPr>
         <w:t>Le test ultime de la foi d'Abraham se manifesta lorsque Dieu lui demanda de sacrifier son fils Isaac (</w:t>
       </w:r>
-      <w:hyperlink r:id="rId120">
-        <w:r>
-          <w:rPr>
-            <w:lang w:val="fr_FR" w:bidi="fr_FR"/>
-          </w:rPr>
-          <w:rPr>
-            <w:color w:val="0000EE"/>
-            <w:u w:val="single"/>
-          </w:rPr>
-          <w:t>Gn 22.1–19</w:t>
-        </w:r>
-      </w:hyperlink>
+      <w:r>
+        <w:rPr>
+          <w:lang w:val="fr_FR" w:bidi="fr_FR"/>
+        </w:rPr>
+        <w:t>Gn 22.1–19</w:t>
+      </w:r>
       <w:r>
         <w:rPr>
           <w:lang w:val="fr_FR" w:bidi="fr_FR"/>
         </w:rPr>
         <w:t xml:space="preserve">). Faisant confiance à Dieu, Abraham obéit, prêt à offrir l'unique enfant qui lui avait été promis (voir </w:t>
       </w:r>
-      <w:hyperlink r:id="rId121">
-        <w:r>
-          <w:rPr>
-            <w:lang w:val="fr_FR" w:bidi="fr_FR"/>
-          </w:rPr>
-          <w:rPr>
-            <w:color w:val="0000EE"/>
-            <w:u w:val="single"/>
-          </w:rPr>
-          <w:t>Hé 11.17–19</w:t>
-        </w:r>
-      </w:hyperlink>
+      <w:r>
+        <w:rPr>
+          <w:lang w:val="fr_FR" w:bidi="fr_FR"/>
+        </w:rPr>
+        <w:t>Hé 11.17–19</w:t>
+      </w:r>
       <w:r>
         <w:rPr>
           <w:lang w:val="fr_FR" w:bidi="fr_FR"/>
         </w:rPr>
         <w:t>). Au moment où il s'apprêtait à porter le coup fatal avec son couteau, un ange intervint et un bélier s'approcha, destiné à être sacrifié à la place d'Isaac. La foi d'Abraham était attestée (</w:t>
       </w:r>
-      <w:hyperlink r:id="rId122">
-        <w:r>
-          <w:rPr>
-            <w:lang w:val="fr_FR" w:bidi="fr_FR"/>
-          </w:rPr>
-          <w:rPr>
-            <w:color w:val="0000EE"/>
-            <w:u w:val="single"/>
-          </w:rPr>
-          <w:t>Gn 22.10–13</w:t>
-        </w:r>
-      </w:hyperlink>
+      <w:r>
+        <w:rPr>
+          <w:lang w:val="fr_FR" w:bidi="fr_FR"/>
+        </w:rPr>
+        <w:t>Gn 22.10–13</w:t>
+      </w:r>
       <w:r>
         <w:rPr>
           <w:lang w:val="fr_FR" w:bidi="fr_FR"/>
@@ -3005,54 +2297,36 @@
         </w:rPr>
         <w:t>Pour les Chrétiens, le sacrifice d'Isaac préfigure l'offrande suprême de Dieu, qui, en donnant son Fils unique, Jésus-Christ, expie les péchés du monde. Par Jésus, Dieu accomplit la promesse faite à Abraham, offrant le salut à tous ceux qui ont la foi (</w:t>
       </w:r>
-      <w:hyperlink r:id="rId123">
-        <w:r>
-          <w:rPr>
-            <w:lang w:val="fr_FR" w:bidi="fr_FR"/>
-          </w:rPr>
-          <w:rPr>
-            <w:color w:val="0000EE"/>
-            <w:u w:val="single"/>
-          </w:rPr>
-          <w:t>Rm 4.16–17</w:t>
-        </w:r>
-      </w:hyperlink>
+      <w:r>
+        <w:rPr>
+          <w:lang w:val="fr_FR" w:bidi="fr_FR"/>
+        </w:rPr>
+        <w:t>Rm 4.16–17</w:t>
+      </w:r>
       <w:r>
         <w:rPr>
           <w:lang w:val="fr_FR" w:bidi="fr_FR"/>
         </w:rPr>
         <w:t>). Cela fait donc des croyants les véritables descendants spirituels d'Abraham (</w:t>
       </w:r>
-      <w:hyperlink r:id="rId124">
-        <w:r>
-          <w:rPr>
-            <w:lang w:val="fr_FR" w:bidi="fr_FR"/>
-          </w:rPr>
-          <w:rPr>
-            <w:color w:val="0000EE"/>
-            <w:u w:val="single"/>
-          </w:rPr>
-          <w:t>Ga 3.29</w:t>
-        </w:r>
-      </w:hyperlink>
+      <w:r>
+        <w:rPr>
+          <w:lang w:val="fr_FR" w:bidi="fr_FR"/>
+        </w:rPr>
+        <w:t>Ga 3.29</w:t>
+      </w:r>
       <w:r>
         <w:rPr>
           <w:lang w:val="fr_FR" w:bidi="fr_FR"/>
         </w:rPr>
         <w:t xml:space="preserve">). La vie d'Abraham témoigne de la fidélité inébranlable de Dieu, méritant une confiance totale et une obéissance sincère. La promesse divine a pris toute sa dimension lorsque l'Évangile (la bonne nouvelle concernant Jésus) a été proclamé à toutes les nations, et que des hommes et des femmes de toutes origines ont répondu par la foi (voir </w:t>
       </w:r>
-      <w:hyperlink r:id="rId125">
-        <w:r>
-          <w:rPr>
-            <w:lang w:val="fr_FR" w:bidi="fr_FR"/>
-          </w:rPr>
-          <w:rPr>
-            <w:color w:val="0000EE"/>
-            <w:u w:val="single"/>
-          </w:rPr>
-          <w:t>Ga 3.6–9</w:t>
-        </w:r>
-      </w:hyperlink>
+      <w:r>
+        <w:rPr>
+          <w:lang w:val="fr_FR" w:bidi="fr_FR"/>
+        </w:rPr>
+        <w:t>Ga 3.6–9</w:t>
+      </w:r>
       <w:r>
         <w:rPr>
           <w:lang w:val="fr_FR" w:bidi="fr_FR"/>
@@ -3073,72 +2347,48 @@
         </w:rPr>
         <w:t>Connu pour être appelé l'ami de Dieu (</w:t>
       </w:r>
-      <w:hyperlink r:id="rId126">
-        <w:r>
-          <w:rPr>
-            <w:lang w:val="fr_FR" w:bidi="fr_FR"/>
-          </w:rPr>
-          <w:rPr>
-            <w:color w:val="0000EE"/>
-            <w:u w:val="single"/>
-          </w:rPr>
-          <w:t>2Ch 20.7</w:t>
-        </w:r>
-      </w:hyperlink>
-      <w:r>
-        <w:rPr>
-          <w:lang w:val="fr_FR" w:bidi="fr_FR"/>
-        </w:rPr>
-        <w:t xml:space="preserve"> ; </w:t>
-      </w:r>
-      <w:hyperlink r:id="rId110">
-        <w:r>
-          <w:rPr>
-            <w:lang w:val="fr_FR" w:bidi="fr_FR"/>
-          </w:rPr>
-          <w:rPr>
-            <w:color w:val="0000EE"/>
-            <w:u w:val="single"/>
-          </w:rPr>
-          <w:t>Jc 2.23</w:t>
-        </w:r>
-      </w:hyperlink>
+      <w:r>
+        <w:rPr>
+          <w:lang w:val="fr_FR" w:bidi="fr_FR"/>
+        </w:rPr>
+        <w:t>2Ch 20.7</w:t>
+      </w:r>
+      <w:r>
+        <w:rPr>
+          <w:lang w:val="fr_FR" w:bidi="fr_FR"/>
+        </w:rPr>
+        <w:t xml:space="preserve"> ; </w:t>
+      </w:r>
+      <w:r>
+        <w:rPr>
+          <w:lang w:val="fr_FR" w:bidi="fr_FR"/>
+        </w:rPr>
+        <w:t>Jc 2.23</w:t>
+      </w:r>
       <w:r>
         <w:rPr>
           <w:lang w:val="fr_FR" w:bidi="fr_FR"/>
         </w:rPr>
         <w:t>), Abraham demeure un modèle pour tous ceux qui vivent par la foi. Chacun est invité à suivre son exemple en se confiant chaque jour dans les chemins tracés par le Seigneur. Abraham est l'un des nombreux grands « témoins » d'une vie de foi (</w:t>
       </w:r>
-      <w:hyperlink r:id="rId127">
-        <w:r>
-          <w:rPr>
-            <w:lang w:val="fr_FR" w:bidi="fr_FR"/>
-          </w:rPr>
-          <w:rPr>
-            <w:color w:val="0000EE"/>
-            <w:u w:val="single"/>
-          </w:rPr>
-          <w:t>Hé 12.1</w:t>
-        </w:r>
-      </w:hyperlink>
+      <w:r>
+        <w:rPr>
+          <w:lang w:val="fr_FR" w:bidi="fr_FR"/>
+        </w:rPr>
+        <w:t>Hé 12.1</w:t>
+      </w:r>
       <w:r>
         <w:rPr>
           <w:lang w:val="fr_FR" w:bidi="fr_FR"/>
         </w:rPr>
         <w:t xml:space="preserve"> ; voir </w:t>
       </w:r>
-      <w:hyperlink r:id="rId128">
-        <w:r>
-          <w:rPr>
-            <w:lang w:val="fr_FR" w:bidi="fr_FR"/>
-          </w:rPr>
-          <w:rPr>
-            <w:color w:val="0000EE"/>
-            <w:u w:val="single"/>
-          </w:rPr>
-          <w:t>Hé 11</w:t>
-        </w:r>
-      </w:hyperlink>
+      <w:r>
+        <w:rPr>
+          <w:lang w:val="fr_FR" w:bidi="fr_FR"/>
+        </w:rPr>
+        <w:t>Hé 11</w:t>
+      </w:r>
       <w:r>
         <w:rPr>
           <w:lang w:val="fr_FR" w:bidi="fr_FR"/>
@@ -3168,486 +2418,324 @@
           <w:lang w:val="fr_FR" w:bidi="fr_FR"/>
         </w:rPr>
       </w:r>
-      <w:hyperlink r:id="rId129">
-        <w:r>
-          <w:rPr>
-            <w:lang w:val="fr_FR" w:bidi="fr_FR"/>
-          </w:rPr>
-          <w:rPr>
-            <w:color w:val="0000EE"/>
-            <w:u w:val="single"/>
-          </w:rPr>
-          <w:t xml:space="preserve">Genèse 11.26–25.11 </w:t>
-        </w:r>
-      </w:hyperlink>
+      <w:r>
+        <w:rPr>
+          <w:lang w:val="fr_FR" w:bidi="fr_FR"/>
+        </w:rPr>
+        <w:t xml:space="preserve">Genèse 11.26–25.11 </w:t>
+      </w:r>
       <w:r>
         <w:rPr>
           <w:lang w:val="fr_FR" w:bidi="fr_FR"/>
         </w:rPr>
         <w:t xml:space="preserve">; </w:t>
       </w:r>
-      <w:hyperlink r:id="rId130">
-        <w:r>
-          <w:rPr>
-            <w:lang w:val="fr_FR" w:bidi="fr_FR"/>
-          </w:rPr>
-          <w:rPr>
-            <w:color w:val="0000EE"/>
-            <w:u w:val="single"/>
-          </w:rPr>
-          <w:t xml:space="preserve">26.2–5 </w:t>
-        </w:r>
-      </w:hyperlink>
+      <w:r>
+        <w:rPr>
+          <w:lang w:val="fr_FR" w:bidi="fr_FR"/>
+        </w:rPr>
+        <w:t xml:space="preserve">26.2–5 </w:t>
+      </w:r>
       <w:r>
         <w:rPr>
           <w:lang w:val="fr_FR" w:bidi="fr_FR"/>
         </w:rPr>
         <w:t xml:space="preserve">; </w:t>
       </w:r>
-      <w:hyperlink r:id="rId131">
-        <w:r>
-          <w:rPr>
-            <w:lang w:val="fr_FR" w:bidi="fr_FR"/>
-          </w:rPr>
-          <w:rPr>
-            <w:color w:val="0000EE"/>
-            <w:u w:val="single"/>
-          </w:rPr>
-          <w:t xml:space="preserve">Exode 3.15–16 </w:t>
-        </w:r>
-      </w:hyperlink>
+      <w:r>
+        <w:rPr>
+          <w:lang w:val="fr_FR" w:bidi="fr_FR"/>
+        </w:rPr>
+        <w:t xml:space="preserve">Exode 3.15–16 </w:t>
+      </w:r>
       <w:r>
         <w:rPr>
           <w:lang w:val="fr_FR" w:bidi="fr_FR"/>
         </w:rPr>
         <w:t xml:space="preserve">; </w:t>
       </w:r>
-      <w:hyperlink r:id="rId132">
-        <w:r>
-          <w:rPr>
-            <w:lang w:val="fr_FR" w:bidi="fr_FR"/>
-          </w:rPr>
-          <w:rPr>
-            <w:color w:val="0000EE"/>
-            <w:u w:val="single"/>
-          </w:rPr>
-          <w:t xml:space="preserve">6.3 </w:t>
-        </w:r>
-      </w:hyperlink>
+      <w:r>
+        <w:rPr>
+          <w:lang w:val="fr_FR" w:bidi="fr_FR"/>
+        </w:rPr>
+        <w:t xml:space="preserve">6.3 </w:t>
+      </w:r>
       <w:r>
         <w:rPr>
           <w:lang w:val="fr_FR" w:bidi="fr_FR"/>
         </w:rPr>
         <w:t xml:space="preserve">; </w:t>
       </w:r>
-      <w:hyperlink r:id="rId133">
-        <w:r>
-          <w:rPr>
-            <w:lang w:val="fr_FR" w:bidi="fr_FR"/>
-          </w:rPr>
-          <w:rPr>
-            <w:color w:val="0000EE"/>
-            <w:u w:val="single"/>
-          </w:rPr>
-          <w:t xml:space="preserve">32.13 </w:t>
-        </w:r>
-      </w:hyperlink>
+      <w:r>
+        <w:rPr>
+          <w:lang w:val="fr_FR" w:bidi="fr_FR"/>
+        </w:rPr>
+        <w:t xml:space="preserve">32.13 </w:t>
+      </w:r>
       <w:r>
         <w:rPr>
           <w:lang w:val="fr_FR" w:bidi="fr_FR"/>
         </w:rPr>
         <w:t xml:space="preserve">; </w:t>
       </w:r>
-      <w:hyperlink r:id="rId134">
-        <w:r>
-          <w:rPr>
-            <w:lang w:val="fr_FR" w:bidi="fr_FR"/>
-          </w:rPr>
-          <w:rPr>
-            <w:color w:val="0000EE"/>
-            <w:u w:val="single"/>
-          </w:rPr>
-          <w:t xml:space="preserve">Josué 24.2–3 </w:t>
-        </w:r>
-      </w:hyperlink>
+      <w:r>
+        <w:rPr>
+          <w:lang w:val="fr_FR" w:bidi="fr_FR"/>
+        </w:rPr>
+        <w:t xml:space="preserve">Josué 24.2–3 </w:t>
+      </w:r>
       <w:r>
         <w:rPr>
           <w:lang w:val="fr_FR" w:bidi="fr_FR"/>
         </w:rPr>
         <w:t xml:space="preserve">; </w:t>
       </w:r>
-      <w:hyperlink r:id="rId135">
-        <w:r>
-          <w:rPr>
-            <w:lang w:val="fr_FR" w:bidi="fr_FR"/>
-          </w:rPr>
-          <w:rPr>
-            <w:color w:val="0000EE"/>
-            <w:u w:val="single"/>
-          </w:rPr>
-          <w:t xml:space="preserve">1 Chroniques 1.27–34 </w:t>
-        </w:r>
-      </w:hyperlink>
+      <w:r>
+        <w:rPr>
+          <w:lang w:val="fr_FR" w:bidi="fr_FR"/>
+        </w:rPr>
+        <w:t xml:space="preserve">1 Chroniques 1.27–34 </w:t>
+      </w:r>
       <w:r>
         <w:rPr>
           <w:lang w:val="fr_FR" w:bidi="fr_FR"/>
         </w:rPr>
         <w:t xml:space="preserve">; </w:t>
       </w:r>
-      <w:hyperlink r:id="rId126">
-        <w:r>
-          <w:rPr>
-            <w:lang w:val="fr_FR" w:bidi="fr_FR"/>
-          </w:rPr>
-          <w:rPr>
-            <w:color w:val="0000EE"/>
-            <w:u w:val="single"/>
-          </w:rPr>
-          <w:t xml:space="preserve">2 Chroniques 20.7 </w:t>
-        </w:r>
-      </w:hyperlink>
+      <w:r>
+        <w:rPr>
+          <w:lang w:val="fr_FR" w:bidi="fr_FR"/>
+        </w:rPr>
+        <w:t xml:space="preserve">2 Chroniques 20.7 </w:t>
+      </w:r>
       <w:r>
         <w:rPr>
           <w:lang w:val="fr_FR" w:bidi="fr_FR"/>
         </w:rPr>
         <w:t xml:space="preserve">; </w:t>
       </w:r>
-      <w:hyperlink r:id="rId136">
-        <w:r>
-          <w:rPr>
-            <w:lang w:val="fr_FR" w:bidi="fr_FR"/>
-          </w:rPr>
-          <w:rPr>
-            <w:color w:val="0000EE"/>
-            <w:u w:val="single"/>
-          </w:rPr>
-          <w:t xml:space="preserve">Ésaïe 29.22 </w:t>
-        </w:r>
-      </w:hyperlink>
+      <w:r>
+        <w:rPr>
+          <w:lang w:val="fr_FR" w:bidi="fr_FR"/>
+        </w:rPr>
+        <w:t xml:space="preserve">Ésaïe 29.22 </w:t>
+      </w:r>
       <w:r>
         <w:rPr>
           <w:lang w:val="fr_FR" w:bidi="fr_FR"/>
         </w:rPr>
         <w:t xml:space="preserve">; </w:t>
       </w:r>
-      <w:hyperlink r:id="rId137">
-        <w:r>
-          <w:rPr>
-            <w:lang w:val="fr_FR" w:bidi="fr_FR"/>
-          </w:rPr>
-          <w:rPr>
-            <w:color w:val="0000EE"/>
-            <w:u w:val="single"/>
-          </w:rPr>
-          <w:t xml:space="preserve">41.8 </w:t>
-        </w:r>
-      </w:hyperlink>
+      <w:r>
+        <w:rPr>
+          <w:lang w:val="fr_FR" w:bidi="fr_FR"/>
+        </w:rPr>
+        <w:t xml:space="preserve">41.8 </w:t>
+      </w:r>
       <w:r>
         <w:rPr>
           <w:lang w:val="fr_FR" w:bidi="fr_FR"/>
         </w:rPr>
         <w:t xml:space="preserve">; </w:t>
       </w:r>
-      <w:hyperlink r:id="rId138">
-        <w:r>
-          <w:rPr>
-            <w:lang w:val="fr_FR" w:bidi="fr_FR"/>
-          </w:rPr>
-          <w:rPr>
-            <w:color w:val="0000EE"/>
-            <w:u w:val="single"/>
-          </w:rPr>
-          <w:t xml:space="preserve">51.1–2 </w:t>
-        </w:r>
-      </w:hyperlink>
+      <w:r>
+        <w:rPr>
+          <w:lang w:val="fr_FR" w:bidi="fr_FR"/>
+        </w:rPr>
+        <w:t xml:space="preserve">51.1–2 </w:t>
+      </w:r>
       <w:r>
         <w:rPr>
           <w:lang w:val="fr_FR" w:bidi="fr_FR"/>
         </w:rPr>
         <w:t xml:space="preserve">; </w:t>
       </w:r>
-      <w:hyperlink r:id="rId139">
-        <w:r>
-          <w:rPr>
-            <w:lang w:val="fr_FR" w:bidi="fr_FR"/>
-          </w:rPr>
-          <w:rPr>
-            <w:color w:val="0000EE"/>
-            <w:u w:val="single"/>
-          </w:rPr>
-          <w:t xml:space="preserve">Ézéchiel 33.24 </w:t>
-        </w:r>
-      </w:hyperlink>
+      <w:r>
+        <w:rPr>
+          <w:lang w:val="fr_FR" w:bidi="fr_FR"/>
+        </w:rPr>
+        <w:t xml:space="preserve">Ézéchiel 33.24 </w:t>
+      </w:r>
       <w:r>
         <w:rPr>
           <w:lang w:val="fr_FR" w:bidi="fr_FR"/>
         </w:rPr>
         <w:t xml:space="preserve">; </w:t>
       </w:r>
-      <w:hyperlink r:id="rId140">
-        <w:r>
-          <w:rPr>
-            <w:lang w:val="fr_FR" w:bidi="fr_FR"/>
-          </w:rPr>
-          <w:rPr>
-            <w:color w:val="0000EE"/>
-            <w:u w:val="single"/>
-          </w:rPr>
-          <w:t xml:space="preserve">Matthieu 1.1–2 </w:t>
-        </w:r>
-      </w:hyperlink>
+      <w:r>
+        <w:rPr>
+          <w:lang w:val="fr_FR" w:bidi="fr_FR"/>
+        </w:rPr>
+        <w:t xml:space="preserve">Matthieu 1.1–2 </w:t>
+      </w:r>
       <w:r>
         <w:rPr>
           <w:lang w:val="fr_FR" w:bidi="fr_FR"/>
         </w:rPr>
         <w:t xml:space="preserve">; </w:t>
       </w:r>
-      <w:hyperlink r:id="rId141">
-        <w:r>
-          <w:rPr>
-            <w:lang w:val="fr_FR" w:bidi="fr_FR"/>
-          </w:rPr>
-          <w:rPr>
-            <w:color w:val="0000EE"/>
-            <w:u w:val="single"/>
-          </w:rPr>
-          <w:t xml:space="preserve">3.9 </w:t>
-        </w:r>
-      </w:hyperlink>
+      <w:r>
+        <w:rPr>
+          <w:lang w:val="fr_FR" w:bidi="fr_FR"/>
+        </w:rPr>
+        <w:t xml:space="preserve">3.9 </w:t>
+      </w:r>
       <w:r>
         <w:rPr>
           <w:lang w:val="fr_FR" w:bidi="fr_FR"/>
         </w:rPr>
         <w:t xml:space="preserve">; </w:t>
       </w:r>
-      <w:hyperlink r:id="rId142">
-        <w:r>
-          <w:rPr>
-            <w:lang w:val="fr_FR" w:bidi="fr_FR"/>
-          </w:rPr>
-          <w:rPr>
-            <w:color w:val="0000EE"/>
-            <w:u w:val="single"/>
-          </w:rPr>
-          <w:t xml:space="preserve">8.11 </w:t>
-        </w:r>
-      </w:hyperlink>
+      <w:r>
+        <w:rPr>
+          <w:lang w:val="fr_FR" w:bidi="fr_FR"/>
+        </w:rPr>
+        <w:t xml:space="preserve">8.11 </w:t>
+      </w:r>
       <w:r>
         <w:rPr>
           <w:lang w:val="fr_FR" w:bidi="fr_FR"/>
         </w:rPr>
         <w:t xml:space="preserve">; </w:t>
       </w:r>
-      <w:hyperlink r:id="rId143">
-        <w:r>
-          <w:rPr>
-            <w:lang w:val="fr_FR" w:bidi="fr_FR"/>
-          </w:rPr>
-          <w:rPr>
-            <w:color w:val="0000EE"/>
-            <w:u w:val="single"/>
-          </w:rPr>
-          <w:t xml:space="preserve">22.31–33 </w:t>
-        </w:r>
-      </w:hyperlink>
+      <w:r>
+        <w:rPr>
+          <w:lang w:val="fr_FR" w:bidi="fr_FR"/>
+        </w:rPr>
+        <w:t xml:space="preserve">22.31–33 </w:t>
+      </w:r>
       <w:r>
         <w:rPr>
           <w:lang w:val="fr_FR" w:bidi="fr_FR"/>
         </w:rPr>
         <w:t xml:space="preserve">; </w:t>
       </w:r>
-      <w:hyperlink r:id="rId144">
-        <w:r>
-          <w:rPr>
-            <w:lang w:val="fr_FR" w:bidi="fr_FR"/>
-          </w:rPr>
-          <w:rPr>
-            <w:color w:val="0000EE"/>
-            <w:u w:val="single"/>
-          </w:rPr>
-          <w:t xml:space="preserve">Luc 16.19–31 </w:t>
-        </w:r>
-      </w:hyperlink>
+      <w:r>
+        <w:rPr>
+          <w:lang w:val="fr_FR" w:bidi="fr_FR"/>
+        </w:rPr>
+        <w:t xml:space="preserve">Luc 16.19–31 </w:t>
+      </w:r>
       <w:r>
         <w:rPr>
           <w:lang w:val="fr_FR" w:bidi="fr_FR"/>
         </w:rPr>
         <w:t xml:space="preserve">; </w:t>
       </w:r>
-      <w:hyperlink r:id="rId145">
-        <w:r>
-          <w:rPr>
-            <w:lang w:val="fr_FR" w:bidi="fr_FR"/>
-          </w:rPr>
-          <w:rPr>
-            <w:color w:val="0000EE"/>
-            <w:u w:val="single"/>
-          </w:rPr>
-          <w:t xml:space="preserve">Jean 8.31–58 </w:t>
-        </w:r>
-      </w:hyperlink>
+      <w:r>
+        <w:rPr>
+          <w:lang w:val="fr_FR" w:bidi="fr_FR"/>
+        </w:rPr>
+        <w:t xml:space="preserve">Jean 8.31–58 </w:t>
+      </w:r>
       <w:r>
         <w:rPr>
           <w:lang w:val="fr_FR" w:bidi="fr_FR"/>
         </w:rPr>
         <w:t xml:space="preserve">; </w:t>
       </w:r>
-      <w:hyperlink r:id="rId146">
-        <w:r>
-          <w:rPr>
-            <w:lang w:val="fr_FR" w:bidi="fr_FR"/>
-          </w:rPr>
-          <w:rPr>
-            <w:color w:val="0000EE"/>
-            <w:u w:val="single"/>
-          </w:rPr>
-          <w:t xml:space="preserve">Actes 7.2–8 </w:t>
-        </w:r>
-      </w:hyperlink>
+      <w:r>
+        <w:rPr>
+          <w:lang w:val="fr_FR" w:bidi="fr_FR"/>
+        </w:rPr>
+        <w:t xml:space="preserve">Actes 7.2–8 </w:t>
+      </w:r>
       <w:r>
         <w:rPr>
           <w:lang w:val="fr_FR" w:bidi="fr_FR"/>
         </w:rPr>
         <w:t xml:space="preserve">; </w:t>
       </w:r>
-      <w:hyperlink r:id="rId147">
-        <w:r>
-          <w:rPr>
-            <w:lang w:val="fr_FR" w:bidi="fr_FR"/>
-          </w:rPr>
-          <w:rPr>
-            <w:color w:val="0000EE"/>
-            <w:u w:val="single"/>
-          </w:rPr>
-          <w:t xml:space="preserve">Romains 4.1–23 </w:t>
-        </w:r>
-      </w:hyperlink>
+      <w:r>
+        <w:rPr>
+          <w:lang w:val="fr_FR" w:bidi="fr_FR"/>
+        </w:rPr>
+        <w:t xml:space="preserve">Romains 4.1–23 </w:t>
+      </w:r>
       <w:r>
         <w:rPr>
           <w:lang w:val="fr_FR" w:bidi="fr_FR"/>
         </w:rPr>
         <w:t xml:space="preserve">; </w:t>
       </w:r>
-      <w:hyperlink r:id="rId148">
-        <w:r>
-          <w:rPr>
-            <w:lang w:val="fr_FR" w:bidi="fr_FR"/>
-          </w:rPr>
-          <w:rPr>
-            <w:color w:val="0000EE"/>
-            <w:u w:val="single"/>
-          </w:rPr>
-          <w:t xml:space="preserve">9.5–9 </w:t>
-        </w:r>
-      </w:hyperlink>
+      <w:r>
+        <w:rPr>
+          <w:lang w:val="fr_FR" w:bidi="fr_FR"/>
+        </w:rPr>
+        <w:t xml:space="preserve">9.5–9 </w:t>
+      </w:r>
       <w:r>
         <w:rPr>
           <w:lang w:val="fr_FR" w:bidi="fr_FR"/>
         </w:rPr>
         <w:t xml:space="preserve">; </w:t>
       </w:r>
-      <w:hyperlink r:id="rId149">
-        <w:r>
-          <w:rPr>
-            <w:lang w:val="fr_FR" w:bidi="fr_FR"/>
-          </w:rPr>
-          <w:rPr>
-            <w:color w:val="0000EE"/>
-            <w:u w:val="single"/>
-          </w:rPr>
-          <w:t xml:space="preserve">11.16–17 </w:t>
-        </w:r>
-      </w:hyperlink>
+      <w:r>
+        <w:rPr>
+          <w:lang w:val="fr_FR" w:bidi="fr_FR"/>
+        </w:rPr>
+        <w:t xml:space="preserve">11.16–17 </w:t>
+      </w:r>
       <w:r>
         <w:rPr>
           <w:lang w:val="fr_FR" w:bidi="fr_FR"/>
         </w:rPr>
         <w:t xml:space="preserve">; </w:t>
       </w:r>
-      <w:hyperlink r:id="rId150">
-        <w:r>
-          <w:rPr>
-            <w:lang w:val="fr_FR" w:bidi="fr_FR"/>
-          </w:rPr>
-          <w:rPr>
-            <w:color w:val="0000EE"/>
-            <w:u w:val="single"/>
-          </w:rPr>
-          <w:t xml:space="preserve">Galates 3.6–29 </w:t>
-        </w:r>
-      </w:hyperlink>
+      <w:r>
+        <w:rPr>
+          <w:lang w:val="fr_FR" w:bidi="fr_FR"/>
+        </w:rPr>
+        <w:t xml:space="preserve">Galates 3.6–29 </w:t>
+      </w:r>
       <w:r>
         <w:rPr>
           <w:lang w:val="fr_FR" w:bidi="fr_FR"/>
         </w:rPr>
         <w:t xml:space="preserve">; </w:t>
       </w:r>
-      <w:hyperlink r:id="rId151">
-        <w:r>
-          <w:rPr>
-            <w:lang w:val="fr_FR" w:bidi="fr_FR"/>
-          </w:rPr>
-          <w:rPr>
-            <w:color w:val="0000EE"/>
-            <w:u w:val="single"/>
-          </w:rPr>
-          <w:t xml:space="preserve">Hébreux 6.13–15 </w:t>
-        </w:r>
-      </w:hyperlink>
+      <w:r>
+        <w:rPr>
+          <w:lang w:val="fr_FR" w:bidi="fr_FR"/>
+        </w:rPr>
+        <w:t xml:space="preserve">Hébreux 6.13–15 </w:t>
+      </w:r>
       <w:r>
         <w:rPr>
           <w:lang w:val="fr_FR" w:bidi="fr_FR"/>
         </w:rPr>
         <w:t xml:space="preserve">; </w:t>
       </w:r>
-      <w:hyperlink r:id="rId152">
-        <w:r>
-          <w:rPr>
-            <w:lang w:val="fr_FR" w:bidi="fr_FR"/>
-          </w:rPr>
-          <w:rPr>
-            <w:color w:val="0000EE"/>
-            <w:u w:val="single"/>
-          </w:rPr>
-          <w:t>11.8–12</w:t>
-        </w:r>
-      </w:hyperlink>
+      <w:r>
+        <w:rPr>
+          <w:lang w:val="fr_FR" w:bidi="fr_FR"/>
+        </w:rPr>
+        <w:t>11.8–12</w:t>
+      </w:r>
       <w:r>
         <w:rPr>
           <w:lang w:val="fr_FR" w:bidi="fr_FR"/>
         </w:rPr>
         <w:t xml:space="preserve">, </w:t>
       </w:r>
-      <w:hyperlink r:id="rId121">
-        <w:r>
-          <w:rPr>
-            <w:lang w:val="fr_FR" w:bidi="fr_FR"/>
-          </w:rPr>
-          <w:rPr>
-            <w:color w:val="0000EE"/>
-            <w:u w:val="single"/>
-          </w:rPr>
-          <w:t xml:space="preserve">17–19 </w:t>
-        </w:r>
-      </w:hyperlink>
+      <w:r>
+        <w:rPr>
+          <w:lang w:val="fr_FR" w:bidi="fr_FR"/>
+        </w:rPr>
+        <w:t xml:space="preserve">17–19 </w:t>
+      </w:r>
       <w:r>
         <w:rPr>
           <w:lang w:val="fr_FR" w:bidi="fr_FR"/>
         </w:rPr>
         <w:t xml:space="preserve">; </w:t>
       </w:r>
-      <w:hyperlink r:id="rId153">
-        <w:r>
-          <w:rPr>
-            <w:lang w:val="fr_FR" w:bidi="fr_FR"/>
-          </w:rPr>
-          <w:rPr>
-            <w:color w:val="0000EE"/>
-            <w:u w:val="single"/>
-          </w:rPr>
-          <w:t>Jacques 2.21–23</w:t>
-        </w:r>
-      </w:hyperlink>
+      <w:r>
+        <w:rPr>
+          <w:lang w:val="fr_FR" w:bidi="fr_FR"/>
+        </w:rPr>
+        <w:t>Jacques 2.21–23</w:t>
+      </w:r>
       <w:r>
         <w:rPr>
           <w:lang w:val="fr_FR" w:bidi="fr_FR"/>
@@ -3708,90 +2796,60 @@
         </w:rPr>
         <w:t xml:space="preserve"> » (</w:t>
       </w:r>
-      <w:hyperlink r:id="rId154">
-        <w:r>
-          <w:rPr>
-            <w:lang w:val="fr_FR" w:bidi="fr_FR"/>
-          </w:rPr>
-          <w:rPr>
-            <w:color w:val="0000EE"/>
-            <w:u w:val="single"/>
-          </w:rPr>
-          <w:t>2S 14.25–26</w:t>
-        </w:r>
-      </w:hyperlink>
+      <w:r>
+        <w:rPr>
+          <w:lang w:val="fr_FR" w:bidi="fr_FR"/>
+        </w:rPr>
+        <w:t>2S 14.25–26</w:t>
+      </w:r>
       <w:r>
         <w:rPr>
           <w:lang w:val="fr_FR" w:bidi="fr_FR"/>
         </w:rPr>
         <w:t>). Lorsque sa sœur Tamar fut violée et abandonnée par leur demi-frère Amnon, Absalom lui prodigua soins et protection (</w:t>
       </w:r>
-      <w:hyperlink r:id="rId155">
-        <w:r>
-          <w:rPr>
-            <w:lang w:val="fr_FR" w:bidi="fr_FR"/>
-          </w:rPr>
-          <w:rPr>
-            <w:color w:val="0000EE"/>
-            <w:u w:val="single"/>
-          </w:rPr>
-          <w:t>2S 13.1–20</w:t>
-        </w:r>
-      </w:hyperlink>
+      <w:r>
+        <w:rPr>
+          <w:lang w:val="fr_FR" w:bidi="fr_FR"/>
+        </w:rPr>
+        <w:t>2S 13.1–20</w:t>
+      </w:r>
       <w:r>
         <w:rPr>
           <w:lang w:val="fr_FR" w:bidi="fr_FR"/>
         </w:rPr>
         <w:t>). Il s'attendait peut-être à ce que David punisse Amnon, mais David n'a rien fait (</w:t>
       </w:r>
-      <w:hyperlink r:id="rId156">
-        <w:r>
-          <w:rPr>
-            <w:lang w:val="fr_FR" w:bidi="fr_FR"/>
-          </w:rPr>
-          <w:rPr>
-            <w:color w:val="0000EE"/>
-            <w:u w:val="single"/>
-          </w:rPr>
-          <w:t>2S 13.21</w:t>
-        </w:r>
-      </w:hyperlink>
+      <w:r>
+        <w:rPr>
+          <w:lang w:val="fr_FR" w:bidi="fr_FR"/>
+        </w:rPr>
+        <w:t>2S 13.21</w:t>
+      </w:r>
       <w:r>
         <w:rPr>
           <w:lang w:val="fr_FR" w:bidi="fr_FR"/>
         </w:rPr>
         <w:t>). La colère d'Absalom grandit au fil des deux années qui suivirent (</w:t>
       </w:r>
-      <w:hyperlink r:id="rId157">
-        <w:r>
-          <w:rPr>
-            <w:lang w:val="fr_FR" w:bidi="fr_FR"/>
-          </w:rPr>
-          <w:rPr>
-            <w:color w:val="0000EE"/>
-            <w:u w:val="single"/>
-          </w:rPr>
-          <w:t>2S 13.22</w:t>
-        </w:r>
-      </w:hyperlink>
+      <w:r>
+        <w:rPr>
+          <w:lang w:val="fr_FR" w:bidi="fr_FR"/>
+        </w:rPr>
+        <w:t>2S 13.22</w:t>
+      </w:r>
       <w:r>
         <w:rPr>
           <w:lang w:val="fr_FR" w:bidi="fr_FR"/>
         </w:rPr>
         <w:t>), jusqu'à ce qu'il ne puisse plus contenir sa rancune : il assassina Amnon et dut s'enfuir, trouvant refuge chez son grand-père, le roi Talmaï de Gueschur (</w:t>
       </w:r>
-      <w:hyperlink r:id="rId158">
-        <w:r>
-          <w:rPr>
-            <w:lang w:val="fr_FR" w:bidi="fr_FR"/>
-          </w:rPr>
-          <w:rPr>
-            <w:color w:val="0000EE"/>
-            <w:u w:val="single"/>
-          </w:rPr>
-          <w:t>2S 13.23–39</w:t>
-        </w:r>
-      </w:hyperlink>
+      <w:r>
+        <w:rPr>
+          <w:lang w:val="fr_FR" w:bidi="fr_FR"/>
+        </w:rPr>
+        <w:t>2S 13.23–39</w:t>
+      </w:r>
       <w:r>
         <w:rPr>
           <w:lang w:val="fr_FR" w:bidi="fr_FR"/>
@@ -3812,18 +2870,12 @@
         </w:rPr>
         <w:t>Trois ans plus tard, Joab convainquit David de ramener Absalom. Toutefois, ni punition ni véritable réconciliation ne s'ensuivirent. Bien qu'Absalom vécut deux ans à Jérusalem, bénéficiant de certains privilèges, il se sentit profondément isolé. Insistant pour rencontrer son père, les deux se rencontrèrent et semblèrent se réconcilier (</w:t>
       </w:r>
-      <w:hyperlink r:id="rId159">
-        <w:r>
-          <w:rPr>
-            <w:lang w:val="fr_FR" w:bidi="fr_FR"/>
-          </w:rPr>
-          <w:rPr>
-            <w:color w:val="0000EE"/>
-            <w:u w:val="single"/>
-          </w:rPr>
-          <w:t>2S 14.28–33</w:t>
-        </w:r>
-      </w:hyperlink>
+      <w:r>
+        <w:rPr>
+          <w:lang w:val="fr_FR" w:bidi="fr_FR"/>
+        </w:rPr>
+        <w:t>2S 14.28–33</w:t>
+      </w:r>
       <w:r>
         <w:rPr>
           <w:lang w:val="fr_FR" w:bidi="fr_FR"/>
@@ -3844,54 +2896,36 @@
         </w:rPr>
         <w:t>Pour Absalom, cette entrevue pouvait être le prélude à une ascension sur le trône, et il en profita pour mener une campagne destinée à miner la confiance que le peuple accordait à David (</w:t>
       </w:r>
-      <w:hyperlink r:id="rId160">
-        <w:r>
-          <w:rPr>
-            <w:lang w:val="fr_FR" w:bidi="fr_FR"/>
-          </w:rPr>
-          <w:rPr>
-            <w:color w:val="0000EE"/>
-            <w:u w:val="single"/>
-          </w:rPr>
-          <w:t>2S 15.1–6</w:t>
-        </w:r>
-      </w:hyperlink>
+      <w:r>
+        <w:rPr>
+          <w:lang w:val="fr_FR" w:bidi="fr_FR"/>
+        </w:rPr>
+        <w:t>2S 15.1–6</w:t>
+      </w:r>
       <w:r>
         <w:rPr>
           <w:lang w:val="fr_FR" w:bidi="fr_FR"/>
         </w:rPr>
         <w:t>). Ses manœuvres trompeuses réussirent finalement à rallier à sa cause de nombreux partisans dans tout Israël, notamment à Hébron. En apprenant la révolte d'Absalom, David se vit contraint de fuir Jérusalem (</w:t>
       </w:r>
-      <w:hyperlink r:id="rId161">
-        <w:r>
-          <w:rPr>
-            <w:lang w:val="fr_FR" w:bidi="fr_FR"/>
-          </w:rPr>
-          <w:rPr>
-            <w:color w:val="0000EE"/>
-            <w:u w:val="single"/>
-          </w:rPr>
-          <w:t>2S 15.13–37</w:t>
-        </w:r>
-      </w:hyperlink>
+      <w:r>
+        <w:rPr>
+          <w:lang w:val="fr_FR" w:bidi="fr_FR"/>
+        </w:rPr>
+        <w:t>2S 15.13–37</w:t>
+      </w:r>
       <w:r>
         <w:rPr>
           <w:lang w:val="fr_FR" w:bidi="fr_FR"/>
         </w:rPr>
         <w:t xml:space="preserve"> ; voir </w:t>
       </w:r>
-      <w:hyperlink r:id="rId162">
-        <w:r>
-          <w:rPr>
-            <w:lang w:val="fr_FR" w:bidi="fr_FR"/>
-          </w:rPr>
-          <w:rPr>
-            <w:color w:val="0000EE"/>
-            <w:u w:val="single"/>
-          </w:rPr>
-          <w:t>Ps 3</w:t>
-        </w:r>
-      </w:hyperlink>
+      <w:r>
+        <w:rPr>
+          <w:lang w:val="fr_FR" w:bidi="fr_FR"/>
+        </w:rPr>
+        <w:t>Ps 3</w:t>
+      </w:r>
       <w:r>
         <w:rPr>
           <w:lang w:val="fr_FR" w:bidi="fr_FR"/>
@@ -3926,18 +2960,12 @@
         </w:rPr>
         <w:t>Lorsque Absalom mena ses troupes à travers le Jourdain en direction de la forêt d'Éphraïm, David, bien reposé et accompagné de ses fidèles commandants (Joab, Abischaï et Ittaï de Gath) parvint à déjouer l'assaut et à infliger une défaite aux forces rebelles. Dans sa fuite sur un mulet, les longs cheveux d'Absalom se prirent dans un arbre, le livrant à l'armée adverse. Joab, malgré l'ordre de clémence émanant de David, fit en sorte que le fugitif soit capturé et abattu (</w:t>
       </w:r>
-      <w:hyperlink r:id="rId63">
-        <w:r>
-          <w:rPr>
-            <w:lang w:val="fr_FR" w:bidi="fr_FR"/>
-          </w:rPr>
-          <w:rPr>
-            <w:color w:val="0000EE"/>
-            <w:u w:val="single"/>
-          </w:rPr>
-          <w:t>2S 18.1–18</w:t>
-        </w:r>
-      </w:hyperlink>
+      <w:r>
+        <w:rPr>
+          <w:lang w:val="fr_FR" w:bidi="fr_FR"/>
+        </w:rPr>
+        <w:t>2S 18.1–18</w:t>
+      </w:r>
       <w:r>
         <w:rPr>
           <w:lang w:val="fr_FR" w:bidi="fr_FR"/>
@@ -3958,54 +2986,36 @@
         </w:rPr>
         <w:t>La mort d'Absalom plongea David dans une douleur profonde, son chagrin fut tel qu'il en vint presque à éloigner ceux qui avaient risqué leur vie pour étouffer la rébellion (</w:t>
       </w:r>
-      <w:hyperlink r:id="rId163">
-        <w:r>
-          <w:rPr>
-            <w:lang w:val="fr_FR" w:bidi="fr_FR"/>
-          </w:rPr>
-          <w:rPr>
-            <w:color w:val="0000EE"/>
-            <w:u w:val="single"/>
-          </w:rPr>
-          <w:t>2S 18.33–19.8</w:t>
-        </w:r>
-      </w:hyperlink>
+      <w:r>
+        <w:rPr>
+          <w:lang w:val="fr_FR" w:bidi="fr_FR"/>
+        </w:rPr>
+        <w:t>2S 18.33–19.8</w:t>
+      </w:r>
       <w:r>
         <w:rPr>
           <w:lang w:val="fr_FR" w:bidi="fr_FR"/>
         </w:rPr>
         <w:t>). Absalom pouvait avoir des griefs légitimes concernant le règne de David, mais au lieu de suivre l'exemple de son père en se confiant au Seigneur et en honorant le roi oint, il a choisi la voie de la rébellion, qui scella inévitablement son funeste destin (</w:t>
       </w:r>
-      <w:hyperlink r:id="rId164">
-        <w:r>
-          <w:rPr>
-            <w:lang w:val="fr_FR" w:bidi="fr_FR"/>
-          </w:rPr>
-          <w:rPr>
-            <w:color w:val="0000EE"/>
-            <w:u w:val="single"/>
-          </w:rPr>
-          <w:t>1S 24.5–11</w:t>
-        </w:r>
-      </w:hyperlink>
-      <w:r>
-        <w:rPr>
-          <w:lang w:val="fr_FR" w:bidi="fr_FR"/>
-        </w:rPr>
-        <w:t xml:space="preserve"> ; </w:t>
-      </w:r>
-      <w:hyperlink r:id="rId165">
-        <w:r>
-          <w:rPr>
-            <w:lang w:val="fr_FR" w:bidi="fr_FR"/>
-          </w:rPr>
-          <w:rPr>
-            <w:color w:val="0000EE"/>
-            <w:u w:val="single"/>
-          </w:rPr>
-          <w:t>26.5–24</w:t>
-        </w:r>
-      </w:hyperlink>
+      <w:r>
+        <w:rPr>
+          <w:lang w:val="fr_FR" w:bidi="fr_FR"/>
+        </w:rPr>
+        <w:t>1S 24.5–11</w:t>
+      </w:r>
+      <w:r>
+        <w:rPr>
+          <w:lang w:val="fr_FR" w:bidi="fr_FR"/>
+        </w:rPr>
+        <w:t xml:space="preserve"> ; </w:t>
+      </w:r>
+      <w:r>
+        <w:rPr>
+          <w:lang w:val="fr_FR" w:bidi="fr_FR"/>
+        </w:rPr>
+        <w:t>26.5–24</w:t>
+      </w:r>
       <w:r>
         <w:rPr>
           <w:lang w:val="fr_FR" w:bidi="fr_FR"/>
@@ -4035,126 +3045,84 @@
           <w:lang w:val="fr_FR" w:bidi="fr_FR"/>
         </w:rPr>
       </w:r>
-      <w:hyperlink r:id="rId166">
-        <w:r>
-          <w:rPr>
-            <w:lang w:val="fr_FR" w:bidi="fr_FR"/>
-          </w:rPr>
-          <w:rPr>
-            <w:color w:val="0000EE"/>
-            <w:u w:val="single"/>
-          </w:rPr>
-          <w:t>2 Samuel 3.3</w:t>
-        </w:r>
-      </w:hyperlink>
-      <w:r>
-        <w:rPr>
-          <w:lang w:val="fr_FR" w:bidi="fr_FR"/>
-        </w:rPr>
-        <w:t xml:space="preserve"> ; </w:t>
-      </w:r>
-      <w:hyperlink r:id="rId167">
-        <w:r>
-          <w:rPr>
-            <w:lang w:val="fr_FR" w:bidi="fr_FR"/>
-          </w:rPr>
-          <w:rPr>
-            <w:color w:val="0000EE"/>
-            <w:u w:val="single"/>
-          </w:rPr>
-          <w:t xml:space="preserve">2 Samuel 13.1–19.10 </w:t>
-        </w:r>
-      </w:hyperlink>
-      <w:r>
-        <w:rPr>
-          <w:lang w:val="fr_FR" w:bidi="fr_FR"/>
-        </w:rPr>
-        <w:t xml:space="preserve"> ; </w:t>
-      </w:r>
-      <w:hyperlink r:id="rId168">
-        <w:r>
-          <w:rPr>
-            <w:lang w:val="fr_FR" w:bidi="fr_FR"/>
-          </w:rPr>
-          <w:rPr>
-            <w:color w:val="0000EE"/>
-            <w:u w:val="single"/>
-          </w:rPr>
-          <w:t>1 Rois 2.7</w:t>
-        </w:r>
-      </w:hyperlink>
-      <w:r>
-        <w:rPr>
-          <w:lang w:val="fr_FR" w:bidi="fr_FR"/>
-        </w:rPr>
-        <w:t xml:space="preserve"> ; </w:t>
-      </w:r>
-      <w:hyperlink r:id="rId169">
-        <w:r>
-          <w:rPr>
-            <w:lang w:val="fr_FR" w:bidi="fr_FR"/>
-          </w:rPr>
-          <w:rPr>
-            <w:color w:val="0000EE"/>
-            <w:u w:val="single"/>
-          </w:rPr>
-          <w:t>15.2</w:t>
-        </w:r>
-      </w:hyperlink>
+      <w:r>
+        <w:rPr>
+          <w:lang w:val="fr_FR" w:bidi="fr_FR"/>
+        </w:rPr>
+        <w:t>2 Samuel 3.3</w:t>
+      </w:r>
+      <w:r>
+        <w:rPr>
+          <w:lang w:val="fr_FR" w:bidi="fr_FR"/>
+        </w:rPr>
+        <w:t xml:space="preserve"> ; </w:t>
+      </w:r>
+      <w:r>
+        <w:rPr>
+          <w:lang w:val="fr_FR" w:bidi="fr_FR"/>
+        </w:rPr>
+        <w:t xml:space="preserve">2 Samuel 13.1–19.10 </w:t>
+      </w:r>
+      <w:r>
+        <w:rPr>
+          <w:lang w:val="fr_FR" w:bidi="fr_FR"/>
+        </w:rPr>
+        <w:t xml:space="preserve"> ; </w:t>
+      </w:r>
+      <w:r>
+        <w:rPr>
+          <w:lang w:val="fr_FR" w:bidi="fr_FR"/>
+        </w:rPr>
+        <w:t>1 Rois 2.7</w:t>
+      </w:r>
+      <w:r>
+        <w:rPr>
+          <w:lang w:val="fr_FR" w:bidi="fr_FR"/>
+        </w:rPr>
+        <w:t xml:space="preserve"> ; </w:t>
+      </w:r>
+      <w:r>
+        <w:rPr>
+          <w:lang w:val="fr_FR" w:bidi="fr_FR"/>
+        </w:rPr>
+        <w:t>15.2</w:t>
+      </w:r>
       <w:r>
         <w:rPr>
           <w:lang w:val="fr_FR" w:bidi="fr_FR"/>
         </w:rPr>
         <w:t xml:space="preserve">, </w:t>
       </w:r>
-      <w:hyperlink r:id="rId170">
-        <w:r>
-          <w:rPr>
-            <w:lang w:val="fr_FR" w:bidi="fr_FR"/>
-          </w:rPr>
-          <w:rPr>
-            <w:color w:val="0000EE"/>
-            <w:u w:val="single"/>
-          </w:rPr>
-          <w:t>10</w:t>
-        </w:r>
-      </w:hyperlink>
-      <w:r>
-        <w:rPr>
-          <w:lang w:val="fr_FR" w:bidi="fr_FR"/>
-        </w:rPr>
-        <w:t xml:space="preserve"> ; </w:t>
-      </w:r>
-      <w:hyperlink r:id="rId171">
-        <w:r>
-          <w:rPr>
-            <w:lang w:val="fr_FR" w:bidi="fr_FR"/>
-          </w:rPr>
-          <w:rPr>
-            <w:color w:val="0000EE"/>
-            <w:u w:val="single"/>
-          </w:rPr>
-          <w:t xml:space="preserve">1 Chroniques 3.2 </w:t>
-        </w:r>
-      </w:hyperlink>
-      <w:r>
-        <w:rPr>
-          <w:lang w:val="fr_FR" w:bidi="fr_FR"/>
-        </w:rPr>
-        <w:t xml:space="preserve"> ; </w:t>
-      </w:r>
-      <w:hyperlink r:id="rId172">
-        <w:r>
-          <w:rPr>
-            <w:lang w:val="fr_FR" w:bidi="fr_FR"/>
-          </w:rPr>
-          <w:rPr>
-            <w:color w:val="0000EE"/>
-            <w:u w:val="single"/>
-          </w:rPr>
-          <w:t>Psaume 3.1</w:t>
-        </w:r>
-      </w:hyperlink>
+      <w:r>
+        <w:rPr>
+          <w:lang w:val="fr_FR" w:bidi="fr_FR"/>
+        </w:rPr>
+        <w:t>10</w:t>
+      </w:r>
+      <w:r>
+        <w:rPr>
+          <w:lang w:val="fr_FR" w:bidi="fr_FR"/>
+        </w:rPr>
+        <w:t xml:space="preserve"> ; </w:t>
+      </w:r>
+      <w:r>
+        <w:rPr>
+          <w:lang w:val="fr_FR" w:bidi="fr_FR"/>
+        </w:rPr>
+        <w:t xml:space="preserve">1 Chroniques 3.2 </w:t>
+      </w:r>
+      <w:r>
+        <w:rPr>
+          <w:lang w:val="fr_FR" w:bidi="fr_FR"/>
+        </w:rPr>
+        <w:t xml:space="preserve"> ; </w:t>
+      </w:r>
+      <w:r>
+        <w:rPr>
+          <w:lang w:val="fr_FR" w:bidi="fr_FR"/>
+        </w:rPr>
+        <w:t>Psaume 3.1</w:t>
+      </w:r>
       <w:r>
         <w:rPr>
           <w:lang w:val="fr_FR" w:bidi="fr_FR"/>
@@ -4203,18 +3171,12 @@
         </w:rPr>
         <w:t>Achab, le huitième roi d'Israël, hérita du royaume du nord de son puissant père, Omri (</w:t>
       </w:r>
-      <w:hyperlink r:id="rId173">
-        <w:r>
-          <w:rPr>
-            <w:lang w:val="fr_FR" w:bidi="fr_FR"/>
-          </w:rPr>
-          <w:rPr>
-            <w:color w:val="0000EE"/>
-            <w:u w:val="single"/>
-          </w:rPr>
-          <w:t>1R 16.27–28</w:t>
-        </w:r>
-      </w:hyperlink>
+      <w:r>
+        <w:rPr>
+          <w:lang w:val="fr_FR" w:bidi="fr_FR"/>
+        </w:rPr>
+        <w:t>1R 16.27–28</w:t>
+      </w:r>
       <w:r>
         <w:rPr>
           <w:lang w:val="fr_FR" w:bidi="fr_FR"/>
@@ -4233,18 +3195,12 @@
         </w:rPr>
         <w:t>. Il épousa Jézabel, fille du roi Ethbaal de Sidon, et, sous son influence, se détourna du Seigneur pour adorer Baal (</w:t>
       </w:r>
-      <w:hyperlink r:id="rId174">
-        <w:r>
-          <w:rPr>
-            <w:lang w:val="fr_FR" w:bidi="fr_FR"/>
-          </w:rPr>
-          <w:rPr>
-            <w:color w:val="0000EE"/>
-            <w:u w:val="single"/>
-          </w:rPr>
-          <w:t>1R 16.29–33</w:t>
-        </w:r>
-      </w:hyperlink>
+      <w:r>
+        <w:rPr>
+          <w:lang w:val="fr_FR" w:bidi="fr_FR"/>
+        </w:rPr>
+        <w:t>1R 16.29–33</w:t>
+      </w:r>
       <w:r>
         <w:rPr>
           <w:lang w:val="fr_FR" w:bidi="fr_FR"/>
@@ -4265,54 +3221,36 @@
         </w:rPr>
         <w:t>Durant son règne, Achab remporta plusieurs batailles. Il vainquit les Araméens (</w:t>
       </w:r>
-      <w:hyperlink r:id="rId175">
-        <w:r>
-          <w:rPr>
-            <w:lang w:val="fr_FR" w:bidi="fr_FR"/>
-          </w:rPr>
-          <w:rPr>
-            <w:color w:val="0000EE"/>
-            <w:u w:val="single"/>
-          </w:rPr>
-          <w:t>1R 20.1–34</w:t>
-        </w:r>
-      </w:hyperlink>
+      <w:r>
+        <w:rPr>
+          <w:lang w:val="fr_FR" w:bidi="fr_FR"/>
+        </w:rPr>
+        <w:t>1R 20.1–34</w:t>
+      </w:r>
       <w:r>
         <w:rPr>
           <w:lang w:val="fr_FR" w:bidi="fr_FR"/>
         </w:rPr>
         <w:t>) et, en 853 av. J.-C., mena une coalition de rois contre le roi assyrien Salmanazar III, remportant la bataille de Qarqar. Toutefois, l’Ancien Testament présente Achab sous un jour négatif, soulignant sa trahison envers Dieu. En effet, le Seigneur envoya le prophète Élie pour défier Achab, Jézabel et leurs faux prophètes, réaffirmant ainsi la suprématie du Dieu véritable (</w:t>
       </w:r>
-      <w:hyperlink r:id="rId176">
-        <w:r>
-          <w:rPr>
-            <w:lang w:val="fr_FR" w:bidi="fr_FR"/>
-          </w:rPr>
-          <w:rPr>
-            <w:color w:val="0000EE"/>
-            <w:u w:val="single"/>
-          </w:rPr>
-          <w:t>1R 17.1</w:t>
-        </w:r>
-      </w:hyperlink>
-      <w:r>
-        <w:rPr>
-          <w:lang w:val="fr_FR" w:bidi="fr_FR"/>
-        </w:rPr>
-        <w:t xml:space="preserve"> ; </w:t>
-      </w:r>
-      <w:hyperlink r:id="rId177">
-        <w:r>
-          <w:rPr>
-            <w:lang w:val="fr_FR" w:bidi="fr_FR"/>
-          </w:rPr>
-          <w:rPr>
-            <w:color w:val="0000EE"/>
-            <w:u w:val="single"/>
-          </w:rPr>
-          <w:t>18.1–46</w:t>
-        </w:r>
-      </w:hyperlink>
+      <w:r>
+        <w:rPr>
+          <w:lang w:val="fr_FR" w:bidi="fr_FR"/>
+        </w:rPr>
+        <w:t>1R 17.1</w:t>
+      </w:r>
+      <w:r>
+        <w:rPr>
+          <w:lang w:val="fr_FR" w:bidi="fr_FR"/>
+        </w:rPr>
+        <w:t xml:space="preserve"> ; </w:t>
+      </w:r>
+      <w:r>
+        <w:rPr>
+          <w:lang w:val="fr_FR" w:bidi="fr_FR"/>
+        </w:rPr>
+        <w:t>18.1–46</w:t>
+      </w:r>
       <w:r>
         <w:rPr>
           <w:lang w:val="fr_FR" w:bidi="fr_FR"/>
@@ -4333,18 +3271,12 @@
         </w:rPr>
         <w:t>Achab ne trahit pas seulement l'Eternel mais aussi son peuple, qu'il traita durement. On voit cela dans l’histoire de Naboth et de sa vigne (</w:t>
       </w:r>
-      <w:hyperlink r:id="rId178">
-        <w:r>
-          <w:rPr>
-            <w:lang w:val="fr_FR" w:bidi="fr_FR"/>
-          </w:rPr>
-          <w:rPr>
-            <w:color w:val="0000EE"/>
-            <w:u w:val="single"/>
-          </w:rPr>
-          <w:t>1R 21.1–29</w:t>
-        </w:r>
-      </w:hyperlink>
+      <w:r>
+        <w:rPr>
+          <w:lang w:val="fr_FR" w:bidi="fr_FR"/>
+        </w:rPr>
+        <w:t>1R 21.1–29</w:t>
+      </w:r>
       <w:r>
         <w:rPr>
           <w:lang w:val="fr_FR" w:bidi="fr_FR"/>
@@ -4365,72 +3297,48 @@
         </w:rPr>
         <w:t>Par la suite, la guerre reprit de plus belle contre Aram. Dans ce contexte, Achab sollicita une alliance avec Josaphat, le roi du sud (</w:t>
       </w:r>
-      <w:hyperlink r:id="rId179">
-        <w:r>
-          <w:rPr>
-            <w:lang w:val="fr_FR" w:bidi="fr_FR"/>
-          </w:rPr>
-          <w:rPr>
-            <w:color w:val="0000EE"/>
-            <w:u w:val="single"/>
-          </w:rPr>
-          <w:t>1R 22.2–4</w:t>
-        </w:r>
-      </w:hyperlink>
-      <w:r>
-        <w:rPr>
-          <w:lang w:val="fr_FR" w:bidi="fr_FR"/>
-        </w:rPr>
-        <w:t xml:space="preserve"> ; </w:t>
-      </w:r>
-      <w:hyperlink r:id="rId180">
-        <w:r>
-          <w:rPr>
-            <w:lang w:val="fr_FR" w:bidi="fr_FR"/>
-          </w:rPr>
-          <w:rPr>
-            <w:color w:val="0000EE"/>
-            <w:u w:val="single"/>
-          </w:rPr>
-          <w:t>2Ch 18.1–3</w:t>
-        </w:r>
-      </w:hyperlink>
+      <w:r>
+        <w:rPr>
+          <w:lang w:val="fr_FR" w:bidi="fr_FR"/>
+        </w:rPr>
+        <w:t>1R 22.2–4</w:t>
+      </w:r>
+      <w:r>
+        <w:rPr>
+          <w:lang w:val="fr_FR" w:bidi="fr_FR"/>
+        </w:rPr>
+        <w:t xml:space="preserve"> ; </w:t>
+      </w:r>
+      <w:r>
+        <w:rPr>
+          <w:lang w:val="fr_FR" w:bidi="fr_FR"/>
+        </w:rPr>
+        <w:t>2Ch 18.1–3</w:t>
+      </w:r>
       <w:r>
         <w:rPr>
           <w:lang w:val="fr_FR" w:bidi="fr_FR"/>
         </w:rPr>
         <w:t>). Josaphat était fidèle au Seigneur, alors il persuada Achab de consulter Michée, un prophète de Dieu, qui prédit que cette bataille scellerait le destin fatal d’Achab (</w:t>
       </w:r>
-      <w:hyperlink r:id="rId181">
-        <w:r>
-          <w:rPr>
-            <w:lang w:val="fr_FR" w:bidi="fr_FR"/>
-          </w:rPr>
-          <w:rPr>
-            <w:color w:val="0000EE"/>
-            <w:u w:val="single"/>
-          </w:rPr>
-          <w:t>1R 22.5–28</w:t>
-        </w:r>
-      </w:hyperlink>
-      <w:r>
-        <w:rPr>
-          <w:lang w:val="fr_FR" w:bidi="fr_FR"/>
-        </w:rPr>
-        <w:t xml:space="preserve"> ; </w:t>
-      </w:r>
-      <w:hyperlink r:id="rId182">
-        <w:r>
-          <w:rPr>
-            <w:lang w:val="fr_FR" w:bidi="fr_FR"/>
-          </w:rPr>
-          <w:rPr>
-            <w:color w:val="0000EE"/>
-            <w:u w:val="single"/>
-          </w:rPr>
-          <w:t>2 Chron 18.4–27</w:t>
-        </w:r>
-      </w:hyperlink>
+      <w:r>
+        <w:rPr>
+          <w:lang w:val="fr_FR" w:bidi="fr_FR"/>
+        </w:rPr>
+        <w:t>1R 22.5–28</w:t>
+      </w:r>
+      <w:r>
+        <w:rPr>
+          <w:lang w:val="fr_FR" w:bidi="fr_FR"/>
+        </w:rPr>
+        <w:t xml:space="preserve"> ; </w:t>
+      </w:r>
+      <w:r>
+        <w:rPr>
+          <w:lang w:val="fr_FR" w:bidi="fr_FR"/>
+        </w:rPr>
+        <w:t>2 Chron 18.4–27</w:t>
+      </w:r>
       <w:r>
         <w:rPr>
           <w:lang w:val="fr_FR" w:bidi="fr_FR"/>
@@ -4449,18 +3357,12 @@
         </w:rPr>
         <w:t xml:space="preserve"> » (</w:t>
       </w:r>
-      <w:hyperlink r:id="rId183">
-        <w:r>
-          <w:rPr>
-            <w:lang w:val="fr_FR" w:bidi="fr_FR"/>
-          </w:rPr>
-          <w:rPr>
-            <w:color w:val="0000EE"/>
-            <w:u w:val="single"/>
-          </w:rPr>
-          <w:t>1R 22.38</w:t>
-        </w:r>
-      </w:hyperlink>
+      <w:r>
+        <w:rPr>
+          <w:lang w:val="fr_FR" w:bidi="fr_FR"/>
+        </w:rPr>
+        <w:t>1R 22.38</w:t>
+      </w:r>
       <w:r>
         <w:rPr>
           <w:lang w:val="fr_FR" w:bidi="fr_FR"/>
@@ -4490,54 +3392,36 @@
           <w:lang w:val="fr_FR" w:bidi="fr_FR"/>
         </w:rPr>
       </w:r>
-      <w:hyperlink r:id="rId184">
-        <w:r>
-          <w:rPr>
-            <w:lang w:val="fr_FR" w:bidi="fr_FR"/>
-          </w:rPr>
-          <w:rPr>
-            <w:color w:val="0000EE"/>
-            <w:u w:val="single"/>
-          </w:rPr>
-          <w:t>1 Rois 16.29–22.53</w:t>
-        </w:r>
-      </w:hyperlink>
-      <w:r>
-        <w:rPr>
-          <w:lang w:val="fr_FR" w:bidi="fr_FR"/>
-        </w:rPr>
-        <w:t xml:space="preserve"> ; </w:t>
-      </w:r>
-      <w:hyperlink r:id="rId185">
-        <w:r>
-          <w:rPr>
-            <w:lang w:val="fr_FR" w:bidi="fr_FR"/>
-          </w:rPr>
-          <w:rPr>
-            <w:color w:val="0000EE"/>
-            <w:u w:val="single"/>
-          </w:rPr>
-          <w:t>2 Chroniques 18.1–34</w:t>
-        </w:r>
-      </w:hyperlink>
-      <w:r>
-        <w:rPr>
-          <w:lang w:val="fr_FR" w:bidi="fr_FR"/>
-        </w:rPr>
-        <w:t xml:space="preserve"> ; </w:t>
-      </w:r>
-      <w:hyperlink r:id="rId186">
-        <w:r>
-          <w:rPr>
-            <w:lang w:val="fr_FR" w:bidi="fr_FR"/>
-          </w:rPr>
-          <w:rPr>
-            <w:color w:val="0000EE"/>
-            <w:u w:val="single"/>
-          </w:rPr>
-          <w:t>Michée 6.16</w:t>
-        </w:r>
-      </w:hyperlink>
+      <w:r>
+        <w:rPr>
+          <w:lang w:val="fr_FR" w:bidi="fr_FR"/>
+        </w:rPr>
+        <w:t>1 Rois 16.29–22.53</w:t>
+      </w:r>
+      <w:r>
+        <w:rPr>
+          <w:lang w:val="fr_FR" w:bidi="fr_FR"/>
+        </w:rPr>
+        <w:t xml:space="preserve"> ; </w:t>
+      </w:r>
+      <w:r>
+        <w:rPr>
+          <w:lang w:val="fr_FR" w:bidi="fr_FR"/>
+        </w:rPr>
+        <w:t>2 Chroniques 18.1–34</w:t>
+      </w:r>
+      <w:r>
+        <w:rPr>
+          <w:lang w:val="fr_FR" w:bidi="fr_FR"/>
+        </w:rPr>
+        <w:t xml:space="preserve"> ; </w:t>
+      </w:r>
+      <w:r>
+        <w:rPr>
+          <w:lang w:val="fr_FR" w:bidi="fr_FR"/>
+        </w:rPr>
+        <w:t>Michée 6.16</w:t>
+      </w:r>
       <w:r>
         <w:rPr>
           <w:lang w:val="fr_FR" w:bidi="fr_FR"/>
@@ -4586,54 +3470,36 @@
         </w:rPr>
         <w:t xml:space="preserve">Achaz régna sur Juda durant une période tumultueuse, de 743 à 715 av. J.-C. Alors que son père, Jotham, et son fils, Ézéchias, ont été loués pour leur fidélité au Seigneur (voir </w:t>
       </w:r>
-      <w:hyperlink r:id="rId187">
-        <w:r>
-          <w:rPr>
-            <w:lang w:val="fr_FR" w:bidi="fr_FR"/>
-          </w:rPr>
-          <w:rPr>
-            <w:color w:val="0000EE"/>
-            <w:u w:val="single"/>
-          </w:rPr>
-          <w:t>2R 15.32–38</w:t>
-        </w:r>
-      </w:hyperlink>
-      <w:r>
-        <w:rPr>
-          <w:lang w:val="fr_FR" w:bidi="fr_FR"/>
-        </w:rPr>
-        <w:t xml:space="preserve"> ; </w:t>
-      </w:r>
-      <w:hyperlink r:id="rId188">
-        <w:r>
-          <w:rPr>
-            <w:lang w:val="fr_FR" w:bidi="fr_FR"/>
-          </w:rPr>
-          <w:rPr>
-            <w:color w:val="0000EE"/>
-            <w:u w:val="single"/>
-          </w:rPr>
-          <w:t>2 Ch 27.1–9</w:t>
-        </w:r>
-      </w:hyperlink>
+      <w:r>
+        <w:rPr>
+          <w:lang w:val="fr_FR" w:bidi="fr_FR"/>
+        </w:rPr>
+        <w:t>2R 15.32–38</w:t>
+      </w:r>
+      <w:r>
+        <w:rPr>
+          <w:lang w:val="fr_FR" w:bidi="fr_FR"/>
+        </w:rPr>
+        <w:t xml:space="preserve"> ; </w:t>
+      </w:r>
+      <w:r>
+        <w:rPr>
+          <w:lang w:val="fr_FR" w:bidi="fr_FR"/>
+        </w:rPr>
+        <w:t>2 Ch 27.1–9</w:t>
+      </w:r>
       <w:r>
         <w:rPr>
           <w:lang w:val="fr_FR" w:bidi="fr_FR"/>
         </w:rPr>
         <w:t xml:space="preserve"> ; et </w:t>
       </w:r>
-      <w:hyperlink r:id="rId189">
-        <w:r>
-          <w:rPr>
-            <w:lang w:val="fr_FR" w:bidi="fr_FR"/>
-          </w:rPr>
-          <w:rPr>
-            <w:color w:val="0000EE"/>
-            <w:u w:val="single"/>
-          </w:rPr>
-          <w:t>2R 18.1–8</w:t>
-        </w:r>
-      </w:hyperlink>
+      <w:r>
+        <w:rPr>
+          <w:lang w:val="fr_FR" w:bidi="fr_FR"/>
+        </w:rPr>
+        <w:t>2R 18.1–8</w:t>
+      </w:r>
       <w:r>
         <w:rPr>
           <w:lang w:val="fr_FR" w:bidi="fr_FR"/>
@@ -4654,18 +3520,12 @@
         </w:rPr>
         <w:t>Son règne fut marqué par de nombreux conflits. Lorsque le roi Pékach d'Israël et le roi Retsin de Syrie tentèrent d'entraîner Juda dans une coalition contre l'Assyrie, Achaz refusa de s'y joindre. Cette décision mena à une attaque de Pékach et de Retsin, qui remportèrent d'importantes victoires, semant la terreur chez Achaz. Le prophète Ésaïe tenta de l'exhorter à faire confiance au Seigneur, mais Achaz persista dans son obstination (</w:t>
       </w:r>
-      <w:hyperlink r:id="rId190">
-        <w:r>
-          <w:rPr>
-            <w:lang w:val="fr_FR" w:bidi="fr_FR"/>
-          </w:rPr>
-          <w:rPr>
-            <w:color w:val="0000EE"/>
-            <w:u w:val="single"/>
-          </w:rPr>
-          <w:t>És 7</w:t>
-        </w:r>
-      </w:hyperlink>
+      <w:r>
+        <w:rPr>
+          <w:lang w:val="fr_FR" w:bidi="fr_FR"/>
+        </w:rPr>
+        <w:t>És 7</w:t>
+      </w:r>
       <w:r>
         <w:rPr>
           <w:lang w:val="fr_FR" w:bidi="fr_FR"/>
@@ -4698,36 +3558,24 @@
         </w:rPr>
         <w:t xml:space="preserve"> III (</w:t>
       </w:r>
-      <w:hyperlink r:id="rId191">
-        <w:r>
-          <w:rPr>
-            <w:lang w:val="fr_FR" w:bidi="fr_FR"/>
-          </w:rPr>
-          <w:rPr>
-            <w:color w:val="0000EE"/>
-            <w:u w:val="single"/>
-          </w:rPr>
-          <w:t>2R 16.7–9</w:t>
-        </w:r>
-      </w:hyperlink>
+      <w:r>
+        <w:rPr>
+          <w:lang w:val="fr_FR" w:bidi="fr_FR"/>
+        </w:rPr>
+        <w:t>2R 16.7–9</w:t>
+      </w:r>
       <w:r>
         <w:rPr>
           <w:lang w:val="fr_FR" w:bidi="fr_FR"/>
         </w:rPr>
         <w:t>), ce qui plongea Juda dans une dangereuse dépendance vis-à-vis de l'Assyrie, transformant le royaume en un état vassal. Le roi assyrien profita de cette situation pour vaincre les Araméens lors d'une campagne de deux ans (de 734 à 732 av. J.-C.), tuant Retsin, soumettant Israël et annexant à son empire d'importantes régions du territoire de Pékach (</w:t>
       </w:r>
-      <w:hyperlink r:id="rId192">
-        <w:r>
-          <w:rPr>
-            <w:lang w:val="fr_FR" w:bidi="fr_FR"/>
-          </w:rPr>
-          <w:rPr>
-            <w:color w:val="0000EE"/>
-            <w:u w:val="single"/>
-          </w:rPr>
-          <w:t>2R 15.29</w:t>
-        </w:r>
-      </w:hyperlink>
+      <w:r>
+        <w:rPr>
+          <w:lang w:val="fr_FR" w:bidi="fr_FR"/>
+        </w:rPr>
+        <w:t>2R 15.29</w:t>
+      </w:r>
       <w:r>
         <w:rPr>
           <w:lang w:val="fr_FR" w:bidi="fr_FR"/>
@@ -4748,18 +3596,12 @@
         </w:rPr>
         <w:t>Achaz se révéla être un fervent adepte des pratiques assyriennes. Lors d'une visite à Damas, où il rencontra Tiglath-Piléser III, il fut séduit par un autel assyrien et fit envoyer un modèle similaire à Jérusalem, remplaçant ainsi l'autel en bronze originel (</w:t>
       </w:r>
-      <w:hyperlink r:id="rId193">
-        <w:r>
-          <w:rPr>
-            <w:lang w:val="fr_FR" w:bidi="fr_FR"/>
-          </w:rPr>
-          <w:rPr>
-            <w:color w:val="0000EE"/>
-            <w:u w:val="single"/>
-          </w:rPr>
-          <w:t>2R 16.10–18</w:t>
-        </w:r>
-      </w:hyperlink>
+      <w:r>
+        <w:rPr>
+          <w:lang w:val="fr_FR" w:bidi="fr_FR"/>
+        </w:rPr>
+        <w:t>2R 16.10–18</w:t>
+      </w:r>
       <w:r>
         <w:rPr>
           <w:lang w:val="fr_FR" w:bidi="fr_FR"/>
@@ -4780,36 +3622,24 @@
         </w:rPr>
         <w:t>En définitive, le règne d'Achaz illustre les raisons pour lesquelles le peuple de Juda fut finalement conduit à l'exil. Il ne gouverna pas conformément aux prescriptions divines ni adora le Seigneur (</w:t>
       </w:r>
-      <w:hyperlink r:id="rId194">
-        <w:r>
-          <w:rPr>
-            <w:lang w:val="fr_FR" w:bidi="fr_FR"/>
-          </w:rPr>
-          <w:rPr>
-            <w:color w:val="0000EE"/>
-            <w:u w:val="single"/>
-          </w:rPr>
-          <w:t>Dt 17.14–20</w:t>
-        </w:r>
-      </w:hyperlink>
+      <w:r>
+        <w:rPr>
+          <w:lang w:val="fr_FR" w:bidi="fr_FR"/>
+        </w:rPr>
+        <w:t>Dt 17.14–20</w:t>
+      </w:r>
       <w:r>
         <w:rPr>
           <w:lang w:val="fr_FR" w:bidi="fr_FR"/>
         </w:rPr>
         <w:t>). À sa mort, son fils Ézéchias monta sur le trône (</w:t>
       </w:r>
-      <w:hyperlink r:id="rId195">
-        <w:r>
-          <w:rPr>
-            <w:lang w:val="fr_FR" w:bidi="fr_FR"/>
-          </w:rPr>
-          <w:rPr>
-            <w:color w:val="0000EE"/>
-            <w:u w:val="single"/>
-          </w:rPr>
-          <w:t>2R 16.20</w:t>
-        </w:r>
-      </w:hyperlink>
+      <w:r>
+        <w:rPr>
+          <w:lang w:val="fr_FR" w:bidi="fr_FR"/>
+        </w:rPr>
+        <w:t>2R 16.20</w:t>
+      </w:r>
       <w:r>
         <w:rPr>
           <w:lang w:val="fr_FR" w:bidi="fr_FR"/>
@@ -4839,54 +3669,36 @@
           <w:lang w:val="fr_FR" w:bidi="fr_FR"/>
         </w:rPr>
       </w:r>
-      <w:hyperlink r:id="rId196">
-        <w:r>
-          <w:rPr>
-            <w:lang w:val="fr_FR" w:bidi="fr_FR"/>
-          </w:rPr>
-          <w:rPr>
-            <w:color w:val="0000EE"/>
-            <w:u w:val="single"/>
-          </w:rPr>
-          <w:t>2 Rois 15.38–16.20</w:t>
-        </w:r>
-      </w:hyperlink>
-      <w:r>
-        <w:rPr>
-          <w:lang w:val="fr_FR" w:bidi="fr_FR"/>
-        </w:rPr>
-        <w:t xml:space="preserve"> ; </w:t>
-      </w:r>
-      <w:hyperlink r:id="rId197">
-        <w:r>
-          <w:rPr>
-            <w:lang w:val="fr_FR" w:bidi="fr_FR"/>
-          </w:rPr>
-          <w:rPr>
-            <w:color w:val="0000EE"/>
-            <w:u w:val="single"/>
-          </w:rPr>
-          <w:t>2 Chroniques 27.9–28.27</w:t>
-        </w:r>
-      </w:hyperlink>
-      <w:r>
-        <w:rPr>
-          <w:lang w:val="fr_FR" w:bidi="fr_FR"/>
-        </w:rPr>
-        <w:t xml:space="preserve"> ; </w:t>
-      </w:r>
-      <w:hyperlink r:id="rId190">
-        <w:r>
-          <w:rPr>
-            <w:lang w:val="fr_FR" w:bidi="fr_FR"/>
-          </w:rPr>
-          <w:rPr>
-            <w:color w:val="0000EE"/>
-            <w:u w:val="single"/>
-          </w:rPr>
-          <w:t>Ésaïe 7.1–25</w:t>
-        </w:r>
-      </w:hyperlink>
+      <w:r>
+        <w:rPr>
+          <w:lang w:val="fr_FR" w:bidi="fr_FR"/>
+        </w:rPr>
+        <w:t>2 Rois 15.38–16.20</w:t>
+      </w:r>
+      <w:r>
+        <w:rPr>
+          <w:lang w:val="fr_FR" w:bidi="fr_FR"/>
+        </w:rPr>
+        <w:t xml:space="preserve"> ; </w:t>
+      </w:r>
+      <w:r>
+        <w:rPr>
+          <w:lang w:val="fr_FR" w:bidi="fr_FR"/>
+        </w:rPr>
+        <w:t>2 Chroniques 27.9–28.27</w:t>
+      </w:r>
+      <w:r>
+        <w:rPr>
+          <w:lang w:val="fr_FR" w:bidi="fr_FR"/>
+        </w:rPr>
+        <w:t xml:space="preserve"> ; </w:t>
+      </w:r>
+      <w:r>
+        <w:rPr>
+          <w:lang w:val="fr_FR" w:bidi="fr_FR"/>
+        </w:rPr>
+        <w:t>Ésaïe 7.1–25</w:t>
+      </w:r>
       <w:r>
         <w:rPr>
           <w:lang w:val="fr_FR" w:bidi="fr_FR"/>
@@ -4935,36 +3747,24 @@
         </w:rPr>
         <w:t>Adam fut le premier homme et le père de l'humanité. Dieu créa le premier couple à son image afin de remplir la terre et de gouverner la création (</w:t>
       </w:r>
-      <w:hyperlink r:id="rId198">
-        <w:r>
-          <w:rPr>
-            <w:lang w:val="fr_FR" w:bidi="fr_FR"/>
-          </w:rPr>
-          <w:rPr>
-            <w:color w:val="0000EE"/>
-            <w:u w:val="single"/>
-          </w:rPr>
-          <w:t>Gn 1.26–31</w:t>
-        </w:r>
-      </w:hyperlink>
+      <w:r>
+        <w:rPr>
+          <w:lang w:val="fr_FR" w:bidi="fr_FR"/>
+        </w:rPr>
+        <w:t>Gn 1.26–31</w:t>
+      </w:r>
       <w:r>
         <w:rPr>
           <w:lang w:val="fr_FR" w:bidi="fr_FR"/>
         </w:rPr>
         <w:t>). Dieu forma Adam à partir de la poussière de la terre et lui donna la vie (</w:t>
       </w:r>
-      <w:hyperlink r:id="rId199">
-        <w:r>
-          <w:rPr>
-            <w:lang w:val="fr_FR" w:bidi="fr_FR"/>
-          </w:rPr>
-          <w:rPr>
-            <w:color w:val="0000EE"/>
-            <w:u w:val="single"/>
-          </w:rPr>
-          <w:t>Gn 2.7</w:t>
-        </w:r>
-      </w:hyperlink>
+      <w:r>
+        <w:rPr>
+          <w:lang w:val="fr_FR" w:bidi="fr_FR"/>
+        </w:rPr>
+        <w:t>Gn 2.7</w:t>
+      </w:r>
       <w:r>
         <w:rPr>
           <w:lang w:val="fr_FR" w:bidi="fr_FR"/>
@@ -4989,18 +3789,12 @@
         </w:rPr>
         <w:t>Entretenir le jardin dans lequel Dieu l’avait placé (</w:t>
       </w:r>
-      <w:hyperlink r:id="rId200">
-        <w:r>
-          <w:rPr>
-            <w:lang w:val="fr_FR" w:bidi="fr_FR"/>
-          </w:rPr>
-          <w:rPr>
-            <w:color w:val="0000EE"/>
-            <w:u w:val="single"/>
-          </w:rPr>
-          <w:t>Gn 2.15</w:t>
-        </w:r>
-      </w:hyperlink>
+      <w:r>
+        <w:rPr>
+          <w:lang w:val="fr_FR" w:bidi="fr_FR"/>
+        </w:rPr>
+        <w:t>Gn 2.15</w:t>
+      </w:r>
       <w:r>
         <w:rPr>
           <w:lang w:val="fr_FR" w:bidi="fr_FR"/>
@@ -5025,18 +3819,12 @@
         </w:rPr>
         <w:t>Nommer les animaux (</w:t>
       </w:r>
-      <w:hyperlink r:id="rId201">
-        <w:r>
-          <w:rPr>
-            <w:lang w:val="fr_FR" w:bidi="fr_FR"/>
-          </w:rPr>
-          <w:rPr>
-            <w:color w:val="0000EE"/>
-            <w:u w:val="single"/>
-          </w:rPr>
-          <w:t>Gn 2.19–20</w:t>
-        </w:r>
-      </w:hyperlink>
+      <w:r>
+        <w:rPr>
+          <w:lang w:val="fr_FR" w:bidi="fr_FR"/>
+        </w:rPr>
+        <w:t>Gn 2.19–20</w:t>
+      </w:r>
       <w:r>
         <w:rPr>
           <w:lang w:val="fr_FR" w:bidi="fr_FR"/>
@@ -5061,36 +3849,24 @@
         </w:rPr>
         <w:t>Obéir aux instructions divines (</w:t>
       </w:r>
-      <w:hyperlink r:id="rId202">
-        <w:r>
-          <w:rPr>
-            <w:lang w:val="fr_FR" w:bidi="fr_FR"/>
-          </w:rPr>
-          <w:rPr>
-            <w:color w:val="0000EE"/>
-            <w:u w:val="single"/>
-          </w:rPr>
-          <w:t>Gn 1.28</w:t>
-        </w:r>
-      </w:hyperlink>
-      <w:r>
-        <w:rPr>
-          <w:lang w:val="fr_FR" w:bidi="fr_FR"/>
-        </w:rPr>
-        <w:t xml:space="preserve"> ; </w:t>
-      </w:r>
-      <w:hyperlink r:id="rId203">
-        <w:r>
-          <w:rPr>
-            <w:lang w:val="fr_FR" w:bidi="fr_FR"/>
-          </w:rPr>
-          <w:rPr>
-            <w:color w:val="0000EE"/>
-            <w:u w:val="single"/>
-          </w:rPr>
-          <w:t>2.16–17</w:t>
-        </w:r>
-      </w:hyperlink>
+      <w:r>
+        <w:rPr>
+          <w:lang w:val="fr_FR" w:bidi="fr_FR"/>
+        </w:rPr>
+        <w:t>Gn 1.28</w:t>
+      </w:r>
+      <w:r>
+        <w:rPr>
+          <w:lang w:val="fr_FR" w:bidi="fr_FR"/>
+        </w:rPr>
+        <w:t xml:space="preserve"> ; </w:t>
+      </w:r>
+      <w:r>
+        <w:rPr>
+          <w:lang w:val="fr_FR" w:bidi="fr_FR"/>
+        </w:rPr>
+        <w:t>2.16–17</w:t>
+      </w:r>
       <w:r>
         <w:rPr>
           <w:lang w:val="fr_FR" w:bidi="fr_FR"/>
@@ -5111,54 +3887,36 @@
         </w:rPr>
         <w:t>Dieu créa la première femme, Ève, pour être la compagne et l'aide d'Adam. Il la créa à partir de la côte d’Adam (</w:t>
       </w:r>
-      <w:hyperlink r:id="rId204">
-        <w:r>
-          <w:rPr>
-            <w:lang w:val="fr_FR" w:bidi="fr_FR"/>
-          </w:rPr>
-          <w:rPr>
-            <w:color w:val="0000EE"/>
-            <w:u w:val="single"/>
-          </w:rPr>
-          <w:t>Gn 2.18–22</w:t>
-        </w:r>
-      </w:hyperlink>
+      <w:r>
+        <w:rPr>
+          <w:lang w:val="fr_FR" w:bidi="fr_FR"/>
+        </w:rPr>
+        <w:t>Gn 2.18–22</w:t>
+      </w:r>
       <w:r>
         <w:rPr>
           <w:lang w:val="fr_FR" w:bidi="fr_FR"/>
         </w:rPr>
         <w:t>), ce qui symbolise l'unité que Dieu voulait pour le mariage (</w:t>
       </w:r>
-      <w:hyperlink r:id="rId205">
-        <w:r>
-          <w:rPr>
-            <w:lang w:val="fr_FR" w:bidi="fr_FR"/>
-          </w:rPr>
-          <w:rPr>
-            <w:color w:val="0000EE"/>
-            <w:u w:val="single"/>
-          </w:rPr>
-          <w:t>Gn 2.23–25</w:t>
-        </w:r>
-      </w:hyperlink>
+      <w:r>
+        <w:rPr>
+          <w:lang w:val="fr_FR" w:bidi="fr_FR"/>
+        </w:rPr>
+        <w:t>Gn 2.23–25</w:t>
+      </w:r>
       <w:r>
         <w:rPr>
           <w:lang w:val="fr_FR" w:bidi="fr_FR"/>
         </w:rPr>
         <w:t>). Elle est honorée comme « la mère de tous les vivants » (</w:t>
       </w:r>
-      <w:hyperlink r:id="rId206">
-        <w:r>
-          <w:rPr>
-            <w:lang w:val="fr_FR" w:bidi="fr_FR"/>
-          </w:rPr>
-          <w:rPr>
-            <w:color w:val="0000EE"/>
-            <w:u w:val="single"/>
-          </w:rPr>
-          <w:t>Gn 3.20</w:t>
-        </w:r>
-      </w:hyperlink>
+      <w:r>
+        <w:rPr>
+          <w:lang w:val="fr_FR" w:bidi="fr_FR"/>
+        </w:rPr>
+        <w:t>Gn 3.20</w:t>
+      </w:r>
       <w:r>
         <w:rPr>
           <w:lang w:val="fr_FR" w:bidi="fr_FR"/>
@@ -5179,54 +3937,36 @@
         </w:rPr>
         <w:t>Cependant, l’harmonie fut rompue lorsque le serpent trompa Ève, l’incitant à désobéir à Dieu (</w:t>
       </w:r>
-      <w:hyperlink r:id="rId207">
-        <w:r>
-          <w:rPr>
-            <w:lang w:val="fr_FR" w:bidi="fr_FR"/>
-          </w:rPr>
-          <w:rPr>
-            <w:color w:val="0000EE"/>
-            <w:u w:val="single"/>
-          </w:rPr>
-          <w:t>Gn 3.1–6</w:t>
-        </w:r>
-      </w:hyperlink>
+      <w:r>
+        <w:rPr>
+          <w:lang w:val="fr_FR" w:bidi="fr_FR"/>
+        </w:rPr>
+        <w:t>Gn 3.1–6</w:t>
+      </w:r>
       <w:r>
         <w:rPr>
           <w:lang w:val="fr_FR" w:bidi="fr_FR"/>
         </w:rPr>
         <w:t>). Adam, à son tour, suivit son exemple, et leur rébellion endommagea leur relation (</w:t>
       </w:r>
-      <w:hyperlink r:id="rId208">
-        <w:r>
-          <w:rPr>
-            <w:lang w:val="fr_FR" w:bidi="fr_FR"/>
-          </w:rPr>
-          <w:rPr>
-            <w:color w:val="0000EE"/>
-            <w:u w:val="single"/>
-          </w:rPr>
-          <w:t>Gn 3.7</w:t>
-        </w:r>
-      </w:hyperlink>
+      <w:r>
+        <w:rPr>
+          <w:lang w:val="fr_FR" w:bidi="fr_FR"/>
+        </w:rPr>
+        <w:t>Gn 3.7</w:t>
+      </w:r>
       <w:r>
         <w:rPr>
           <w:lang w:val="fr_FR" w:bidi="fr_FR"/>
         </w:rPr>
         <w:t>) tout en les séparant du Créateur. Dieu a cherché Adam après cette rébellion, mais Ève et lui se cachaient déjà parmi les arbres, ressentant déjà la séparation (</w:t>
       </w:r>
-      <w:hyperlink r:id="rId209">
-        <w:r>
-          <w:rPr>
-            <w:lang w:val="fr_FR" w:bidi="fr_FR"/>
-          </w:rPr>
-          <w:rPr>
-            <w:color w:val="0000EE"/>
-            <w:u w:val="single"/>
-          </w:rPr>
-          <w:t>Gn 3.8</w:t>
-        </w:r>
-      </w:hyperlink>
+      <w:r>
+        <w:rPr>
+          <w:lang w:val="fr_FR" w:bidi="fr_FR"/>
+        </w:rPr>
+        <w:t>Gn 3.8</w:t>
+      </w:r>
       <w:r>
         <w:rPr>
           <w:lang w:val="fr_FR" w:bidi="fr_FR"/>
@@ -5247,144 +3987,96 @@
         </w:rPr>
         <w:t>Lorsque interrogé, Adam rejeta la responsabilité sur Ève et, indirectement, sur Dieu (</w:t>
       </w:r>
-      <w:hyperlink r:id="rId210">
-        <w:r>
-          <w:rPr>
-            <w:lang w:val="fr_FR" w:bidi="fr_FR"/>
-          </w:rPr>
-          <w:rPr>
-            <w:color w:val="0000EE"/>
-            <w:u w:val="single"/>
-          </w:rPr>
-          <w:t>Gn 3.12</w:t>
-        </w:r>
-      </w:hyperlink>
+      <w:r>
+        <w:rPr>
+          <w:lang w:val="fr_FR" w:bidi="fr_FR"/>
+        </w:rPr>
+        <w:t>Gn 3.12</w:t>
+      </w:r>
       <w:r>
         <w:rPr>
           <w:lang w:val="fr_FR" w:bidi="fr_FR"/>
         </w:rPr>
         <w:t>). Cette désobéissance engendra douleur, tensions relationnelles, difficultés matérielles (ex : cultiver la terre) ainsi que la mort physique et spirituelle (</w:t>
       </w:r>
-      <w:hyperlink r:id="rId211">
-        <w:r>
-          <w:rPr>
-            <w:lang w:val="fr_FR" w:bidi="fr_FR"/>
-          </w:rPr>
-          <w:rPr>
-            <w:color w:val="0000EE"/>
-            <w:u w:val="single"/>
-          </w:rPr>
-          <w:t>Gn 3.16–19</w:t>
-        </w:r>
-      </w:hyperlink>
+      <w:r>
+        <w:rPr>
+          <w:lang w:val="fr_FR" w:bidi="fr_FR"/>
+        </w:rPr>
+        <w:t>Gn 3.16–19</w:t>
+      </w:r>
       <w:r>
         <w:rPr>
           <w:lang w:val="fr_FR" w:bidi="fr_FR"/>
         </w:rPr>
         <w:t xml:space="preserve">, </w:t>
       </w:r>
-      <w:hyperlink r:id="rId212">
-        <w:r>
-          <w:rPr>
-            <w:lang w:val="fr_FR" w:bidi="fr_FR"/>
-          </w:rPr>
-          <w:rPr>
-            <w:color w:val="0000EE"/>
-            <w:u w:val="single"/>
-          </w:rPr>
-          <w:t>22–24</w:t>
-        </w:r>
-      </w:hyperlink>
+      <w:r>
+        <w:rPr>
+          <w:lang w:val="fr_FR" w:bidi="fr_FR"/>
+        </w:rPr>
+        <w:t>22–24</w:t>
+      </w:r>
       <w:r>
         <w:rPr>
           <w:lang w:val="fr_FR" w:bidi="fr_FR"/>
         </w:rPr>
         <w:t>). Néanmoins, Dieu fournit des peaux d’animaux pour vêtir Adam et Ève (</w:t>
       </w:r>
-      <w:hyperlink r:id="rId213">
-        <w:r>
-          <w:rPr>
-            <w:lang w:val="fr_FR" w:bidi="fr_FR"/>
-          </w:rPr>
-          <w:rPr>
-            <w:color w:val="0000EE"/>
-            <w:u w:val="single"/>
-          </w:rPr>
-          <w:t>Gn 3.21</w:t>
-        </w:r>
-      </w:hyperlink>
+      <w:r>
+        <w:rPr>
+          <w:lang w:val="fr_FR" w:bidi="fr_FR"/>
+        </w:rPr>
+        <w:t>Gn 3.21</w:t>
+      </w:r>
       <w:r>
         <w:rPr>
           <w:lang w:val="fr_FR" w:bidi="fr_FR"/>
         </w:rPr>
         <w:t>), et promit que les descendants d’Ève triompheraient de Satan (</w:t>
       </w:r>
-      <w:hyperlink r:id="rId214">
-        <w:r>
-          <w:rPr>
-            <w:lang w:val="fr_FR" w:bidi="fr_FR"/>
-          </w:rPr>
-          <w:rPr>
-            <w:color w:val="0000EE"/>
-            <w:u w:val="single"/>
-          </w:rPr>
-          <w:t>Gn 3.15</w:t>
-        </w:r>
-      </w:hyperlink>
+      <w:r>
+        <w:rPr>
+          <w:lang w:val="fr_FR" w:bidi="fr_FR"/>
+        </w:rPr>
+        <w:t>Gn 3.15</w:t>
+      </w:r>
       <w:r>
         <w:rPr>
           <w:lang w:val="fr_FR" w:bidi="fr_FR"/>
         </w:rPr>
         <w:t xml:space="preserve"> ; voir </w:t>
       </w:r>
-      <w:hyperlink r:id="rId215">
-        <w:r>
-          <w:rPr>
-            <w:lang w:val="fr_FR" w:bidi="fr_FR"/>
-          </w:rPr>
-          <w:rPr>
-            <w:color w:val="0000EE"/>
-            <w:u w:val="single"/>
-          </w:rPr>
-          <w:t>Rm 16.20</w:t>
-        </w:r>
-      </w:hyperlink>
-      <w:r>
-        <w:rPr>
-          <w:lang w:val="fr_FR" w:bidi="fr_FR"/>
-        </w:rPr>
-        <w:t xml:space="preserve"> ; </w:t>
-      </w:r>
-      <w:hyperlink r:id="rId216">
-        <w:r>
-          <w:rPr>
-            <w:lang w:val="fr_FR" w:bidi="fr_FR"/>
-          </w:rPr>
-          <w:rPr>
-            <w:color w:val="0000EE"/>
-            <w:u w:val="single"/>
-          </w:rPr>
-          <w:t>Ap 12.1–9</w:t>
-        </w:r>
-      </w:hyperlink>
-      <w:r>
-        <w:rPr>
-          <w:lang w:val="fr_FR" w:bidi="fr_FR"/>
-        </w:rPr>
-        <w:t xml:space="preserve"> ; </w:t>
-      </w:r>
-      <w:hyperlink r:id="rId217">
-        <w:r>
-          <w:rPr>
-            <w:lang w:val="fr_FR" w:bidi="fr_FR"/>
-          </w:rPr>
-          <w:rPr>
-            <w:color w:val="0000EE"/>
-            <w:u w:val="single"/>
-          </w:rPr>
-          <w:t>20.1–10</w:t>
-        </w:r>
-      </w:hyperlink>
+      <w:r>
+        <w:rPr>
+          <w:lang w:val="fr_FR" w:bidi="fr_FR"/>
+        </w:rPr>
+        <w:t>Rm 16.20</w:t>
+      </w:r>
+      <w:r>
+        <w:rPr>
+          <w:lang w:val="fr_FR" w:bidi="fr_FR"/>
+        </w:rPr>
+        <w:t xml:space="preserve"> ; </w:t>
+      </w:r>
+      <w:r>
+        <w:rPr>
+          <w:lang w:val="fr_FR" w:bidi="fr_FR"/>
+        </w:rPr>
+        <w:t>Ap 12.1–9</w:t>
+      </w:r>
+      <w:r>
+        <w:rPr>
+          <w:lang w:val="fr_FR" w:bidi="fr_FR"/>
+        </w:rPr>
+        <w:t xml:space="preserve"> ; </w:t>
+      </w:r>
+      <w:r>
+        <w:rPr>
+          <w:lang w:val="fr_FR" w:bidi="fr_FR"/>
+        </w:rPr>
+        <w:t>20.1–10</w:t>
+      </w:r>
       <w:r>
         <w:rPr>
           <w:lang w:val="fr_FR" w:bidi="fr_FR"/>
@@ -5405,216 +4097,144 @@
         </w:rPr>
         <w:t>Adam était une personne historique (</w:t>
       </w:r>
-      <w:hyperlink r:id="rId218">
-        <w:r>
-          <w:rPr>
-            <w:lang w:val="fr_FR" w:bidi="fr_FR"/>
-          </w:rPr>
-          <w:rPr>
-            <w:color w:val="0000EE"/>
-            <w:u w:val="single"/>
-          </w:rPr>
-          <w:t>Gn 4.25</w:t>
-        </w:r>
-      </w:hyperlink>
-      <w:r>
-        <w:rPr>
-          <w:lang w:val="fr_FR" w:bidi="fr_FR"/>
-        </w:rPr>
-        <w:t xml:space="preserve"> ; </w:t>
-      </w:r>
-      <w:hyperlink r:id="rId219">
-        <w:r>
-          <w:rPr>
-            <w:lang w:val="fr_FR" w:bidi="fr_FR"/>
-          </w:rPr>
-          <w:rPr>
-            <w:color w:val="0000EE"/>
-            <w:u w:val="single"/>
-          </w:rPr>
-          <w:t>5.1–5</w:t>
-        </w:r>
-      </w:hyperlink>
-      <w:r>
-        <w:rPr>
-          <w:lang w:val="fr_FR" w:bidi="fr_FR"/>
-        </w:rPr>
-        <w:t xml:space="preserve"> ; </w:t>
-      </w:r>
-      <w:hyperlink r:id="rId220">
-        <w:r>
-          <w:rPr>
-            <w:lang w:val="fr_FR" w:bidi="fr_FR"/>
-          </w:rPr>
-          <w:rPr>
-            <w:color w:val="0000EE"/>
-            <w:u w:val="single"/>
-          </w:rPr>
-          <w:t>1Ch 1.1</w:t>
-        </w:r>
-      </w:hyperlink>
-      <w:r>
-        <w:rPr>
-          <w:lang w:val="fr_FR" w:bidi="fr_FR"/>
-        </w:rPr>
-        <w:t xml:space="preserve"> ; </w:t>
-      </w:r>
-      <w:hyperlink r:id="rId221">
-        <w:r>
-          <w:rPr>
-            <w:lang w:val="fr_FR" w:bidi="fr_FR"/>
-          </w:rPr>
-          <w:rPr>
-            <w:color w:val="0000EE"/>
-            <w:u w:val="single"/>
-          </w:rPr>
-          <w:t>Os 6.7</w:t>
-        </w:r>
-      </w:hyperlink>
-      <w:r>
-        <w:rPr>
-          <w:lang w:val="fr_FR" w:bidi="fr_FR"/>
-        </w:rPr>
-        <w:t xml:space="preserve"> ; </w:t>
-      </w:r>
-      <w:hyperlink r:id="rId222">
-        <w:r>
-          <w:rPr>
-            <w:lang w:val="fr_FR" w:bidi="fr_FR"/>
-          </w:rPr>
-          <w:rPr>
-            <w:color w:val="0000EE"/>
-            <w:u w:val="single"/>
-          </w:rPr>
-          <w:t>Lc 3.38</w:t>
-        </w:r>
-      </w:hyperlink>
-      <w:r>
-        <w:rPr>
-          <w:lang w:val="fr_FR" w:bidi="fr_FR"/>
-        </w:rPr>
-        <w:t xml:space="preserve"> ; </w:t>
-      </w:r>
-      <w:hyperlink r:id="rId223">
-        <w:r>
-          <w:rPr>
-            <w:lang w:val="fr_FR" w:bidi="fr_FR"/>
-          </w:rPr>
-          <w:rPr>
-            <w:color w:val="0000EE"/>
-            <w:u w:val="single"/>
-          </w:rPr>
-          <w:t>Rm 5.14</w:t>
-        </w:r>
-      </w:hyperlink>
-      <w:r>
-        <w:rPr>
-          <w:lang w:val="fr_FR" w:bidi="fr_FR"/>
-        </w:rPr>
-        <w:t xml:space="preserve"> ; </w:t>
-      </w:r>
-      <w:hyperlink r:id="rId224">
-        <w:r>
-          <w:rPr>
-            <w:lang w:val="fr_FR" w:bidi="fr_FR"/>
-          </w:rPr>
-          <w:rPr>
-            <w:color w:val="0000EE"/>
-            <w:u w:val="single"/>
-          </w:rPr>
-          <w:t>1Co 15.22</w:t>
-        </w:r>
-      </w:hyperlink>
+      <w:r>
+        <w:rPr>
+          <w:lang w:val="fr_FR" w:bidi="fr_FR"/>
+        </w:rPr>
+        <w:t>Gn 4.25</w:t>
+      </w:r>
+      <w:r>
+        <w:rPr>
+          <w:lang w:val="fr_FR" w:bidi="fr_FR"/>
+        </w:rPr>
+        <w:t xml:space="preserve"> ; </w:t>
+      </w:r>
+      <w:r>
+        <w:rPr>
+          <w:lang w:val="fr_FR" w:bidi="fr_FR"/>
+        </w:rPr>
+        <w:t>5.1–5</w:t>
+      </w:r>
+      <w:r>
+        <w:rPr>
+          <w:lang w:val="fr_FR" w:bidi="fr_FR"/>
+        </w:rPr>
+        <w:t xml:space="preserve"> ; </w:t>
+      </w:r>
+      <w:r>
+        <w:rPr>
+          <w:lang w:val="fr_FR" w:bidi="fr_FR"/>
+        </w:rPr>
+        <w:t>1Ch 1.1</w:t>
+      </w:r>
+      <w:r>
+        <w:rPr>
+          <w:lang w:val="fr_FR" w:bidi="fr_FR"/>
+        </w:rPr>
+        <w:t xml:space="preserve"> ; </w:t>
+      </w:r>
+      <w:r>
+        <w:rPr>
+          <w:lang w:val="fr_FR" w:bidi="fr_FR"/>
+        </w:rPr>
+        <w:t>Os 6.7</w:t>
+      </w:r>
+      <w:r>
+        <w:rPr>
+          <w:lang w:val="fr_FR" w:bidi="fr_FR"/>
+        </w:rPr>
+        <w:t xml:space="preserve"> ; </w:t>
+      </w:r>
+      <w:r>
+        <w:rPr>
+          <w:lang w:val="fr_FR" w:bidi="fr_FR"/>
+        </w:rPr>
+        <w:t>Lc 3.38</w:t>
+      </w:r>
+      <w:r>
+        <w:rPr>
+          <w:lang w:val="fr_FR" w:bidi="fr_FR"/>
+        </w:rPr>
+        <w:t xml:space="preserve"> ; </w:t>
+      </w:r>
+      <w:r>
+        <w:rPr>
+          <w:lang w:val="fr_FR" w:bidi="fr_FR"/>
+        </w:rPr>
+        <w:t>Rm 5.14</w:t>
+      </w:r>
+      <w:r>
+        <w:rPr>
+          <w:lang w:val="fr_FR" w:bidi="fr_FR"/>
+        </w:rPr>
+        <w:t xml:space="preserve"> ; </w:t>
+      </w:r>
+      <w:r>
+        <w:rPr>
+          <w:lang w:val="fr_FR" w:bidi="fr_FR"/>
+        </w:rPr>
+        <w:t>1Co 15.22</w:t>
+      </w:r>
       <w:r>
         <w:rPr>
           <w:lang w:val="fr_FR" w:bidi="fr_FR"/>
         </w:rPr>
         <w:t xml:space="preserve">, </w:t>
       </w:r>
-      <w:hyperlink r:id="rId225">
-        <w:r>
-          <w:rPr>
-            <w:lang w:val="fr_FR" w:bidi="fr_FR"/>
-          </w:rPr>
-          <w:rPr>
-            <w:color w:val="0000EE"/>
-            <w:u w:val="single"/>
-          </w:rPr>
-          <w:t>45</w:t>
-        </w:r>
-      </w:hyperlink>
-      <w:r>
-        <w:rPr>
-          <w:lang w:val="fr_FR" w:bidi="fr_FR"/>
-        </w:rPr>
-        <w:t xml:space="preserve"> ; </w:t>
-      </w:r>
-      <w:hyperlink r:id="rId226">
-        <w:r>
-          <w:rPr>
-            <w:lang w:val="fr_FR" w:bidi="fr_FR"/>
-          </w:rPr>
-          <w:rPr>
-            <w:color w:val="0000EE"/>
-            <w:u w:val="single"/>
-          </w:rPr>
-          <w:t>1Tm 2.13–14</w:t>
-        </w:r>
-      </w:hyperlink>
-      <w:r>
-        <w:rPr>
-          <w:lang w:val="fr_FR" w:bidi="fr_FR"/>
-        </w:rPr>
-        <w:t xml:space="preserve"> ; </w:t>
-      </w:r>
-      <w:hyperlink r:id="rId227">
-        <w:r>
-          <w:rPr>
-            <w:lang w:val="fr_FR" w:bidi="fr_FR"/>
-          </w:rPr>
-          <w:rPr>
-            <w:color w:val="0000EE"/>
-            <w:u w:val="single"/>
-          </w:rPr>
-          <w:t>Jd 1.14</w:t>
-        </w:r>
-      </w:hyperlink>
+      <w:r>
+        <w:rPr>
+          <w:lang w:val="fr_FR" w:bidi="fr_FR"/>
+        </w:rPr>
+        <w:t>45</w:t>
+      </w:r>
+      <w:r>
+        <w:rPr>
+          <w:lang w:val="fr_FR" w:bidi="fr_FR"/>
+        </w:rPr>
+        <w:t xml:space="preserve"> ; </w:t>
+      </w:r>
+      <w:r>
+        <w:rPr>
+          <w:lang w:val="fr_FR" w:bidi="fr_FR"/>
+        </w:rPr>
+        <w:t>1Tm 2.13–14</w:t>
+      </w:r>
+      <w:r>
+        <w:rPr>
+          <w:lang w:val="fr_FR" w:bidi="fr_FR"/>
+        </w:rPr>
+        <w:t xml:space="preserve"> ; </w:t>
+      </w:r>
+      <w:r>
+        <w:rPr>
+          <w:lang w:val="fr_FR" w:bidi="fr_FR"/>
+        </w:rPr>
+        <w:t>Jd 1.14</w:t>
+      </w:r>
       <w:r>
         <w:rPr>
           <w:lang w:val="fr_FR" w:bidi="fr_FR"/>
         </w:rPr>
         <w:t xml:space="preserve">) qui est aussi le symbole de l’humanité tout entière. Les commandements donnés par Dieu dans </w:t>
       </w:r>
-      <w:hyperlink r:id="rId228">
-        <w:r>
-          <w:rPr>
-            <w:lang w:val="fr_FR" w:bidi="fr_FR"/>
-          </w:rPr>
-          <w:rPr>
-            <w:color w:val="0000EE"/>
-            <w:u w:val="single"/>
-          </w:rPr>
-          <w:t>Gn 1.26–30</w:t>
-        </w:r>
-      </w:hyperlink>
+      <w:r>
+        <w:rPr>
+          <w:lang w:val="fr_FR" w:bidi="fr_FR"/>
+        </w:rPr>
+        <w:t>Gn 1.26–30</w:t>
+      </w:r>
       <w:r>
         <w:rPr>
           <w:lang w:val="fr_FR" w:bidi="fr_FR"/>
         </w:rPr>
         <w:t xml:space="preserve"> et les malédictions prononcées dans </w:t>
       </w:r>
-      <w:hyperlink r:id="rId211">
-        <w:r>
-          <w:rPr>
-            <w:lang w:val="fr_FR" w:bidi="fr_FR"/>
-          </w:rPr>
-          <w:rPr>
-            <w:color w:val="0000EE"/>
-            <w:u w:val="single"/>
-          </w:rPr>
-          <w:t>3.16–19</w:t>
-        </w:r>
-      </w:hyperlink>
+      <w:r>
+        <w:rPr>
+          <w:lang w:val="fr_FR" w:bidi="fr_FR"/>
+        </w:rPr>
+        <w:t>3.16–19</w:t>
+      </w:r>
       <w:r>
         <w:rPr>
           <w:lang w:val="fr_FR" w:bidi="fr_FR"/>
@@ -5635,216 +4255,144 @@
         </w:rPr>
         <w:t>L’apôtre Paul a établi un parallèle saisissant entre Adam, le premier homme, et Jésus-Christ, qualifié de « dernier Adam » (</w:t>
       </w:r>
-      <w:hyperlink r:id="rId229">
-        <w:r>
-          <w:rPr>
-            <w:lang w:val="fr_FR" w:bidi="fr_FR"/>
-          </w:rPr>
-          <w:rPr>
-            <w:color w:val="0000EE"/>
-            <w:u w:val="single"/>
-          </w:rPr>
-          <w:t>Rm 5.12–21</w:t>
-        </w:r>
-      </w:hyperlink>
-      <w:r>
-        <w:rPr>
-          <w:lang w:val="fr_FR" w:bidi="fr_FR"/>
-        </w:rPr>
-        <w:t xml:space="preserve"> ; </w:t>
-      </w:r>
-      <w:hyperlink r:id="rId230">
-        <w:r>
-          <w:rPr>
-            <w:lang w:val="fr_FR" w:bidi="fr_FR"/>
-          </w:rPr>
-          <w:rPr>
-            <w:color w:val="0000EE"/>
-            <w:u w:val="single"/>
-          </w:rPr>
-          <w:t>1Co 15.45–50</w:t>
-        </w:r>
-      </w:hyperlink>
+      <w:r>
+        <w:rPr>
+          <w:lang w:val="fr_FR" w:bidi="fr_FR"/>
+        </w:rPr>
+        <w:t>Rm 5.12–21</w:t>
+      </w:r>
+      <w:r>
+        <w:rPr>
+          <w:lang w:val="fr_FR" w:bidi="fr_FR"/>
+        </w:rPr>
+        <w:t xml:space="preserve"> ; </w:t>
+      </w:r>
+      <w:r>
+        <w:rPr>
+          <w:lang w:val="fr_FR" w:bidi="fr_FR"/>
+        </w:rPr>
+        <w:t>1Co 15.45–50</w:t>
+      </w:r>
       <w:r>
         <w:rPr>
           <w:lang w:val="fr_FR" w:bidi="fr_FR"/>
         </w:rPr>
         <w:t xml:space="preserve"> ; voir aussi </w:t>
       </w:r>
-      <w:hyperlink r:id="rId231">
-        <w:r>
-          <w:rPr>
-            <w:lang w:val="fr_FR" w:bidi="fr_FR"/>
-          </w:rPr>
-          <w:rPr>
-            <w:color w:val="0000EE"/>
-            <w:u w:val="single"/>
-          </w:rPr>
-          <w:t>Rm 8.5–11</w:t>
-        </w:r>
-      </w:hyperlink>
+      <w:r>
+        <w:rPr>
+          <w:lang w:val="fr_FR" w:bidi="fr_FR"/>
+        </w:rPr>
+        <w:t>Rm 8.5–11</w:t>
+      </w:r>
       <w:r>
         <w:rPr>
           <w:lang w:val="fr_FR" w:bidi="fr_FR"/>
         </w:rPr>
         <w:t xml:space="preserve">, </w:t>
       </w:r>
-      <w:hyperlink r:id="rId232">
-        <w:r>
-          <w:rPr>
-            <w:lang w:val="fr_FR" w:bidi="fr_FR"/>
-          </w:rPr>
-          <w:rPr>
-            <w:color w:val="0000EE"/>
-            <w:u w:val="single"/>
-          </w:rPr>
-          <w:t>20–22</w:t>
-        </w:r>
-      </w:hyperlink>
+      <w:r>
+        <w:rPr>
+          <w:lang w:val="fr_FR" w:bidi="fr_FR"/>
+        </w:rPr>
+        <w:t>20–22</w:t>
+      </w:r>
       <w:r>
         <w:rPr>
           <w:lang w:val="fr_FR" w:bidi="fr_FR"/>
         </w:rPr>
         <w:t xml:space="preserve">). Les personnes représentées par Adam vivent comme lui, goutant au péché, à la séparation d'avec Dieu et la création, ainsi qu'à la mort spirituelle. En revanche, ceux qui suivent Jésus vivent par la foi en lui. Ils sont, en un sens, recréés à l’image du Christ et deviennent de « nouvelles personnes », participant à une création renouvelée (voir </w:t>
       </w:r>
-      <w:hyperlink r:id="rId233">
-        <w:r>
-          <w:rPr>
-            <w:lang w:val="fr_FR" w:bidi="fr_FR"/>
-          </w:rPr>
-          <w:rPr>
-            <w:color w:val="0000EE"/>
-            <w:u w:val="single"/>
-          </w:rPr>
-          <w:t>Rm 8.29</w:t>
-        </w:r>
-      </w:hyperlink>
-      <w:r>
-        <w:rPr>
-          <w:lang w:val="fr_FR" w:bidi="fr_FR"/>
-        </w:rPr>
-        <w:t xml:space="preserve"> ; </w:t>
-      </w:r>
-      <w:hyperlink r:id="rId234">
-        <w:r>
-          <w:rPr>
-            <w:lang w:val="fr_FR" w:bidi="fr_FR"/>
-          </w:rPr>
-          <w:rPr>
-            <w:color w:val="0000EE"/>
-            <w:u w:val="single"/>
-          </w:rPr>
-          <w:t>1Co 15.49</w:t>
-        </w:r>
-      </w:hyperlink>
-      <w:r>
-        <w:rPr>
-          <w:lang w:val="fr_FR" w:bidi="fr_FR"/>
-        </w:rPr>
-        <w:t xml:space="preserve"> ; </w:t>
-      </w:r>
-      <w:hyperlink r:id="rId235">
-        <w:r>
-          <w:rPr>
-            <w:lang w:val="fr_FR" w:bidi="fr_FR"/>
-          </w:rPr>
-          <w:rPr>
-            <w:color w:val="0000EE"/>
-            <w:u w:val="single"/>
-          </w:rPr>
-          <w:t>2Co 5.17</w:t>
-        </w:r>
-      </w:hyperlink>
-      <w:r>
-        <w:rPr>
-          <w:lang w:val="fr_FR" w:bidi="fr_FR"/>
-        </w:rPr>
-        <w:t xml:space="preserve"> ; </w:t>
-      </w:r>
-      <w:hyperlink r:id="rId236">
-        <w:r>
-          <w:rPr>
-            <w:lang w:val="fr_FR" w:bidi="fr_FR"/>
-          </w:rPr>
-          <w:rPr>
-            <w:color w:val="0000EE"/>
-            <w:u w:val="single"/>
-          </w:rPr>
-          <w:t>Ga 6.15</w:t>
-        </w:r>
-      </w:hyperlink>
+      <w:r>
+        <w:rPr>
+          <w:lang w:val="fr_FR" w:bidi="fr_FR"/>
+        </w:rPr>
+        <w:t>Rm 8.29</w:t>
+      </w:r>
+      <w:r>
+        <w:rPr>
+          <w:lang w:val="fr_FR" w:bidi="fr_FR"/>
+        </w:rPr>
+        <w:t xml:space="preserve"> ; </w:t>
+      </w:r>
+      <w:r>
+        <w:rPr>
+          <w:lang w:val="fr_FR" w:bidi="fr_FR"/>
+        </w:rPr>
+        <w:t>1Co 15.49</w:t>
+      </w:r>
+      <w:r>
+        <w:rPr>
+          <w:lang w:val="fr_FR" w:bidi="fr_FR"/>
+        </w:rPr>
+        <w:t xml:space="preserve"> ; </w:t>
+      </w:r>
+      <w:r>
+        <w:rPr>
+          <w:lang w:val="fr_FR" w:bidi="fr_FR"/>
+        </w:rPr>
+        <w:t>2Co 5.17</w:t>
+      </w:r>
+      <w:r>
+        <w:rPr>
+          <w:lang w:val="fr_FR" w:bidi="fr_FR"/>
+        </w:rPr>
+        <w:t xml:space="preserve"> ; </w:t>
+      </w:r>
+      <w:r>
+        <w:rPr>
+          <w:lang w:val="fr_FR" w:bidi="fr_FR"/>
+        </w:rPr>
+        <w:t>Ga 6.15</w:t>
+      </w:r>
       <w:r>
         <w:rPr>
           <w:lang w:val="fr_FR" w:bidi="fr_FR"/>
         </w:rPr>
         <w:t>). Jésus enlève les barrières instaurées par Adam et Ève (</w:t>
       </w:r>
-      <w:hyperlink r:id="rId237">
-        <w:r>
-          <w:rPr>
-            <w:lang w:val="fr_FR" w:bidi="fr_FR"/>
-          </w:rPr>
-          <w:rPr>
-            <w:color w:val="0000EE"/>
-            <w:u w:val="single"/>
-          </w:rPr>
-          <w:t>Rm 5.1</w:t>
-        </w:r>
-      </w:hyperlink>
-      <w:r>
-        <w:rPr>
-          <w:lang w:val="fr_FR" w:bidi="fr_FR"/>
-        </w:rPr>
-        <w:t xml:space="preserve"> ; </w:t>
-      </w:r>
-      <w:hyperlink r:id="rId238">
-        <w:r>
-          <w:rPr>
-            <w:lang w:val="fr_FR" w:bidi="fr_FR"/>
-          </w:rPr>
-          <w:rPr>
-            <w:color w:val="0000EE"/>
-            <w:u w:val="single"/>
-          </w:rPr>
-          <w:t>2Co 5.19</w:t>
-        </w:r>
-      </w:hyperlink>
-      <w:r>
-        <w:rPr>
-          <w:lang w:val="fr_FR" w:bidi="fr_FR"/>
-        </w:rPr>
-        <w:t xml:space="preserve"> ; </w:t>
-      </w:r>
-      <w:hyperlink r:id="rId239">
-        <w:r>
-          <w:rPr>
-            <w:lang w:val="fr_FR" w:bidi="fr_FR"/>
-          </w:rPr>
-          <w:rPr>
-            <w:color w:val="0000EE"/>
-            <w:u w:val="single"/>
-          </w:rPr>
-          <w:t>Ga 3.27–28</w:t>
-        </w:r>
-      </w:hyperlink>
-      <w:r>
-        <w:rPr>
-          <w:lang w:val="fr_FR" w:bidi="fr_FR"/>
-        </w:rPr>
-        <w:t xml:space="preserve"> ; </w:t>
-      </w:r>
-      <w:hyperlink r:id="rId240">
-        <w:r>
-          <w:rPr>
-            <w:lang w:val="fr_FR" w:bidi="fr_FR"/>
-          </w:rPr>
-          <w:rPr>
-            <w:color w:val="0000EE"/>
-            <w:u w:val="single"/>
-          </w:rPr>
-          <w:t>Ep 2.14–16</w:t>
-        </w:r>
-      </w:hyperlink>
+      <w:r>
+        <w:rPr>
+          <w:lang w:val="fr_FR" w:bidi="fr_FR"/>
+        </w:rPr>
+        <w:t>Rm 5.1</w:t>
+      </w:r>
+      <w:r>
+        <w:rPr>
+          <w:lang w:val="fr_FR" w:bidi="fr_FR"/>
+        </w:rPr>
+        <w:t xml:space="preserve"> ; </w:t>
+      </w:r>
+      <w:r>
+        <w:rPr>
+          <w:lang w:val="fr_FR" w:bidi="fr_FR"/>
+        </w:rPr>
+        <w:t>2Co 5.19</w:t>
+      </w:r>
+      <w:r>
+        <w:rPr>
+          <w:lang w:val="fr_FR" w:bidi="fr_FR"/>
+        </w:rPr>
+        <w:t xml:space="preserve"> ; </w:t>
+      </w:r>
+      <w:r>
+        <w:rPr>
+          <w:lang w:val="fr_FR" w:bidi="fr_FR"/>
+        </w:rPr>
+        <w:t>Ga 3.27–28</w:t>
+      </w:r>
+      <w:r>
+        <w:rPr>
+          <w:lang w:val="fr_FR" w:bidi="fr_FR"/>
+        </w:rPr>
+        <w:t xml:space="preserve"> ; </w:t>
+      </w:r>
+      <w:r>
+        <w:rPr>
+          <w:lang w:val="fr_FR" w:bidi="fr_FR"/>
+        </w:rPr>
+        <w:t>Ep 2.14–16</w:t>
+      </w:r>
       <w:r>
         <w:rPr>
           <w:lang w:val="fr_FR" w:bidi="fr_FR"/>
@@ -5874,162 +4422,108 @@
           <w:lang w:val="fr_FR" w:bidi="fr_FR"/>
         </w:rPr>
       </w:r>
-      <w:hyperlink r:id="rId198">
-        <w:r>
-          <w:rPr>
-            <w:lang w:val="fr_FR" w:bidi="fr_FR"/>
-          </w:rPr>
-          <w:rPr>
-            <w:color w:val="0000EE"/>
-            <w:u w:val="single"/>
-          </w:rPr>
-          <w:t>Genèse 1.26–31</w:t>
-        </w:r>
-      </w:hyperlink>
-      <w:r>
-        <w:rPr>
-          <w:lang w:val="fr_FR" w:bidi="fr_FR"/>
-        </w:rPr>
-        <w:t xml:space="preserve"> ; </w:t>
-      </w:r>
-      <w:hyperlink r:id="rId241">
-        <w:r>
-          <w:rPr>
-            <w:lang w:val="fr_FR" w:bidi="fr_FR"/>
-          </w:rPr>
-          <w:rPr>
-            <w:color w:val="0000EE"/>
-            <w:u w:val="single"/>
-          </w:rPr>
-          <w:t>2.4–3.24</w:t>
-        </w:r>
-      </w:hyperlink>
-      <w:r>
-        <w:rPr>
-          <w:lang w:val="fr_FR" w:bidi="fr_FR"/>
-        </w:rPr>
-        <w:t xml:space="preserve"> ; </w:t>
-      </w:r>
-      <w:hyperlink r:id="rId242">
-        <w:r>
-          <w:rPr>
-            <w:lang w:val="fr_FR" w:bidi="fr_FR"/>
-          </w:rPr>
-          <w:rPr>
-            <w:color w:val="0000EE"/>
-            <w:u w:val="single"/>
-          </w:rPr>
-          <w:t>4.25–5.5</w:t>
-        </w:r>
-      </w:hyperlink>
-      <w:r>
-        <w:rPr>
-          <w:lang w:val="fr_FR" w:bidi="fr_FR"/>
-        </w:rPr>
-        <w:t xml:space="preserve"> ; </w:t>
-      </w:r>
-      <w:hyperlink r:id="rId243">
-        <w:r>
-          <w:rPr>
-            <w:lang w:val="fr_FR" w:bidi="fr_FR"/>
-          </w:rPr>
-          <w:rPr>
-            <w:color w:val="0000EE"/>
-            <w:u w:val="single"/>
-          </w:rPr>
-          <w:t>Osée 6.6–7</w:t>
-        </w:r>
-      </w:hyperlink>
-      <w:r>
-        <w:rPr>
-          <w:lang w:val="fr_FR" w:bidi="fr_FR"/>
-        </w:rPr>
-        <w:t xml:space="preserve"> ; </w:t>
-      </w:r>
-      <w:hyperlink r:id="rId222">
-        <w:r>
-          <w:rPr>
-            <w:lang w:val="fr_FR" w:bidi="fr_FR"/>
-          </w:rPr>
-          <w:rPr>
-            <w:color w:val="0000EE"/>
-            <w:u w:val="single"/>
-          </w:rPr>
-          <w:t>Luc 3.38</w:t>
-        </w:r>
-      </w:hyperlink>
-      <w:r>
-        <w:rPr>
-          <w:lang w:val="fr_FR" w:bidi="fr_FR"/>
-        </w:rPr>
-        <w:t xml:space="preserve"> ; </w:t>
-      </w:r>
-      <w:hyperlink r:id="rId229">
-        <w:r>
-          <w:rPr>
-            <w:lang w:val="fr_FR" w:bidi="fr_FR"/>
-          </w:rPr>
-          <w:rPr>
-            <w:color w:val="0000EE"/>
-            <w:u w:val="single"/>
-          </w:rPr>
-          <w:t>Romains 5.12–21</w:t>
-        </w:r>
-      </w:hyperlink>
-      <w:r>
-        <w:rPr>
-          <w:lang w:val="fr_FR" w:bidi="fr_FR"/>
-        </w:rPr>
-        <w:t xml:space="preserve"> ; </w:t>
-      </w:r>
-      <w:hyperlink r:id="rId224">
-        <w:r>
-          <w:rPr>
-            <w:lang w:val="fr_FR" w:bidi="fr_FR"/>
-          </w:rPr>
-          <w:rPr>
-            <w:color w:val="0000EE"/>
-            <w:u w:val="single"/>
-          </w:rPr>
-          <w:t>1 Corinthiens 15.22</w:t>
-        </w:r>
-      </w:hyperlink>
+      <w:r>
+        <w:rPr>
+          <w:lang w:val="fr_FR" w:bidi="fr_FR"/>
+        </w:rPr>
+        <w:t>Genèse 1.26–31</w:t>
+      </w:r>
+      <w:r>
+        <w:rPr>
+          <w:lang w:val="fr_FR" w:bidi="fr_FR"/>
+        </w:rPr>
+        <w:t xml:space="preserve"> ; </w:t>
+      </w:r>
+      <w:r>
+        <w:rPr>
+          <w:lang w:val="fr_FR" w:bidi="fr_FR"/>
+        </w:rPr>
+        <w:t>2.4–3.24</w:t>
+      </w:r>
+      <w:r>
+        <w:rPr>
+          <w:lang w:val="fr_FR" w:bidi="fr_FR"/>
+        </w:rPr>
+        <w:t xml:space="preserve"> ; </w:t>
+      </w:r>
+      <w:r>
+        <w:rPr>
+          <w:lang w:val="fr_FR" w:bidi="fr_FR"/>
+        </w:rPr>
+        <w:t>4.25–5.5</w:t>
+      </w:r>
+      <w:r>
+        <w:rPr>
+          <w:lang w:val="fr_FR" w:bidi="fr_FR"/>
+        </w:rPr>
+        <w:t xml:space="preserve"> ; </w:t>
+      </w:r>
+      <w:r>
+        <w:rPr>
+          <w:lang w:val="fr_FR" w:bidi="fr_FR"/>
+        </w:rPr>
+        <w:t>Osée 6.6–7</w:t>
+      </w:r>
+      <w:r>
+        <w:rPr>
+          <w:lang w:val="fr_FR" w:bidi="fr_FR"/>
+        </w:rPr>
+        <w:t xml:space="preserve"> ; </w:t>
+      </w:r>
+      <w:r>
+        <w:rPr>
+          <w:lang w:val="fr_FR" w:bidi="fr_FR"/>
+        </w:rPr>
+        <w:t>Luc 3.38</w:t>
+      </w:r>
+      <w:r>
+        <w:rPr>
+          <w:lang w:val="fr_FR" w:bidi="fr_FR"/>
+        </w:rPr>
+        <w:t xml:space="preserve"> ; </w:t>
+      </w:r>
+      <w:r>
+        <w:rPr>
+          <w:lang w:val="fr_FR" w:bidi="fr_FR"/>
+        </w:rPr>
+        <w:t>Romains 5.12–21</w:t>
+      </w:r>
+      <w:r>
+        <w:rPr>
+          <w:lang w:val="fr_FR" w:bidi="fr_FR"/>
+        </w:rPr>
+        <w:t xml:space="preserve"> ; </w:t>
+      </w:r>
+      <w:r>
+        <w:rPr>
+          <w:lang w:val="fr_FR" w:bidi="fr_FR"/>
+        </w:rPr>
+        <w:t>1 Corinthiens 15.22</w:t>
+      </w:r>
       <w:r>
         <w:rPr>
           <w:lang w:val="fr_FR" w:bidi="fr_FR"/>
         </w:rPr>
         <w:t xml:space="preserve">, </w:t>
       </w:r>
-      <w:hyperlink r:id="rId244">
-        <w:r>
-          <w:rPr>
-            <w:lang w:val="fr_FR" w:bidi="fr_FR"/>
-          </w:rPr>
-          <w:rPr>
-            <w:color w:val="0000EE"/>
-            <w:u w:val="single"/>
-          </w:rPr>
-          <w:t>45–49</w:t>
-        </w:r>
-      </w:hyperlink>
-      <w:r>
-        <w:rPr>
-          <w:lang w:val="fr_FR" w:bidi="fr_FR"/>
-        </w:rPr>
-        <w:t xml:space="preserve"> ; </w:t>
-      </w:r>
-      <w:hyperlink r:id="rId226">
-        <w:r>
-          <w:rPr>
-            <w:lang w:val="fr_FR" w:bidi="fr_FR"/>
-          </w:rPr>
-          <w:rPr>
-            <w:color w:val="0000EE"/>
-            <w:u w:val="single"/>
-          </w:rPr>
-          <w:t>1 Timothée 2.13–14</w:t>
-        </w:r>
-      </w:hyperlink>
+      <w:r>
+        <w:rPr>
+          <w:lang w:val="fr_FR" w:bidi="fr_FR"/>
+        </w:rPr>
+        <w:t>45–49</w:t>
+      </w:r>
+      <w:r>
+        <w:rPr>
+          <w:lang w:val="fr_FR" w:bidi="fr_FR"/>
+        </w:rPr>
+        <w:t xml:space="preserve"> ; </w:t>
+      </w:r>
+      <w:r>
+        <w:rPr>
+          <w:lang w:val="fr_FR" w:bidi="fr_FR"/>
+        </w:rPr>
+        <w:t>1 Timothée 2.13–14</w:t>
+      </w:r>
       <w:r>
         <w:rPr>
           <w:lang w:val="fr_FR" w:bidi="fr_FR"/>
@@ -6078,54 +4572,36 @@
         </w:rPr>
         <w:t>Agar était la servante égyptienne de Saraï, l'épouse d'Abram. Lorsque Dieu appela Abram à quitter la Mésopotamie, il promit à Abram de nombreux descendants et une nouvelle terre (</w:t>
       </w:r>
-      <w:hyperlink r:id="rId245">
-        <w:r>
-          <w:rPr>
-            <w:lang w:val="fr_FR" w:bidi="fr_FR"/>
-          </w:rPr>
-          <w:rPr>
-            <w:color w:val="0000EE"/>
-            <w:u w:val="single"/>
-          </w:rPr>
-          <w:t>Gn 12.2</w:t>
-        </w:r>
-      </w:hyperlink>
+      <w:r>
+        <w:rPr>
+          <w:lang w:val="fr_FR" w:bidi="fr_FR"/>
+        </w:rPr>
+        <w:t>Gn 12.2</w:t>
+      </w:r>
       <w:r>
         <w:rPr>
           <w:lang w:val="fr_FR" w:bidi="fr_FR"/>
         </w:rPr>
         <w:t xml:space="preserve">, </w:t>
       </w:r>
-      <w:hyperlink r:id="rId246">
-        <w:r>
-          <w:rPr>
-            <w:lang w:val="fr_FR" w:bidi="fr_FR"/>
-          </w:rPr>
-          <w:rPr>
-            <w:color w:val="0000EE"/>
-            <w:u w:val="single"/>
-          </w:rPr>
-          <w:t>7</w:t>
-        </w:r>
-      </w:hyperlink>
+      <w:r>
+        <w:rPr>
+          <w:lang w:val="fr_FR" w:bidi="fr_FR"/>
+        </w:rPr>
+        <w:t>7</w:t>
+      </w:r>
       <w:r>
         <w:rPr>
           <w:lang w:val="fr_FR" w:bidi="fr_FR"/>
         </w:rPr>
         <w:t xml:space="preserve">). Après dix années passées en Canaan sans enfants, Saraï suivit une coutume mésopotamienne en offrant Agar à Abram pour être sa concubine, et tout enfant issu de cette union serait considéré comme l'enfant de l'épouse (voir </w:t>
       </w:r>
-      <w:hyperlink r:id="rId247">
-        <w:r>
-          <w:rPr>
-            <w:lang w:val="fr_FR" w:bidi="fr_FR"/>
-          </w:rPr>
-          <w:rPr>
-            <w:color w:val="0000EE"/>
-            <w:u w:val="single"/>
-          </w:rPr>
-          <w:t>Gn 30.1–8</w:t>
-        </w:r>
-      </w:hyperlink>
+      <w:r>
+        <w:rPr>
+          <w:lang w:val="fr_FR" w:bidi="fr_FR"/>
+        </w:rPr>
+        <w:t>Gn 30.1–8</w:t>
+      </w:r>
       <w:r>
         <w:rPr>
           <w:lang w:val="fr_FR" w:bidi="fr_FR"/>
@@ -6146,18 +4622,12 @@
         </w:rPr>
         <w:t>Agar tomba enceinte et commença à manquer de respect envers Saraï. En réponse, Saraï la traita durement, poussant Agar à s'enfuir dans le désert (</w:t>
       </w:r>
-      <w:hyperlink r:id="rId248">
-        <w:r>
-          <w:rPr>
-            <w:lang w:val="fr_FR" w:bidi="fr_FR"/>
-          </w:rPr>
-          <w:rPr>
-            <w:color w:val="0000EE"/>
-            <w:u w:val="single"/>
-          </w:rPr>
-          <w:t>Gn 16.4–6</w:t>
-        </w:r>
-      </w:hyperlink>
+      <w:r>
+        <w:rPr>
+          <w:lang w:val="fr_FR" w:bidi="fr_FR"/>
+        </w:rPr>
+        <w:t>Gn 16.4–6</w:t>
+      </w:r>
       <w:r>
         <w:rPr>
           <w:lang w:val="fr_FR" w:bidi="fr_FR"/>
@@ -6178,18 +4648,12 @@
         </w:rPr>
         <w:t>Agar donna naissance à un fils, Ismaël, alors qu'Abram avait quatre-vingt-six ans (</w:t>
       </w:r>
-      <w:hyperlink r:id="rId249">
-        <w:r>
-          <w:rPr>
-            <w:lang w:val="fr_FR" w:bidi="fr_FR"/>
-          </w:rPr>
-          <w:rPr>
-            <w:color w:val="0000EE"/>
-            <w:u w:val="single"/>
-          </w:rPr>
-          <w:t>Gn 16.1–16</w:t>
-        </w:r>
-      </w:hyperlink>
+      <w:r>
+        <w:rPr>
+          <w:lang w:val="fr_FR" w:bidi="fr_FR"/>
+        </w:rPr>
+        <w:t>Gn 16.1–16</w:t>
+      </w:r>
       <w:r>
         <w:rPr>
           <w:lang w:val="fr_FR" w:bidi="fr_FR"/>
@@ -6210,54 +4674,36 @@
         </w:rPr>
         <w:t>Quatorze ans plus tard, Dieu accorda à Abraham et Sara le fils promis, Isaac. Quand Isaac fut sevré, vers l'âge de trois ans, ils organisèrent un festin traditionnel. Pendant cette célébration, Ismaël se moqua d'Isaac (</w:t>
       </w:r>
-      <w:hyperlink r:id="rId250">
-        <w:r>
-          <w:rPr>
-            <w:lang w:val="fr_FR" w:bidi="fr_FR"/>
-          </w:rPr>
-          <w:rPr>
-            <w:color w:val="0000EE"/>
-            <w:u w:val="single"/>
-          </w:rPr>
-          <w:t>Gn 21.9</w:t>
-        </w:r>
-      </w:hyperlink>
+      <w:r>
+        <w:rPr>
+          <w:lang w:val="fr_FR" w:bidi="fr_FR"/>
+        </w:rPr>
+        <w:t>Gn 21.9</w:t>
+      </w:r>
       <w:r>
         <w:rPr>
           <w:lang w:val="fr_FR" w:bidi="fr_FR"/>
         </w:rPr>
         <w:t>), ce qui poussa Sara à insister pour qu'Abraham renvoie Agar et Ismaël, une décision soutenue par Dieu (</w:t>
       </w:r>
-      <w:hyperlink r:id="rId251">
-        <w:r>
-          <w:rPr>
-            <w:lang w:val="fr_FR" w:bidi="fr_FR"/>
-          </w:rPr>
-          <w:rPr>
-            <w:color w:val="0000EE"/>
-            <w:u w:val="single"/>
-          </w:rPr>
-          <w:t>Gn 21.12</w:t>
-        </w:r>
-      </w:hyperlink>
+      <w:r>
+        <w:rPr>
+          <w:lang w:val="fr_FR" w:bidi="fr_FR"/>
+        </w:rPr>
+        <w:t>Gn 21.12</w:t>
+      </w:r>
       <w:r>
         <w:rPr>
           <w:lang w:val="fr_FR" w:bidi="fr_FR"/>
         </w:rPr>
         <w:t>). Agar et Ismaël furent ainsi contraints de partir errer dans le désert de Beer-Schéba. Lorsqu'ils n'eurent plus de réserves d'eau, Dieu intervint miraculeusement pour les sauver et promit à Agar qu'Ismaël deviendrait le père d'une grande nation (</w:t>
       </w:r>
-      <w:hyperlink r:id="rId252">
-        <w:r>
-          <w:rPr>
-            <w:lang w:val="fr_FR" w:bidi="fr_FR"/>
-          </w:rPr>
-          <w:rPr>
-            <w:color w:val="0000EE"/>
-            <w:u w:val="single"/>
-          </w:rPr>
-          <w:t>Gn 21.17–19</w:t>
-        </w:r>
-      </w:hyperlink>
+      <w:r>
+        <w:rPr>
+          <w:lang w:val="fr_FR" w:bidi="fr_FR"/>
+        </w:rPr>
+        <w:t>Gn 21.17–19</w:t>
+      </w:r>
       <w:r>
         <w:rPr>
           <w:lang w:val="fr_FR" w:bidi="fr_FR"/>
@@ -6278,18 +4724,12 @@
         </w:rPr>
         <w:t xml:space="preserve">Plus tard, l'apôtre Paul a utilisé une analogie reprenant les personnages de Sara et d'Agar, dans </w:t>
       </w:r>
-      <w:hyperlink r:id="rId253">
-        <w:r>
-          <w:rPr>
-            <w:lang w:val="fr_FR" w:bidi="fr_FR"/>
-          </w:rPr>
-          <w:rPr>
-            <w:color w:val="0000EE"/>
-            <w:u w:val="single"/>
-          </w:rPr>
-          <w:t>Ga 4.22–31</w:t>
-        </w:r>
-      </w:hyperlink>
+      <w:r>
+        <w:rPr>
+          <w:lang w:val="fr_FR" w:bidi="fr_FR"/>
+        </w:rPr>
+        <w:t>Ga 4.22–31</w:t>
+      </w:r>
       <w:r>
         <w:rPr>
           <w:lang w:val="fr_FR" w:bidi="fr_FR"/>
@@ -6319,72 +4759,48 @@
           <w:lang w:val="fr_FR" w:bidi="fr_FR"/>
         </w:rPr>
       </w:r>
-      <w:hyperlink r:id="rId249">
-        <w:r>
-          <w:rPr>
-            <w:lang w:val="fr_FR" w:bidi="fr_FR"/>
-          </w:rPr>
-          <w:rPr>
-            <w:color w:val="0000EE"/>
-            <w:u w:val="single"/>
-          </w:rPr>
-          <w:t>Gn 16.1–16</w:t>
-        </w:r>
-      </w:hyperlink>
-      <w:r>
-        <w:rPr>
-          <w:lang w:val="fr_FR" w:bidi="fr_FR"/>
-        </w:rPr>
-        <w:t xml:space="preserve"> ; </w:t>
-      </w:r>
-      <w:hyperlink r:id="rId254">
-        <w:r>
-          <w:rPr>
-            <w:lang w:val="fr_FR" w:bidi="fr_FR"/>
-          </w:rPr>
-          <w:rPr>
-            <w:color w:val="0000EE"/>
-            <w:u w:val="single"/>
-          </w:rPr>
-          <w:t>21.9–21</w:t>
-        </w:r>
-      </w:hyperlink>
-      <w:r>
-        <w:rPr>
-          <w:lang w:val="fr_FR" w:bidi="fr_FR"/>
-        </w:rPr>
-        <w:t xml:space="preserve"> ; </w:t>
-      </w:r>
-      <w:hyperlink r:id="rId255">
-        <w:r>
-          <w:rPr>
-            <w:lang w:val="fr_FR" w:bidi="fr_FR"/>
-          </w:rPr>
-          <w:rPr>
-            <w:color w:val="0000EE"/>
-            <w:u w:val="single"/>
-          </w:rPr>
-          <w:t>25.12</w:t>
-        </w:r>
-      </w:hyperlink>
-      <w:r>
-        <w:rPr>
-          <w:lang w:val="fr_FR" w:bidi="fr_FR"/>
-        </w:rPr>
-        <w:t xml:space="preserve"> ; </w:t>
-      </w:r>
-      <w:hyperlink r:id="rId253">
-        <w:r>
-          <w:rPr>
-            <w:lang w:val="fr_FR" w:bidi="fr_FR"/>
-          </w:rPr>
-          <w:rPr>
-            <w:color w:val="0000EE"/>
-            <w:u w:val="single"/>
-          </w:rPr>
-          <w:t>Ga 4.22–31</w:t>
-        </w:r>
-      </w:hyperlink>
+      <w:r>
+        <w:rPr>
+          <w:lang w:val="fr_FR" w:bidi="fr_FR"/>
+        </w:rPr>
+        <w:t>Gn 16.1–16</w:t>
+      </w:r>
+      <w:r>
+        <w:rPr>
+          <w:lang w:val="fr_FR" w:bidi="fr_FR"/>
+        </w:rPr>
+        <w:t xml:space="preserve"> ; </w:t>
+      </w:r>
+      <w:r>
+        <w:rPr>
+          <w:lang w:val="fr_FR" w:bidi="fr_FR"/>
+        </w:rPr>
+        <w:t>21.9–21</w:t>
+      </w:r>
+      <w:r>
+        <w:rPr>
+          <w:lang w:val="fr_FR" w:bidi="fr_FR"/>
+        </w:rPr>
+        <w:t xml:space="preserve"> ; </w:t>
+      </w:r>
+      <w:r>
+        <w:rPr>
+          <w:lang w:val="fr_FR" w:bidi="fr_FR"/>
+        </w:rPr>
+        <w:t>25.12</w:t>
+      </w:r>
+      <w:r>
+        <w:rPr>
+          <w:lang w:val="fr_FR" w:bidi="fr_FR"/>
+        </w:rPr>
+        <w:t xml:space="preserve"> ; </w:t>
+      </w:r>
+      <w:r>
+        <w:rPr>
+          <w:lang w:val="fr_FR" w:bidi="fr_FR"/>
+        </w:rPr>
+        <w:t>Ga 4.22–31</w:t>
+      </w:r>
       <w:r>
         <w:rPr>
           <w:lang w:val="fr_FR" w:bidi="fr_FR"/>
@@ -6433,54 +4849,36 @@
         </w:rPr>
         <w:t>Anne et Caïphe furent tous deux souverains sacrificateurs à l'époque de Jésus, et jouèrent des rôles déterminants dans sa condamnation à mort. Anne occupa la fonction de souverain sacrificateur juif vers l'an 6 jusqu'à environ 15 apr. J.‑C. Même après avoir été démis de ses fonctions par le procurateur romain de Judée, il demeura extrêmement influent au sein du sanhédrin (grand conseil juif). En effet, on continuait de l'appeler « souverain sacrificateur » quinze à vingt ans plus tard (</w:t>
       </w:r>
-      <w:hyperlink r:id="rId256">
-        <w:r>
-          <w:rPr>
-            <w:lang w:val="fr_FR" w:bidi="fr_FR"/>
-          </w:rPr>
-          <w:rPr>
-            <w:color w:val="0000EE"/>
-            <w:u w:val="single"/>
-          </w:rPr>
-          <w:t>Lc 3.2</w:t>
-        </w:r>
-      </w:hyperlink>
-      <w:r>
-        <w:rPr>
-          <w:lang w:val="fr_FR" w:bidi="fr_FR"/>
-        </w:rPr>
-        <w:t xml:space="preserve"> ; </w:t>
-      </w:r>
-      <w:hyperlink r:id="rId257">
-        <w:r>
-          <w:rPr>
-            <w:lang w:val="fr_FR" w:bidi="fr_FR"/>
-          </w:rPr>
-          <w:rPr>
-            <w:color w:val="0000EE"/>
-            <w:u w:val="single"/>
-          </w:rPr>
-          <w:t>Ac 4.6</w:t>
-        </w:r>
-      </w:hyperlink>
+      <w:r>
+        <w:rPr>
+          <w:lang w:val="fr_FR" w:bidi="fr_FR"/>
+        </w:rPr>
+        <w:t>Lc 3.2</w:t>
+      </w:r>
+      <w:r>
+        <w:rPr>
+          <w:lang w:val="fr_FR" w:bidi="fr_FR"/>
+        </w:rPr>
+        <w:t xml:space="preserve"> ; </w:t>
+      </w:r>
+      <w:r>
+        <w:rPr>
+          <w:lang w:val="fr_FR" w:bidi="fr_FR"/>
+        </w:rPr>
+        <w:t>Ac 4.6</w:t>
+      </w:r>
       <w:r>
         <w:rPr>
           <w:lang w:val="fr_FR" w:bidi="fr_FR"/>
         </w:rPr>
         <w:t>). Cela s'explique peut-être par la croyance des Juifs que le souverain sacrificateur occupait sa charge à vie. Cinq de ses fils, ainsi que son gendre Caïphe, lui succédèrent dans cette fonction. D'après l'Évangile de Jean, lorsque Jésus fut arrêté, il fut d'abord conduit chez Anne pour être interrogé avant d'être remis à Caïphe pour le procès officiel (</w:t>
       </w:r>
-      <w:hyperlink r:id="rId258">
-        <w:r>
-          <w:rPr>
-            <w:lang w:val="fr_FR" w:bidi="fr_FR"/>
-          </w:rPr>
-          <w:rPr>
-            <w:color w:val="0000EE"/>
-            <w:u w:val="single"/>
-          </w:rPr>
-          <w:t>Jn 18.13–24</w:t>
-        </w:r>
-      </w:hyperlink>
+      <w:r>
+        <w:rPr>
+          <w:lang w:val="fr_FR" w:bidi="fr_FR"/>
+        </w:rPr>
+        <w:t>Jn 18.13–24</w:t>
+      </w:r>
       <w:r>
         <w:rPr>
           <w:lang w:val="fr_FR" w:bidi="fr_FR"/>
@@ -6501,54 +4899,36 @@
         </w:rPr>
         <w:t>Caïphe fut souverain sacrificateur approximativement de l'an 18 à 36 apr. J.‑C. Il travaillait en étroite collaboration avec son influent beau-père, Anne. Au sein du sanhédrin, Caïphe soutint qu'il valait mieux sacrifier Jésus que de risquer la destruction de la nation (</w:t>
       </w:r>
-      <w:hyperlink r:id="rId259">
-        <w:r>
-          <w:rPr>
-            <w:lang w:val="fr_FR" w:bidi="fr_FR"/>
-          </w:rPr>
-          <w:rPr>
-            <w:color w:val="0000EE"/>
-            <w:u w:val="single"/>
-          </w:rPr>
-          <w:t>Jn 11.49–50</w:t>
-        </w:r>
-      </w:hyperlink>
+      <w:r>
+        <w:rPr>
+          <w:lang w:val="fr_FR" w:bidi="fr_FR"/>
+        </w:rPr>
+        <w:t>Jn 11.49–50</w:t>
+      </w:r>
       <w:r>
         <w:rPr>
           <w:lang w:val="fr_FR" w:bidi="fr_FR"/>
         </w:rPr>
         <w:t>). Dieu lui confia ces paroles prophétiques en raison de son office (</w:t>
       </w:r>
-      <w:hyperlink r:id="rId260">
-        <w:r>
-          <w:rPr>
-            <w:lang w:val="fr_FR" w:bidi="fr_FR"/>
-          </w:rPr>
-          <w:rPr>
-            <w:color w:val="0000EE"/>
-            <w:u w:val="single"/>
-          </w:rPr>
-          <w:t>Jn 11.51–52</w:t>
-        </w:r>
-      </w:hyperlink>
+      <w:r>
+        <w:rPr>
+          <w:lang w:val="fr_FR" w:bidi="fr_FR"/>
+        </w:rPr>
+        <w:t>Jn 11.51–52</w:t>
+      </w:r>
       <w:r>
         <w:rPr>
           <w:lang w:val="fr_FR" w:bidi="fr_FR"/>
         </w:rPr>
         <w:t>). Lors du procès de Jésus, quand celui-ci affirma être le Fils de Dieu, Caïphe déchira ses vêtements et exhorta le sanhédrin à condamner Jésus pour blasphème (</w:t>
       </w:r>
-      <w:hyperlink r:id="rId261">
-        <w:r>
-          <w:rPr>
-            <w:lang w:val="fr_FR" w:bidi="fr_FR"/>
-          </w:rPr>
-          <w:rPr>
-            <w:color w:val="0000EE"/>
-            <w:u w:val="single"/>
-          </w:rPr>
-          <w:t>Mt 26.57–66</w:t>
-        </w:r>
-      </w:hyperlink>
+      <w:r>
+        <w:rPr>
+          <w:lang w:val="fr_FR" w:bidi="fr_FR"/>
+        </w:rPr>
+        <w:t>Mt 26.57–66</w:t>
+      </w:r>
       <w:r>
         <w:rPr>
           <w:lang w:val="fr_FR" w:bidi="fr_FR"/>
@@ -6569,18 +4949,12 @@
         </w:rPr>
         <w:t>Peu après l'exécution de Jésus, les dirigeants juifs s'inquiétèrent de la croissance rapide du nombre de ses disciples. Anne et Caïphe interrogèrent Pierre et Jean au sujet de la guérison d'un mendiant infirme et de la prédication sur la résurrection des morts (</w:t>
       </w:r>
-      <w:hyperlink r:id="rId262">
-        <w:r>
-          <w:rPr>
-            <w:lang w:val="fr_FR" w:bidi="fr_FR"/>
-          </w:rPr>
-          <w:rPr>
-            <w:color w:val="0000EE"/>
-            <w:u w:val="single"/>
-          </w:rPr>
-          <w:t>Ac 4.5–7</w:t>
-        </w:r>
-      </w:hyperlink>
+      <w:r>
+        <w:rPr>
+          <w:lang w:val="fr_FR" w:bidi="fr_FR"/>
+        </w:rPr>
+        <w:t>Ac 4.5–7</w:t>
+      </w:r>
       <w:r>
         <w:rPr>
           <w:lang w:val="fr_FR" w:bidi="fr_FR"/>
@@ -6610,126 +4984,84 @@
           <w:lang w:val="fr_FR" w:bidi="fr_FR"/>
         </w:rPr>
       </w:r>
-      <w:hyperlink r:id="rId263">
-        <w:r>
-          <w:rPr>
-            <w:lang w:val="fr_FR" w:bidi="fr_FR"/>
-          </w:rPr>
-          <w:rPr>
-            <w:color w:val="0000EE"/>
-            <w:u w:val="single"/>
-          </w:rPr>
-          <w:t>Matthieu 26.3–5</w:t>
-        </w:r>
-      </w:hyperlink>
+      <w:r>
+        <w:rPr>
+          <w:lang w:val="fr_FR" w:bidi="fr_FR"/>
+        </w:rPr>
+        <w:t>Matthieu 26.3–5</w:t>
+      </w:r>
       <w:r>
         <w:rPr>
           <w:lang w:val="fr_FR" w:bidi="fr_FR"/>
         </w:rPr>
         <w:t xml:space="preserve">, </w:t>
       </w:r>
-      <w:hyperlink r:id="rId264">
-        <w:r>
-          <w:rPr>
-            <w:lang w:val="fr_FR" w:bidi="fr_FR"/>
-          </w:rPr>
-          <w:rPr>
-            <w:color w:val="0000EE"/>
-            <w:u w:val="single"/>
-          </w:rPr>
-          <w:t>57–67</w:t>
-        </w:r>
-      </w:hyperlink>
-      <w:r>
-        <w:rPr>
-          <w:lang w:val="fr_FR" w:bidi="fr_FR"/>
-        </w:rPr>
-        <w:t xml:space="preserve"> ; </w:t>
-      </w:r>
-      <w:hyperlink r:id="rId265">
-        <w:r>
-          <w:rPr>
-            <w:lang w:val="fr_FR" w:bidi="fr_FR"/>
-          </w:rPr>
-          <w:rPr>
-            <w:color w:val="0000EE"/>
-            <w:u w:val="single"/>
-          </w:rPr>
-          <w:t>Marc 14.53–65</w:t>
-        </w:r>
-      </w:hyperlink>
-      <w:r>
-        <w:rPr>
-          <w:lang w:val="fr_FR" w:bidi="fr_FR"/>
-        </w:rPr>
-        <w:t xml:space="preserve"> ; </w:t>
-      </w:r>
-      <w:hyperlink r:id="rId256">
-        <w:r>
-          <w:rPr>
-            <w:lang w:val="fr_FR" w:bidi="fr_FR"/>
-          </w:rPr>
-          <w:rPr>
-            <w:color w:val="0000EE"/>
-            <w:u w:val="single"/>
-          </w:rPr>
-          <w:t>Luc 3.2</w:t>
-        </w:r>
-      </w:hyperlink>
-      <w:r>
-        <w:rPr>
-          <w:lang w:val="fr_FR" w:bidi="fr_FR"/>
-        </w:rPr>
-        <w:t xml:space="preserve"> ; </w:t>
-      </w:r>
-      <w:hyperlink r:id="rId266">
-        <w:r>
-          <w:rPr>
-            <w:lang w:val="fr_FR" w:bidi="fr_FR"/>
-          </w:rPr>
-          <w:rPr>
-            <w:color w:val="0000EE"/>
-            <w:u w:val="single"/>
-          </w:rPr>
-          <w:t>Jean 11.49–53</w:t>
-        </w:r>
-      </w:hyperlink>
-      <w:r>
-        <w:rPr>
-          <w:lang w:val="fr_FR" w:bidi="fr_FR"/>
-        </w:rPr>
-        <w:t xml:space="preserve"> ; </w:t>
-      </w:r>
-      <w:hyperlink r:id="rId267">
-        <w:r>
-          <w:rPr>
-            <w:lang w:val="fr_FR" w:bidi="fr_FR"/>
-          </w:rPr>
-          <w:rPr>
-            <w:color w:val="0000EE"/>
-            <w:u w:val="single"/>
-          </w:rPr>
-          <w:t>Jean 18.13–28</w:t>
-        </w:r>
-      </w:hyperlink>
-      <w:r>
-        <w:rPr>
-          <w:lang w:val="fr_FR" w:bidi="fr_FR"/>
-        </w:rPr>
-        <w:t xml:space="preserve"> ; </w:t>
-      </w:r>
-      <w:hyperlink r:id="rId262">
-        <w:r>
-          <w:rPr>
-            <w:lang w:val="fr_FR" w:bidi="fr_FR"/>
-          </w:rPr>
-          <w:rPr>
-            <w:color w:val="0000EE"/>
-            <w:u w:val="single"/>
-          </w:rPr>
-          <w:t>Actes 4.5–7</w:t>
-        </w:r>
-      </w:hyperlink>
+      <w:r>
+        <w:rPr>
+          <w:lang w:val="fr_FR" w:bidi="fr_FR"/>
+        </w:rPr>
+        <w:t>57–67</w:t>
+      </w:r>
+      <w:r>
+        <w:rPr>
+          <w:lang w:val="fr_FR" w:bidi="fr_FR"/>
+        </w:rPr>
+        <w:t xml:space="preserve"> ; </w:t>
+      </w:r>
+      <w:r>
+        <w:rPr>
+          <w:lang w:val="fr_FR" w:bidi="fr_FR"/>
+        </w:rPr>
+        <w:t>Marc 14.53–65</w:t>
+      </w:r>
+      <w:r>
+        <w:rPr>
+          <w:lang w:val="fr_FR" w:bidi="fr_FR"/>
+        </w:rPr>
+        <w:t xml:space="preserve"> ; </w:t>
+      </w:r>
+      <w:r>
+        <w:rPr>
+          <w:lang w:val="fr_FR" w:bidi="fr_FR"/>
+        </w:rPr>
+        <w:t>Luc 3.2</w:t>
+      </w:r>
+      <w:r>
+        <w:rPr>
+          <w:lang w:val="fr_FR" w:bidi="fr_FR"/>
+        </w:rPr>
+        <w:t xml:space="preserve"> ; </w:t>
+      </w:r>
+      <w:r>
+        <w:rPr>
+          <w:lang w:val="fr_FR" w:bidi="fr_FR"/>
+        </w:rPr>
+        <w:t>Jean 11.49–53</w:t>
+      </w:r>
+      <w:r>
+        <w:rPr>
+          <w:lang w:val="fr_FR" w:bidi="fr_FR"/>
+        </w:rPr>
+        <w:t xml:space="preserve"> ; </w:t>
+      </w:r>
+      <w:r>
+        <w:rPr>
+          <w:lang w:val="fr_FR" w:bidi="fr_FR"/>
+        </w:rPr>
+        <w:t>Jean 18.13–28</w:t>
+      </w:r>
+      <w:r>
+        <w:rPr>
+          <w:lang w:val="fr_FR" w:bidi="fr_FR"/>
+        </w:rPr>
+        <w:t xml:space="preserve"> ; </w:t>
+      </w:r>
+      <w:r>
+        <w:rPr>
+          <w:lang w:val="fr_FR" w:bidi="fr_FR"/>
+        </w:rPr>
+        <w:t>Actes 4.5–7</w:t>
+      </w:r>
       <w:r>
         <w:rPr>
           <w:lang w:val="fr_FR" w:bidi="fr_FR"/>
@@ -6916,18 +5248,12 @@
           <w:lang w:val="fr_FR" w:bidi="fr_FR"/>
         </w:rPr>
       </w:r>
-      <w:hyperlink r:id="rId268">
-        <w:r>
-          <w:rPr>
-            <w:lang w:val="fr_FR" w:bidi="fr_FR"/>
-          </w:rPr>
-          <w:rPr>
-            <w:color w:val="0000EE"/>
-            <w:u w:val="single"/>
-          </w:rPr>
-          <w:t>Daniel 11.21–35</w:t>
-        </w:r>
-      </w:hyperlink>
+      <w:r>
+        <w:rPr>
+          <w:lang w:val="fr_FR" w:bidi="fr_FR"/>
+        </w:rPr>
+        <w:t>Daniel 11.21–35</w:t>
+      </w:r>
       <w:r>
         <w:rPr>
           <w:lang w:val="fr_FR" w:bidi="fr_FR"/>
@@ -6990,18 +5316,12 @@
         </w:rPr>
         <w:t>Lorsque Priscille et Aquilas entendirent Apollos prêcher à Éphèse, ils l’invitèrent chez eux pour lui expliquer plus en détail la voie du Christ. Constatant que Dieu lui avait donné des dons pour le ministère, les croyants d’Éphèse l’encouragèrent vivement. Par la suite, Apollos se rendit à Corinthe, en Achaïe, où il apporta une aide précieuse aux fidèles. Il se distingua notamment par sa capacité à défendre efficacement la Bonne Nouvelle lors des débats publics avec les Juifs, démontrant avec conviction que Jésus était le Messie, l'élu de Dieu, tel que prédit dans les Écritures (</w:t>
       </w:r>
-      <w:hyperlink r:id="rId269">
-        <w:r>
-          <w:rPr>
-            <w:lang w:val="fr_FR" w:bidi="fr_FR"/>
-          </w:rPr>
-          <w:rPr>
-            <w:color w:val="0000EE"/>
-            <w:u w:val="single"/>
-          </w:rPr>
-          <w:t>Ac 18.24–28</w:t>
-        </w:r>
-      </w:hyperlink>
+      <w:r>
+        <w:rPr>
+          <w:lang w:val="fr_FR" w:bidi="fr_FR"/>
+        </w:rPr>
+        <w:t>Ac 18.24–28</w:t>
+      </w:r>
       <w:r>
         <w:rPr>
           <w:lang w:val="fr_FR" w:bidi="fr_FR"/>
@@ -7022,18 +5342,12 @@
         </w:rPr>
         <w:t>Apollos était un orateur talentueux et populaire parmi les chrétiens de Corinthe pour sa grande intelligence et sa prédication réfléchie. Son ministère dynamique attirait à lui certaines personnes plus que celui de Paul (</w:t>
       </w:r>
-      <w:hyperlink r:id="rId270">
-        <w:r>
-          <w:rPr>
-            <w:lang w:val="fr_FR" w:bidi="fr_FR"/>
-          </w:rPr>
-          <w:rPr>
-            <w:color w:val="0000EE"/>
-            <w:u w:val="single"/>
-          </w:rPr>
-          <w:t>1Co 1.11–12</w:t>
-        </w:r>
-      </w:hyperlink>
+      <w:r>
+        <w:rPr>
+          <w:lang w:val="fr_FR" w:bidi="fr_FR"/>
+        </w:rPr>
+        <w:t>1Co 1.11–12</w:t>
+      </w:r>
       <w:r>
         <w:rPr>
           <w:lang w:val="fr_FR" w:bidi="fr_FR"/>
@@ -7066,90 +5380,60 @@
         </w:rPr>
         <w:t xml:space="preserve">», </w:t>
       </w:r>
-      <w:hyperlink r:id="rId271">
-        <w:r>
-          <w:rPr>
-            <w:lang w:val="fr_FR" w:bidi="fr_FR"/>
-          </w:rPr>
-          <w:rPr>
-            <w:color w:val="0000EE"/>
-            <w:u w:val="single"/>
-          </w:rPr>
-          <w:t>1Co 3.5–9</w:t>
-        </w:r>
-      </w:hyperlink>
+      <w:r>
+        <w:rPr>
+          <w:lang w:val="fr_FR" w:bidi="fr_FR"/>
+        </w:rPr>
+        <w:t>1Co 3.5–9</w:t>
+      </w:r>
       <w:r>
         <w:rPr>
           <w:lang w:val="fr_FR" w:bidi="fr_FR"/>
         </w:rPr>
         <w:t xml:space="preserve">; </w:t>
       </w:r>
-      <w:hyperlink r:id="rId272">
-        <w:r>
-          <w:rPr>
-            <w:lang w:val="fr_FR" w:bidi="fr_FR"/>
-          </w:rPr>
-          <w:rPr>
-            <w:color w:val="0000EE"/>
-            <w:u w:val="single"/>
-          </w:rPr>
-          <w:t>4.1</w:t>
-        </w:r>
-      </w:hyperlink>
+      <w:r>
+        <w:rPr>
+          <w:lang w:val="fr_FR" w:bidi="fr_FR"/>
+        </w:rPr>
+        <w:t>4.1</w:t>
+      </w:r>
       <w:r>
         <w:rPr>
           <w:lang w:val="fr_FR" w:bidi="fr_FR"/>
         </w:rPr>
         <w:t xml:space="preserve">). Toutefois, Paul a critiqué la vision étriquée et les divisions provoquées par ceux qui suivaient Apollos pour des raisons superficielles (voir </w:t>
       </w:r>
-      <w:hyperlink r:id="rId273">
-        <w:r>
-          <w:rPr>
-            <w:lang w:val="fr_FR" w:bidi="fr_FR"/>
-          </w:rPr>
-          <w:rPr>
-            <w:color w:val="0000EE"/>
-            <w:u w:val="single"/>
-          </w:rPr>
-          <w:t>1Co 1.10–12</w:t>
-        </w:r>
-      </w:hyperlink>
+      <w:r>
+        <w:rPr>
+          <w:lang w:val="fr_FR" w:bidi="fr_FR"/>
+        </w:rPr>
+        <w:t>1Co 1.10–12</w:t>
+      </w:r>
       <w:r>
         <w:rPr>
           <w:lang w:val="fr_FR" w:bidi="fr_FR"/>
         </w:rPr>
         <w:t xml:space="preserve">; </w:t>
       </w:r>
-      <w:hyperlink r:id="rId274">
-        <w:r>
-          <w:rPr>
-            <w:lang w:val="fr_FR" w:bidi="fr_FR"/>
-          </w:rPr>
-          <w:rPr>
-            <w:color w:val="0000EE"/>
-            <w:u w:val="single"/>
-          </w:rPr>
-          <w:t>3.3–4</w:t>
-        </w:r>
-      </w:hyperlink>
+      <w:r>
+        <w:rPr>
+          <w:lang w:val="fr_FR" w:bidi="fr_FR"/>
+        </w:rPr>
+        <w:t>3.3–4</w:t>
+      </w:r>
       <w:r>
         <w:rPr>
           <w:lang w:val="fr_FR" w:bidi="fr_FR"/>
         </w:rPr>
         <w:t xml:space="preserve">; </w:t>
       </w:r>
-      <w:hyperlink r:id="rId275">
-        <w:r>
-          <w:rPr>
-            <w:lang w:val="fr_FR" w:bidi="fr_FR"/>
-          </w:rPr>
-          <w:rPr>
-            <w:color w:val="0000EE"/>
-            <w:u w:val="single"/>
-          </w:rPr>
-          <w:t>4.6–7</w:t>
-        </w:r>
-      </w:hyperlink>
+      <w:r>
+        <w:rPr>
+          <w:lang w:val="fr_FR" w:bidi="fr_FR"/>
+        </w:rPr>
+        <w:t>4.6–7</w:t>
+      </w:r>
       <w:r>
         <w:rPr>
           <w:lang w:val="fr_FR" w:bidi="fr_FR"/>
@@ -7170,36 +5454,24 @@
         </w:rPr>
         <w:t>Apollos a probablement hésité à retourner à Corinthe depuis Éphèse, en raison des divisions que son ministère avait engendrées (</w:t>
       </w:r>
-      <w:hyperlink r:id="rId276">
-        <w:r>
-          <w:rPr>
-            <w:lang w:val="fr_FR" w:bidi="fr_FR"/>
-          </w:rPr>
-          <w:rPr>
-            <w:color w:val="0000EE"/>
-            <w:u w:val="single"/>
-          </w:rPr>
-          <w:t>1Co 16.12</w:t>
-        </w:r>
-      </w:hyperlink>
+      <w:r>
+        <w:rPr>
+          <w:lang w:val="fr_FR" w:bidi="fr_FR"/>
+        </w:rPr>
+        <w:t>1Co 16.12</w:t>
+      </w:r>
       <w:r>
         <w:rPr>
           <w:lang w:val="fr_FR" w:bidi="fr_FR"/>
         </w:rPr>
         <w:t>). Néanmoins, Paul l’encouragea à y revenir. Plusieurs années plus tard, alors qu’Apollos travaillait sur l’île de Crète, Paul exhorta Tite à veiller à ce que les besoins d'Apollos soient satisfaits alors qu’il se dirigeait vers une destination inconnue pour poursuivre son œuvre missionnaire (</w:t>
       </w:r>
-      <w:hyperlink r:id="rId277">
-        <w:r>
-          <w:rPr>
-            <w:lang w:val="fr_FR" w:bidi="fr_FR"/>
-          </w:rPr>
-          <w:rPr>
-            <w:color w:val="0000EE"/>
-            <w:u w:val="single"/>
-          </w:rPr>
-          <w:t>Tt 3.13</w:t>
-        </w:r>
-      </w:hyperlink>
+      <w:r>
+        <w:rPr>
+          <w:lang w:val="fr_FR" w:bidi="fr_FR"/>
+        </w:rPr>
+        <w:t>Tt 3.13</w:t>
+      </w:r>
       <w:r>
         <w:rPr>
           <w:lang w:val="fr_FR" w:bidi="fr_FR"/>
@@ -7229,144 +5501,96 @@
           <w:lang w:val="fr_FR" w:bidi="fr_FR"/>
         </w:rPr>
       </w:r>
-      <w:hyperlink r:id="rId278">
-        <w:r>
-          <w:rPr>
-            <w:lang w:val="fr_FR" w:bidi="fr_FR"/>
-          </w:rPr>
-          <w:rPr>
-            <w:color w:val="0000EE"/>
-            <w:u w:val="single"/>
-          </w:rPr>
-          <w:t>Actes 18.24–19.1</w:t>
-        </w:r>
-      </w:hyperlink>
-      <w:r>
-        <w:rPr>
-          <w:lang w:val="fr_FR" w:bidi="fr_FR"/>
-        </w:rPr>
-        <w:t xml:space="preserve"> ; </w:t>
-      </w:r>
-      <w:hyperlink r:id="rId273">
-        <w:r>
-          <w:rPr>
-            <w:lang w:val="fr_FR" w:bidi="fr_FR"/>
-          </w:rPr>
-          <w:rPr>
-            <w:color w:val="0000EE"/>
-            <w:u w:val="single"/>
-          </w:rPr>
-          <w:t>1 Corinthiens 1.10–12</w:t>
-        </w:r>
-      </w:hyperlink>
-      <w:r>
-        <w:rPr>
-          <w:lang w:val="fr_FR" w:bidi="fr_FR"/>
-        </w:rPr>
-        <w:t xml:space="preserve"> ; </w:t>
-      </w:r>
-      <w:hyperlink r:id="rId279">
-        <w:r>
-          <w:rPr>
-            <w:lang w:val="fr_FR" w:bidi="fr_FR"/>
-          </w:rPr>
-          <w:rPr>
-            <w:color w:val="0000EE"/>
-            <w:u w:val="single"/>
-          </w:rPr>
-          <w:t>3.3–9</w:t>
-        </w:r>
-      </w:hyperlink>
-      <w:r>
-        <w:rPr>
-          <w:lang w:val="fr_FR" w:bidi="fr_FR"/>
-        </w:rPr>
-        <w:t xml:space="preserve"> ; </w:t>
-      </w:r>
-      <w:hyperlink r:id="rId272">
-        <w:r>
-          <w:rPr>
-            <w:lang w:val="fr_FR" w:bidi="fr_FR"/>
-          </w:rPr>
-          <w:rPr>
-            <w:color w:val="0000EE"/>
-            <w:u w:val="single"/>
-          </w:rPr>
-          <w:t>4.1</w:t>
-        </w:r>
-      </w:hyperlink>
+      <w:r>
+        <w:rPr>
+          <w:lang w:val="fr_FR" w:bidi="fr_FR"/>
+        </w:rPr>
+        <w:t>Actes 18.24–19.1</w:t>
+      </w:r>
+      <w:r>
+        <w:rPr>
+          <w:lang w:val="fr_FR" w:bidi="fr_FR"/>
+        </w:rPr>
+        <w:t xml:space="preserve"> ; </w:t>
+      </w:r>
+      <w:r>
+        <w:rPr>
+          <w:lang w:val="fr_FR" w:bidi="fr_FR"/>
+        </w:rPr>
+        <w:t>1 Corinthiens 1.10–12</w:t>
+      </w:r>
+      <w:r>
+        <w:rPr>
+          <w:lang w:val="fr_FR" w:bidi="fr_FR"/>
+        </w:rPr>
+        <w:t xml:space="preserve"> ; </w:t>
+      </w:r>
+      <w:r>
+        <w:rPr>
+          <w:lang w:val="fr_FR" w:bidi="fr_FR"/>
+        </w:rPr>
+        <w:t>3.3–9</w:t>
+      </w:r>
+      <w:r>
+        <w:rPr>
+          <w:lang w:val="fr_FR" w:bidi="fr_FR"/>
+        </w:rPr>
+        <w:t xml:space="preserve"> ; </w:t>
+      </w:r>
+      <w:r>
+        <w:rPr>
+          <w:lang w:val="fr_FR" w:bidi="fr_FR"/>
+        </w:rPr>
+        <w:t>4.1</w:t>
+      </w:r>
       <w:r>
         <w:rPr>
           <w:lang w:val="fr_FR" w:bidi="fr_FR"/>
         </w:rPr>
         <w:t xml:space="preserve">, </w:t>
       </w:r>
-      <w:hyperlink r:id="rId275">
-        <w:r>
-          <w:rPr>
-            <w:lang w:val="fr_FR" w:bidi="fr_FR"/>
-          </w:rPr>
-          <w:rPr>
-            <w:color w:val="0000EE"/>
-            <w:u w:val="single"/>
-          </w:rPr>
-          <w:t>6–7</w:t>
-        </w:r>
-      </w:hyperlink>
-      <w:r>
-        <w:rPr>
-          <w:lang w:val="fr_FR" w:bidi="fr_FR"/>
-        </w:rPr>
-        <w:t xml:space="preserve"> ; </w:t>
-      </w:r>
-      <w:hyperlink r:id="rId276">
-        <w:r>
-          <w:rPr>
-            <w:lang w:val="fr_FR" w:bidi="fr_FR"/>
-          </w:rPr>
-          <w:rPr>
-            <w:color w:val="0000EE"/>
-            <w:u w:val="single"/>
-          </w:rPr>
-          <w:t>16.12</w:t>
-        </w:r>
-      </w:hyperlink>
-      <w:r>
-        <w:rPr>
-          <w:lang w:val="fr_FR" w:bidi="fr_FR"/>
-        </w:rPr>
-        <w:t xml:space="preserve"> ; </w:t>
-      </w:r>
-      <w:hyperlink r:id="rId280">
-        <w:r>
-          <w:rPr>
-            <w:lang w:val="fr_FR" w:bidi="fr_FR"/>
-          </w:rPr>
-          <w:rPr>
-            <w:color w:val="0000EE"/>
-            <w:u w:val="single"/>
-          </w:rPr>
-          <w:t>2 Corinthiens 10.10</w:t>
-        </w:r>
-      </w:hyperlink>
-      <w:r>
-        <w:rPr>
-          <w:lang w:val="fr_FR" w:bidi="fr_FR"/>
-        </w:rPr>
-        <w:t xml:space="preserve"> ; </w:t>
-      </w:r>
-      <w:hyperlink r:id="rId277">
-        <w:r>
-          <w:rPr>
-            <w:lang w:val="fr_FR" w:bidi="fr_FR"/>
-          </w:rPr>
-          <w:rPr>
-            <w:color w:val="0000EE"/>
-            <w:u w:val="single"/>
-          </w:rPr>
-          <w:t>Tite 3.13</w:t>
-        </w:r>
-      </w:hyperlink>
+      <w:r>
+        <w:rPr>
+          <w:lang w:val="fr_FR" w:bidi="fr_FR"/>
+        </w:rPr>
+        <w:t>6–7</w:t>
+      </w:r>
+      <w:r>
+        <w:rPr>
+          <w:lang w:val="fr_FR" w:bidi="fr_FR"/>
+        </w:rPr>
+        <w:t xml:space="preserve"> ; </w:t>
+      </w:r>
+      <w:r>
+        <w:rPr>
+          <w:lang w:val="fr_FR" w:bidi="fr_FR"/>
+        </w:rPr>
+        <w:t>16.12</w:t>
+      </w:r>
+      <w:r>
+        <w:rPr>
+          <w:lang w:val="fr_FR" w:bidi="fr_FR"/>
+        </w:rPr>
+        <w:t xml:space="preserve"> ; </w:t>
+      </w:r>
+      <w:r>
+        <w:rPr>
+          <w:lang w:val="fr_FR" w:bidi="fr_FR"/>
+        </w:rPr>
+        <w:t>2 Corinthiens 10.10</w:t>
+      </w:r>
+      <w:r>
+        <w:rPr>
+          <w:lang w:val="fr_FR" w:bidi="fr_FR"/>
+        </w:rPr>
+        <w:t xml:space="preserve"> ; </w:t>
+      </w:r>
+      <w:r>
+        <w:rPr>
+          <w:lang w:val="fr_FR" w:bidi="fr_FR"/>
+        </w:rPr>
+        <w:t>Tite 3.13</w:t>
+      </w:r>
       <w:r>
         <w:rPr>
           <w:lang w:val="fr_FR" w:bidi="fr_FR"/>
@@ -7415,126 +5639,84 @@
         </w:rPr>
         <w:t>Les Araméens font partie d'une famille de peuples descendants de Sem, le fils de Noé (</w:t>
       </w:r>
-      <w:hyperlink r:id="rId281">
-        <w:r>
-          <w:rPr>
-            <w:lang w:val="fr_FR" w:bidi="fr_FR"/>
-          </w:rPr>
-          <w:rPr>
-            <w:color w:val="0000EE"/>
-            <w:u w:val="single"/>
-          </w:rPr>
-          <w:t>Gn 10.22–23</w:t>
-        </w:r>
-      </w:hyperlink>
+      <w:r>
+        <w:rPr>
+          <w:lang w:val="fr_FR" w:bidi="fr_FR"/>
+        </w:rPr>
+        <w:t>Gn 10.22–23</w:t>
+      </w:r>
       <w:r>
         <w:rPr>
           <w:lang w:val="fr_FR" w:bidi="fr_FR"/>
         </w:rPr>
         <w:t xml:space="preserve"> ; comparer avec </w:t>
       </w:r>
-      <w:hyperlink r:id="rId282">
-        <w:r>
-          <w:rPr>
-            <w:lang w:val="fr_FR" w:bidi="fr_FR"/>
-          </w:rPr>
-          <w:rPr>
-            <w:color w:val="0000EE"/>
-            <w:u w:val="single"/>
-          </w:rPr>
-          <w:t>Gn 22.20–21</w:t>
-        </w:r>
-      </w:hyperlink>
+      <w:r>
+        <w:rPr>
+          <w:lang w:val="fr_FR" w:bidi="fr_FR"/>
+        </w:rPr>
+        <w:t>Gn 22.20–21</w:t>
+      </w:r>
       <w:r>
         <w:rPr>
           <w:lang w:val="fr_FR" w:bidi="fr_FR"/>
         </w:rPr>
         <w:t>). Bethuel et Laban étaient Araméens (</w:t>
       </w:r>
-      <w:hyperlink r:id="rId283">
-        <w:r>
-          <w:rPr>
-            <w:lang w:val="fr_FR" w:bidi="fr_FR"/>
-          </w:rPr>
-          <w:rPr>
-            <w:color w:val="0000EE"/>
-            <w:u w:val="single"/>
-          </w:rPr>
-          <w:t xml:space="preserve">Gn 25.20 </w:t>
-        </w:r>
-      </w:hyperlink>
+      <w:r>
+        <w:rPr>
+          <w:lang w:val="fr_FR" w:bidi="fr_FR"/>
+        </w:rPr>
+        <w:t xml:space="preserve">Gn 25.20 </w:t>
+      </w:r>
       <w:r>
         <w:rPr>
           <w:lang w:val="fr_FR" w:bidi="fr_FR"/>
         </w:rPr>
         <w:t xml:space="preserve">; </w:t>
       </w:r>
-      <w:hyperlink r:id="rId284">
-        <w:r>
-          <w:rPr>
-            <w:lang w:val="fr_FR" w:bidi="fr_FR"/>
-          </w:rPr>
-          <w:rPr>
-            <w:color w:val="0000EE"/>
-            <w:u w:val="single"/>
-          </w:rPr>
-          <w:t>28.1–7</w:t>
-        </w:r>
-      </w:hyperlink>
+      <w:r>
+        <w:rPr>
+          <w:lang w:val="fr_FR" w:bidi="fr_FR"/>
+        </w:rPr>
+        <w:t>28.1–7</w:t>
+      </w:r>
       <w:r>
         <w:rPr>
           <w:lang w:val="fr_FR" w:bidi="fr_FR"/>
         </w:rPr>
         <w:t>). Jacob a vécu avec eux pendant environ 20 ans en territoire araméen (</w:t>
       </w:r>
-      <w:hyperlink r:id="rId285">
-        <w:r>
-          <w:rPr>
-            <w:lang w:val="fr_FR" w:bidi="fr_FR"/>
-          </w:rPr>
-          <w:rPr>
-            <w:color w:val="0000EE"/>
-            <w:u w:val="single"/>
-          </w:rPr>
-          <w:t xml:space="preserve">Gn 28–31 </w:t>
-        </w:r>
-      </w:hyperlink>
+      <w:r>
+        <w:rPr>
+          <w:lang w:val="fr_FR" w:bidi="fr_FR"/>
+        </w:rPr>
+        <w:t xml:space="preserve">Gn 28–31 </w:t>
+      </w:r>
       <w:r>
         <w:rPr>
           <w:lang w:val="fr_FR" w:bidi="fr_FR"/>
         </w:rPr>
         <w:t xml:space="preserve">; </w:t>
       </w:r>
-      <w:hyperlink r:id="rId286">
-        <w:r>
-          <w:rPr>
-            <w:lang w:val="fr_FR" w:bidi="fr_FR"/>
-          </w:rPr>
-          <w:rPr>
-            <w:color w:val="0000EE"/>
-            <w:u w:val="single"/>
-          </w:rPr>
-          <w:t>Os 12.12</w:t>
-        </w:r>
-      </w:hyperlink>
+      <w:r>
+        <w:rPr>
+          <w:lang w:val="fr_FR" w:bidi="fr_FR"/>
+        </w:rPr>
+        <w:t>Os 12.12</w:t>
+      </w:r>
       <w:r>
         <w:rPr>
           <w:lang w:val="fr_FR" w:bidi="fr_FR"/>
         </w:rPr>
         <w:t>), et le peuple d'Israël se souvenait que leurs ancêtres étaient culturellement araméens (</w:t>
       </w:r>
-      <w:hyperlink r:id="rId287">
-        <w:r>
-          <w:rPr>
-            <w:lang w:val="fr_FR" w:bidi="fr_FR"/>
-          </w:rPr>
-          <w:rPr>
-            <w:color w:val="0000EE"/>
-            <w:u w:val="single"/>
-          </w:rPr>
-          <w:t>Dt 26.5</w:t>
-        </w:r>
-      </w:hyperlink>
+      <w:r>
+        <w:rPr>
+          <w:lang w:val="fr_FR" w:bidi="fr_FR"/>
+        </w:rPr>
+        <w:t>Dt 26.5</w:t>
+      </w:r>
       <w:r>
         <w:rPr>
           <w:lang w:val="fr_FR" w:bidi="fr_FR"/>
@@ -7555,36 +5737,24 @@
         </w:rPr>
         <w:t xml:space="preserve">Les Araméens firent leur apparition dans l’histoire dès l’époque d’Abraham. Ils occupaient les régions proches de l’Euphrate central et se répandirent vers l’est, l’ouest et le nord. Vers 1100 av. J.-C., des tribus araméennes s’étendaient sur toute la Syrie et dans le nord de la Transjordanie (la terre à l’est du Jourdain). Ils fondèrent d’importantes cités-États, telles que Tsoba et Damas, qui entrèrent en conflit avec les Israélites dès l’époque de David (voir </w:t>
       </w:r>
-      <w:hyperlink r:id="rId288">
-        <w:r>
-          <w:rPr>
-            <w:lang w:val="fr_FR" w:bidi="fr_FR"/>
-          </w:rPr>
-          <w:rPr>
-            <w:color w:val="0000EE"/>
-            <w:u w:val="single"/>
-          </w:rPr>
-          <w:t>2S 8.3–8</w:t>
-        </w:r>
-      </w:hyperlink>
-      <w:r>
-        <w:rPr>
-          <w:lang w:val="fr_FR" w:bidi="fr_FR"/>
-        </w:rPr>
-        <w:t xml:space="preserve"> ; </w:t>
-      </w:r>
-      <w:hyperlink r:id="rId289">
-        <w:r>
-          <w:rPr>
-            <w:lang w:val="fr_FR" w:bidi="fr_FR"/>
-          </w:rPr>
-          <w:rPr>
-            <w:color w:val="0000EE"/>
-            <w:u w:val="single"/>
-          </w:rPr>
-          <w:t>10.6–19</w:t>
-        </w:r>
-      </w:hyperlink>
+      <w:r>
+        <w:rPr>
+          <w:lang w:val="fr_FR" w:bidi="fr_FR"/>
+        </w:rPr>
+        <w:t>2S 8.3–8</w:t>
+      </w:r>
+      <w:r>
+        <w:rPr>
+          <w:lang w:val="fr_FR" w:bidi="fr_FR"/>
+        </w:rPr>
+        <w:t xml:space="preserve"> ; </w:t>
+      </w:r>
+      <w:r>
+        <w:rPr>
+          <w:lang w:val="fr_FR" w:bidi="fr_FR"/>
+        </w:rPr>
+        <w:t>10.6–19</w:t>
+      </w:r>
       <w:r>
         <w:rPr>
           <w:lang w:val="fr_FR" w:bidi="fr_FR"/>
@@ -7605,18 +5775,12 @@
         </w:rPr>
         <w:t>Après la mort de Salomon, Israël se divisa en royaumes du nord et du sud. Dans ce contexte, la ville araméenne de Damas gagna en puissance. Ses dirigeants profitaient souvent des conflits entre les deux royaumes d’Israël. Ainsi, lors de la guerre entre Israël et Juda, de 890 à 880 av. J.-C., le roi Asa d’Israël sollicita l’aide de Ben-Hadad I de Damas (</w:t>
       </w:r>
-      <w:hyperlink r:id="rId290">
-        <w:r>
-          <w:rPr>
-            <w:lang w:val="fr_FR" w:bidi="fr_FR"/>
-          </w:rPr>
-          <w:rPr>
-            <w:color w:val="0000EE"/>
-            <w:u w:val="single"/>
-          </w:rPr>
-          <w:t>1R 15.18–19</w:t>
-        </w:r>
-      </w:hyperlink>
+      <w:r>
+        <w:rPr>
+          <w:lang w:val="fr_FR" w:bidi="fr_FR"/>
+        </w:rPr>
+        <w:t>1R 15.18–19</w:t>
+      </w:r>
       <w:r>
         <w:rPr>
           <w:lang w:val="fr_FR" w:bidi="fr_FR"/>
@@ -7637,108 +5801,72 @@
         </w:rPr>
         <w:t>Environ trente ans plus tard, au début des années 850 av. J.-C., Ben-Hadad envahit Israël, mais Achab réussit à le vaincre à Samarie (</w:t>
       </w:r>
-      <w:hyperlink r:id="rId291">
-        <w:r>
-          <w:rPr>
-            <w:lang w:val="fr_FR" w:bidi="fr_FR"/>
-          </w:rPr>
-          <w:rPr>
-            <w:color w:val="0000EE"/>
-            <w:u w:val="single"/>
-          </w:rPr>
-          <w:t>1R 20.1–21</w:t>
-        </w:r>
-      </w:hyperlink>
+      <w:r>
+        <w:rPr>
+          <w:lang w:val="fr_FR" w:bidi="fr_FR"/>
+        </w:rPr>
+        <w:t>1R 20.1–21</w:t>
+      </w:r>
       <w:r>
         <w:rPr>
           <w:lang w:val="fr_FR" w:bidi="fr_FR"/>
         </w:rPr>
         <w:t>) et, l’année suivante, à Aphek (</w:t>
       </w:r>
-      <w:hyperlink r:id="rId292">
-        <w:r>
-          <w:rPr>
-            <w:lang w:val="fr_FR" w:bidi="fr_FR"/>
-          </w:rPr>
-          <w:rPr>
-            <w:color w:val="0000EE"/>
-            <w:u w:val="single"/>
-          </w:rPr>
-          <w:t>20.22–34</w:t>
-        </w:r>
-      </w:hyperlink>
+      <w:r>
+        <w:rPr>
+          <w:lang w:val="fr_FR" w:bidi="fr_FR"/>
+        </w:rPr>
+        <w:t>20.22–34</w:t>
+      </w:r>
       <w:r>
         <w:rPr>
           <w:lang w:val="fr_FR" w:bidi="fr_FR"/>
         </w:rPr>
         <w:t>). Après trois ans de paix, Israël et Damas se livrèrent de nouveau à des combats en 853 av. J.-C., et Achab fut tué au combat (</w:t>
       </w:r>
-      <w:hyperlink r:id="rId293">
-        <w:r>
-          <w:rPr>
-            <w:lang w:val="fr_FR" w:bidi="fr_FR"/>
-          </w:rPr>
-          <w:rPr>
-            <w:color w:val="0000EE"/>
-            <w:u w:val="single"/>
-          </w:rPr>
-          <w:t>1R 22.29–37</w:t>
-        </w:r>
-      </w:hyperlink>
+      <w:r>
+        <w:rPr>
+          <w:lang w:val="fr_FR" w:bidi="fr_FR"/>
+        </w:rPr>
+        <w:t>1R 22.29–37</w:t>
+      </w:r>
       <w:r>
         <w:rPr>
           <w:lang w:val="fr_FR" w:bidi="fr_FR"/>
         </w:rPr>
         <w:t xml:space="preserve">). Par la suite, Damas continua d’infliger des pertes à Israël durant les décennies suivantes (voir </w:t>
       </w:r>
-      <w:hyperlink r:id="rId294">
-        <w:r>
-          <w:rPr>
-            <w:lang w:val="fr_FR" w:bidi="fr_FR"/>
-          </w:rPr>
-          <w:rPr>
-            <w:color w:val="0000EE"/>
-            <w:u w:val="single"/>
-          </w:rPr>
-          <w:t>2R 8.28–29</w:t>
-        </w:r>
-      </w:hyperlink>
-      <w:r>
-        <w:rPr>
-          <w:lang w:val="fr_FR" w:bidi="fr_FR"/>
-        </w:rPr>
-        <w:t xml:space="preserve"> ; </w:t>
-      </w:r>
-      <w:hyperlink r:id="rId295">
-        <w:r>
-          <w:rPr>
-            <w:lang w:val="fr_FR" w:bidi="fr_FR"/>
-          </w:rPr>
-          <w:rPr>
-            <w:color w:val="0000EE"/>
-            <w:u w:val="single"/>
-          </w:rPr>
-          <w:t>12.17–18</w:t>
-        </w:r>
-      </w:hyperlink>
-      <w:r>
-        <w:rPr>
-          <w:lang w:val="fr_FR" w:bidi="fr_FR"/>
-        </w:rPr>
-        <w:t xml:space="preserve"> ; </w:t>
-      </w:r>
-      <w:hyperlink r:id="rId296">
-        <w:r>
-          <w:rPr>
-            <w:lang w:val="fr_FR" w:bidi="fr_FR"/>
-          </w:rPr>
-          <w:rPr>
-            <w:color w:val="0000EE"/>
-            <w:u w:val="single"/>
-          </w:rPr>
-          <w:t>13.1–7</w:t>
-        </w:r>
-      </w:hyperlink>
+      <w:r>
+        <w:rPr>
+          <w:lang w:val="fr_FR" w:bidi="fr_FR"/>
+        </w:rPr>
+        <w:t>2R 8.28–29</w:t>
+      </w:r>
+      <w:r>
+        <w:rPr>
+          <w:lang w:val="fr_FR" w:bidi="fr_FR"/>
+        </w:rPr>
+        <w:t xml:space="preserve"> ; </w:t>
+      </w:r>
+      <w:r>
+        <w:rPr>
+          <w:lang w:val="fr_FR" w:bidi="fr_FR"/>
+        </w:rPr>
+        <w:t>12.17–18</w:t>
+      </w:r>
+      <w:r>
+        <w:rPr>
+          <w:lang w:val="fr_FR" w:bidi="fr_FR"/>
+        </w:rPr>
+        <w:t xml:space="preserve"> ; </w:t>
+      </w:r>
+      <w:r>
+        <w:rPr>
+          <w:lang w:val="fr_FR" w:bidi="fr_FR"/>
+        </w:rPr>
+        <w:t>13.1–7</w:t>
+      </w:r>
       <w:r>
         <w:rPr>
           <w:lang w:val="fr_FR" w:bidi="fr_FR"/>
@@ -7759,36 +5887,24 @@
         </w:rPr>
         <w:t>Pendant cette période, les cités-États araméennes commencèrent à subir la pression de l’Assyrie. Celle-ci vainquit d’abord Damas vers 838 av. J.-C. et la força à payer un tribut en 803 av. J.-C. Cet affaiblissement permit à Joas, roi d’Israël de 798 à 782 av. J.-C., de vaincre les Araméens et de les expulser du territoire d’Israël vers 795 av. J.-C. (</w:t>
       </w:r>
-      <w:hyperlink r:id="rId297">
-        <w:r>
-          <w:rPr>
-            <w:lang w:val="fr_FR" w:bidi="fr_FR"/>
-          </w:rPr>
-          <w:rPr>
-            <w:color w:val="0000EE"/>
-            <w:u w:val="single"/>
-          </w:rPr>
-          <w:t>2R 13.14–25</w:t>
-        </w:r>
-      </w:hyperlink>
+      <w:r>
+        <w:rPr>
+          <w:lang w:val="fr_FR" w:bidi="fr_FR"/>
+        </w:rPr>
+        <w:t>2R 13.14–25</w:t>
+      </w:r>
       <w:r>
         <w:rPr>
           <w:lang w:val="fr_FR" w:bidi="fr_FR"/>
         </w:rPr>
         <w:t xml:space="preserve">). Plus tard, Jéroboam II, qui régna de 793 à 753 av. J.-C., imposa un tribut à Damas (voir </w:t>
       </w:r>
-      <w:hyperlink r:id="rId298">
-        <w:r>
-          <w:rPr>
-            <w:lang w:val="fr_FR" w:bidi="fr_FR"/>
-          </w:rPr>
-          <w:rPr>
-            <w:color w:val="0000EE"/>
-            <w:u w:val="single"/>
-          </w:rPr>
-          <w:t>2R 14.28</w:t>
-        </w:r>
-      </w:hyperlink>
+      <w:r>
+        <w:rPr>
+          <w:lang w:val="fr_FR" w:bidi="fr_FR"/>
+        </w:rPr>
+        <w:t>2R 14.28</w:t>
+      </w:r>
       <w:r>
         <w:rPr>
           <w:lang w:val="fr_FR" w:bidi="fr_FR"/>
@@ -7809,108 +5925,72 @@
         </w:rPr>
         <w:t>Vers 738 av. J.‑C., les Araméens de Damas s'allièrent avec Israël pour conquérir Juda. Ils capturèrent de vastes territoires, mais leur siège de Jérusalem échoua (</w:t>
       </w:r>
-      <w:hyperlink r:id="rId299">
-        <w:r>
-          <w:rPr>
-            <w:lang w:val="fr_FR" w:bidi="fr_FR"/>
-          </w:rPr>
-          <w:rPr>
-            <w:color w:val="0000EE"/>
-            <w:u w:val="single"/>
-          </w:rPr>
-          <w:t>2R 16.5</w:t>
-        </w:r>
-      </w:hyperlink>
+      <w:r>
+        <w:rPr>
+          <w:lang w:val="fr_FR" w:bidi="fr_FR"/>
+        </w:rPr>
+        <w:t>2R 16.5</w:t>
+      </w:r>
       <w:r>
         <w:rPr>
           <w:lang w:val="fr_FR" w:bidi="fr_FR"/>
         </w:rPr>
         <w:t xml:space="preserve"> ; voir aussi </w:t>
       </w:r>
-      <w:hyperlink r:id="rId300">
-        <w:r>
-          <w:rPr>
-            <w:lang w:val="fr_FR" w:bidi="fr_FR"/>
-          </w:rPr>
-          <w:rPr>
-            <w:color w:val="0000EE"/>
-            <w:u w:val="single"/>
-          </w:rPr>
-          <w:t>2Ch 28.5</w:t>
-        </w:r>
-      </w:hyperlink>
+      <w:r>
+        <w:rPr>
+          <w:lang w:val="fr_FR" w:bidi="fr_FR"/>
+        </w:rPr>
+        <w:t>2Ch 28.5</w:t>
+      </w:r>
       <w:r>
         <w:rPr>
           <w:lang w:val="fr_FR" w:bidi="fr_FR"/>
         </w:rPr>
         <w:t>). Pendant ce succès apparent de Damas, les prophètes Ésaïe et Amos prédirent la destruction de la ville (</w:t>
       </w:r>
-      <w:hyperlink r:id="rId301">
-        <w:r>
-          <w:rPr>
-            <w:lang w:val="fr_FR" w:bidi="fr_FR"/>
-          </w:rPr>
-          <w:rPr>
-            <w:color w:val="0000EE"/>
-            <w:u w:val="single"/>
-          </w:rPr>
-          <w:t>Es 8.4</w:t>
-        </w:r>
-      </w:hyperlink>
-      <w:r>
-        <w:rPr>
-          <w:lang w:val="fr_FR" w:bidi="fr_FR"/>
-        </w:rPr>
-        <w:t xml:space="preserve"> ; </w:t>
-      </w:r>
-      <w:hyperlink r:id="rId302">
-        <w:r>
-          <w:rPr>
-            <w:lang w:val="fr_FR" w:bidi="fr_FR"/>
-          </w:rPr>
-          <w:rPr>
-            <w:color w:val="0000EE"/>
-            <w:u w:val="single"/>
-          </w:rPr>
-          <w:t>17.1</w:t>
-        </w:r>
-      </w:hyperlink>
-      <w:r>
-        <w:rPr>
-          <w:lang w:val="fr_FR" w:bidi="fr_FR"/>
-        </w:rPr>
-        <w:t xml:space="preserve"> ; </w:t>
-      </w:r>
-      <w:hyperlink r:id="rId303">
-        <w:r>
-          <w:rPr>
-            <w:lang w:val="fr_FR" w:bidi="fr_FR"/>
-          </w:rPr>
-          <w:rPr>
-            <w:color w:val="0000EE"/>
-            <w:u w:val="single"/>
-          </w:rPr>
-          <w:t>Am 1.3–5</w:t>
-        </w:r>
-      </w:hyperlink>
+      <w:r>
+        <w:rPr>
+          <w:lang w:val="fr_FR" w:bidi="fr_FR"/>
+        </w:rPr>
+        <w:t>Es 8.4</w:t>
+      </w:r>
+      <w:r>
+        <w:rPr>
+          <w:lang w:val="fr_FR" w:bidi="fr_FR"/>
+        </w:rPr>
+        <w:t xml:space="preserve"> ; </w:t>
+      </w:r>
+      <w:r>
+        <w:rPr>
+          <w:lang w:val="fr_FR" w:bidi="fr_FR"/>
+        </w:rPr>
+        <w:t>17.1</w:t>
+      </w:r>
+      <w:r>
+        <w:rPr>
+          <w:lang w:val="fr_FR" w:bidi="fr_FR"/>
+        </w:rPr>
+        <w:t xml:space="preserve"> ; </w:t>
+      </w:r>
+      <w:r>
+        <w:rPr>
+          <w:lang w:val="fr_FR" w:bidi="fr_FR"/>
+        </w:rPr>
+        <w:t>Am 1.3–5</w:t>
+      </w:r>
       <w:r>
         <w:rPr>
           <w:lang w:val="fr_FR" w:bidi="fr_FR"/>
         </w:rPr>
         <w:t>). Plutôt que de faire confiance à Dieu, le roi Achaz de Juda chercha la protection des Assyriens. Mais ces derniers, en réponse aux nombreux présents qu'il envoya, attaquèrent Damas et exilèrent son peuple en 733 et 732 av. J.-C (</w:t>
       </w:r>
-      <w:hyperlink r:id="rId304">
-        <w:r>
-          <w:rPr>
-            <w:lang w:val="fr_FR" w:bidi="fr_FR"/>
-          </w:rPr>
-          <w:rPr>
-            <w:color w:val="0000EE"/>
-            <w:u w:val="single"/>
-          </w:rPr>
-          <w:t>2R 16.7–11</w:t>
-        </w:r>
-      </w:hyperlink>
+      <w:r>
+        <w:rPr>
+          <w:lang w:val="fr_FR" w:bidi="fr_FR"/>
+        </w:rPr>
+        <w:t>2R 16.7–11</w:t>
+      </w:r>
       <w:r>
         <w:rPr>
           <w:lang w:val="fr_FR" w:bidi="fr_FR"/>
@@ -7931,54 +6011,36 @@
         </w:rPr>
         <w:t xml:space="preserve">L'araméen devint la langue principale pour la diplomatie et l’administration dans l’ensemble du Proche-Orient (voir par exemple, </w:t>
       </w:r>
-      <w:hyperlink r:id="rId305">
-        <w:r>
-          <w:rPr>
-            <w:lang w:val="fr_FR" w:bidi="fr_FR"/>
-          </w:rPr>
-          <w:rPr>
-            <w:color w:val="0000EE"/>
-            <w:u w:val="single"/>
-          </w:rPr>
-          <w:t>2R 18.26</w:t>
-        </w:r>
-      </w:hyperlink>
+      <w:r>
+        <w:rPr>
+          <w:lang w:val="fr_FR" w:bidi="fr_FR"/>
+        </w:rPr>
+        <w:t>2R 18.26</w:t>
+      </w:r>
       <w:r>
         <w:rPr>
           <w:lang w:val="fr_FR" w:bidi="fr_FR"/>
         </w:rPr>
         <w:t xml:space="preserve">). Pendant l’exil à Babylone, les Juifs commencèrent à l’utiliser ; certaines parties d’Esdras et de Daniel sont rédigées en araméen. Langue commune du Proche-Orient de l’Égypte à l’Inde durant la période perse, l’araméen était largement parlé en Palestine à l’époque de Jésus (voir </w:t>
       </w:r>
-      <w:hyperlink r:id="rId306">
-        <w:r>
-          <w:rPr>
-            <w:lang w:val="fr_FR" w:bidi="fr_FR"/>
-          </w:rPr>
-          <w:rPr>
-            <w:color w:val="0000EE"/>
-            <w:u w:val="single"/>
-          </w:rPr>
-          <w:t>Mc 5.41</w:t>
-        </w:r>
-      </w:hyperlink>
-      <w:r>
-        <w:rPr>
-          <w:lang w:val="fr_FR" w:bidi="fr_FR"/>
-        </w:rPr>
-        <w:t xml:space="preserve"> ; </w:t>
-      </w:r>
-      <w:hyperlink r:id="rId307">
-        <w:r>
-          <w:rPr>
-            <w:lang w:val="fr_FR" w:bidi="fr_FR"/>
-          </w:rPr>
-          <w:rPr>
-            <w:color w:val="0000EE"/>
-            <w:u w:val="single"/>
-          </w:rPr>
-          <w:t>1Co 16.22</w:t>
-        </w:r>
-      </w:hyperlink>
+      <w:r>
+        <w:rPr>
+          <w:lang w:val="fr_FR" w:bidi="fr_FR"/>
+        </w:rPr>
+        <w:t>Mc 5.41</w:t>
+      </w:r>
+      <w:r>
+        <w:rPr>
+          <w:lang w:val="fr_FR" w:bidi="fr_FR"/>
+        </w:rPr>
+        <w:t xml:space="preserve"> ; </w:t>
+      </w:r>
+      <w:r>
+        <w:rPr>
+          <w:lang w:val="fr_FR" w:bidi="fr_FR"/>
+        </w:rPr>
+        <w:t>1Co 16.22</w:t>
+      </w:r>
       <w:r>
         <w:rPr>
           <w:lang w:val="fr_FR" w:bidi="fr_FR"/>
@@ -8008,270 +6070,180 @@
           <w:lang w:val="fr_FR" w:bidi="fr_FR"/>
         </w:rPr>
       </w:r>
-      <w:hyperlink r:id="rId281">
-        <w:r>
-          <w:rPr>
-            <w:lang w:val="fr_FR" w:bidi="fr_FR"/>
-          </w:rPr>
-          <w:rPr>
-            <w:color w:val="0000EE"/>
-            <w:u w:val="single"/>
-          </w:rPr>
-          <w:t>Genèse 10.22–23</w:t>
-        </w:r>
-      </w:hyperlink>
-      <w:r>
-        <w:rPr>
-          <w:lang w:val="fr_FR" w:bidi="fr_FR"/>
-        </w:rPr>
-        <w:t xml:space="preserve"> ; </w:t>
-      </w:r>
-      <w:hyperlink r:id="rId282">
-        <w:r>
-          <w:rPr>
-            <w:lang w:val="fr_FR" w:bidi="fr_FR"/>
-          </w:rPr>
-          <w:rPr>
-            <w:color w:val="0000EE"/>
-            <w:u w:val="single"/>
-          </w:rPr>
-          <w:t>22.20–21</w:t>
-        </w:r>
-      </w:hyperlink>
-      <w:r>
-        <w:rPr>
-          <w:lang w:val="fr_FR" w:bidi="fr_FR"/>
-        </w:rPr>
-        <w:t xml:space="preserve"> ; </w:t>
-      </w:r>
-      <w:hyperlink r:id="rId283">
-        <w:r>
-          <w:rPr>
-            <w:lang w:val="fr_FR" w:bidi="fr_FR"/>
-          </w:rPr>
-          <w:rPr>
-            <w:color w:val="0000EE"/>
-            <w:u w:val="single"/>
-          </w:rPr>
-          <w:t>25.20</w:t>
-        </w:r>
-      </w:hyperlink>
-      <w:r>
-        <w:rPr>
-          <w:lang w:val="fr_FR" w:bidi="fr_FR"/>
-        </w:rPr>
-        <w:t xml:space="preserve"> ; </w:t>
-      </w:r>
-      <w:hyperlink r:id="rId284">
-        <w:r>
-          <w:rPr>
-            <w:lang w:val="fr_FR" w:bidi="fr_FR"/>
-          </w:rPr>
-          <w:rPr>
-            <w:color w:val="0000EE"/>
-            <w:u w:val="single"/>
-          </w:rPr>
-          <w:t>28.1–7</w:t>
-        </w:r>
-      </w:hyperlink>
-      <w:r>
-        <w:rPr>
-          <w:lang w:val="fr_FR" w:bidi="fr_FR"/>
-        </w:rPr>
-        <w:t xml:space="preserve"> ; </w:t>
-      </w:r>
-      <w:hyperlink r:id="rId287">
-        <w:r>
-          <w:rPr>
-            <w:lang w:val="fr_FR" w:bidi="fr_FR"/>
-          </w:rPr>
-          <w:rPr>
-            <w:color w:val="0000EE"/>
-            <w:u w:val="single"/>
-          </w:rPr>
-          <w:t>Deutéronome 26.5</w:t>
-        </w:r>
-      </w:hyperlink>
-      <w:r>
-        <w:rPr>
-          <w:lang w:val="fr_FR" w:bidi="fr_FR"/>
-        </w:rPr>
-        <w:t xml:space="preserve"> ; </w:t>
-      </w:r>
-      <w:hyperlink r:id="rId308">
-        <w:r>
-          <w:rPr>
-            <w:lang w:val="fr_FR" w:bidi="fr_FR"/>
-          </w:rPr>
-          <w:rPr>
-            <w:color w:val="0000EE"/>
-            <w:u w:val="single"/>
-          </w:rPr>
-          <w:t>2 Samuel 8.3–4</w:t>
-        </w:r>
-      </w:hyperlink>
-      <w:r>
-        <w:rPr>
-          <w:lang w:val="fr_FR" w:bidi="fr_FR"/>
-        </w:rPr>
-        <w:t xml:space="preserve"> ; </w:t>
-      </w:r>
-      <w:hyperlink r:id="rId309">
-        <w:r>
-          <w:rPr>
-            <w:lang w:val="fr_FR" w:bidi="fr_FR"/>
-          </w:rPr>
-          <w:rPr>
-            <w:color w:val="0000EE"/>
-            <w:u w:val="single"/>
-          </w:rPr>
-          <w:t>10.17–19</w:t>
-        </w:r>
-      </w:hyperlink>
-      <w:r>
-        <w:rPr>
-          <w:lang w:val="fr_FR" w:bidi="fr_FR"/>
-        </w:rPr>
-        <w:t xml:space="preserve"> ; </w:t>
-      </w:r>
-      <w:hyperlink r:id="rId310">
-        <w:r>
-          <w:rPr>
-            <w:lang w:val="fr_FR" w:bidi="fr_FR"/>
-          </w:rPr>
-          <w:rPr>
-            <w:color w:val="0000EE"/>
-            <w:u w:val="single"/>
-          </w:rPr>
-          <w:t>1R 15.18</w:t>
-        </w:r>
-      </w:hyperlink>
-      <w:r>
-        <w:rPr>
-          <w:lang w:val="fr_FR" w:bidi="fr_FR"/>
-        </w:rPr>
-        <w:t xml:space="preserve"> ; </w:t>
-      </w:r>
-      <w:hyperlink r:id="rId175">
-        <w:r>
-          <w:rPr>
-            <w:lang w:val="fr_FR" w:bidi="fr_FR"/>
-          </w:rPr>
-          <w:rPr>
-            <w:color w:val="0000EE"/>
-            <w:u w:val="single"/>
-          </w:rPr>
-          <w:t>1R 20.1–34</w:t>
-        </w:r>
-      </w:hyperlink>
-      <w:r>
-        <w:rPr>
-          <w:lang w:val="fr_FR" w:bidi="fr_FR"/>
-        </w:rPr>
-        <w:t xml:space="preserve"> ; </w:t>
-      </w:r>
-      <w:hyperlink r:id="rId293">
-        <w:r>
-          <w:rPr>
-            <w:lang w:val="fr_FR" w:bidi="fr_FR"/>
-          </w:rPr>
-          <w:rPr>
-            <w:color w:val="0000EE"/>
-            <w:u w:val="single"/>
-          </w:rPr>
-          <w:t>22.29–37</w:t>
-        </w:r>
-      </w:hyperlink>
-      <w:r>
-        <w:rPr>
-          <w:lang w:val="fr_FR" w:bidi="fr_FR"/>
-        </w:rPr>
-        <w:t xml:space="preserve"> ; </w:t>
-      </w:r>
-      <w:hyperlink r:id="rId311">
-        <w:r>
-          <w:rPr>
-            <w:lang w:val="fr_FR" w:bidi="fr_FR"/>
-          </w:rPr>
-          <w:rPr>
-            <w:color w:val="0000EE"/>
-            <w:u w:val="single"/>
-          </w:rPr>
-          <w:t>2R 13.25</w:t>
-        </w:r>
-      </w:hyperlink>
-      <w:r>
-        <w:rPr>
-          <w:lang w:val="fr_FR" w:bidi="fr_FR"/>
-        </w:rPr>
-        <w:t xml:space="preserve"> ; </w:t>
-      </w:r>
-      <w:hyperlink r:id="rId312">
-        <w:r>
-          <w:rPr>
-            <w:lang w:val="fr_FR" w:bidi="fr_FR"/>
-          </w:rPr>
-          <w:rPr>
-            <w:color w:val="0000EE"/>
-            <w:u w:val="single"/>
-          </w:rPr>
-          <w:t>16.9–13</w:t>
-        </w:r>
-      </w:hyperlink>
-      <w:r>
-        <w:rPr>
-          <w:lang w:val="fr_FR" w:bidi="fr_FR"/>
-        </w:rPr>
-        <w:t xml:space="preserve"> ; </w:t>
-      </w:r>
-      <w:hyperlink r:id="rId313">
-        <w:r>
-          <w:rPr>
-            <w:lang w:val="fr_FR" w:bidi="fr_FR"/>
-          </w:rPr>
-          <w:rPr>
-            <w:color w:val="0000EE"/>
-            <w:u w:val="single"/>
-          </w:rPr>
-          <w:t>17.24–34</w:t>
-        </w:r>
-      </w:hyperlink>
-      <w:r>
-        <w:rPr>
-          <w:lang w:val="fr_FR" w:bidi="fr_FR"/>
-        </w:rPr>
-        <w:t xml:space="preserve"> ; </w:t>
-      </w:r>
-      <w:hyperlink r:id="rId286">
-        <w:r>
-          <w:rPr>
-            <w:lang w:val="fr_FR" w:bidi="fr_FR"/>
-          </w:rPr>
-          <w:rPr>
-            <w:color w:val="0000EE"/>
-            <w:u w:val="single"/>
-          </w:rPr>
-          <w:t>Osée 12.12</w:t>
-        </w:r>
-      </w:hyperlink>
-      <w:r>
-        <w:rPr>
-          <w:lang w:val="fr_FR" w:bidi="fr_FR"/>
-        </w:rPr>
-        <w:t xml:space="preserve"> ; </w:t>
-      </w:r>
-      <w:hyperlink r:id="rId314">
-        <w:r>
-          <w:rPr>
-            <w:lang w:val="fr_FR" w:bidi="fr_FR"/>
-          </w:rPr>
-          <w:rPr>
-            <w:color w:val="0000EE"/>
-            <w:u w:val="single"/>
-          </w:rPr>
-          <w:t>Amos 1.5</w:t>
-        </w:r>
-      </w:hyperlink>
+      <w:r>
+        <w:rPr>
+          <w:lang w:val="fr_FR" w:bidi="fr_FR"/>
+        </w:rPr>
+        <w:t>Genèse 10.22–23</w:t>
+      </w:r>
+      <w:r>
+        <w:rPr>
+          <w:lang w:val="fr_FR" w:bidi="fr_FR"/>
+        </w:rPr>
+        <w:t xml:space="preserve"> ; </w:t>
+      </w:r>
+      <w:r>
+        <w:rPr>
+          <w:lang w:val="fr_FR" w:bidi="fr_FR"/>
+        </w:rPr>
+        <w:t>22.20–21</w:t>
+      </w:r>
+      <w:r>
+        <w:rPr>
+          <w:lang w:val="fr_FR" w:bidi="fr_FR"/>
+        </w:rPr>
+        <w:t xml:space="preserve"> ; </w:t>
+      </w:r>
+      <w:r>
+        <w:rPr>
+          <w:lang w:val="fr_FR" w:bidi="fr_FR"/>
+        </w:rPr>
+        <w:t>25.20</w:t>
+      </w:r>
+      <w:r>
+        <w:rPr>
+          <w:lang w:val="fr_FR" w:bidi="fr_FR"/>
+        </w:rPr>
+        <w:t xml:space="preserve"> ; </w:t>
+      </w:r>
+      <w:r>
+        <w:rPr>
+          <w:lang w:val="fr_FR" w:bidi="fr_FR"/>
+        </w:rPr>
+        <w:t>28.1–7</w:t>
+      </w:r>
+      <w:r>
+        <w:rPr>
+          <w:lang w:val="fr_FR" w:bidi="fr_FR"/>
+        </w:rPr>
+        <w:t xml:space="preserve"> ; </w:t>
+      </w:r>
+      <w:r>
+        <w:rPr>
+          <w:lang w:val="fr_FR" w:bidi="fr_FR"/>
+        </w:rPr>
+        <w:t>Deutéronome 26.5</w:t>
+      </w:r>
+      <w:r>
+        <w:rPr>
+          <w:lang w:val="fr_FR" w:bidi="fr_FR"/>
+        </w:rPr>
+        <w:t xml:space="preserve"> ; </w:t>
+      </w:r>
+      <w:r>
+        <w:rPr>
+          <w:lang w:val="fr_FR" w:bidi="fr_FR"/>
+        </w:rPr>
+        <w:t>2 Samuel 8.3–4</w:t>
+      </w:r>
+      <w:r>
+        <w:rPr>
+          <w:lang w:val="fr_FR" w:bidi="fr_FR"/>
+        </w:rPr>
+        <w:t xml:space="preserve"> ; </w:t>
+      </w:r>
+      <w:r>
+        <w:rPr>
+          <w:lang w:val="fr_FR" w:bidi="fr_FR"/>
+        </w:rPr>
+        <w:t>10.17–19</w:t>
+      </w:r>
+      <w:r>
+        <w:rPr>
+          <w:lang w:val="fr_FR" w:bidi="fr_FR"/>
+        </w:rPr>
+        <w:t xml:space="preserve"> ; </w:t>
+      </w:r>
+      <w:r>
+        <w:rPr>
+          <w:lang w:val="fr_FR" w:bidi="fr_FR"/>
+        </w:rPr>
+        <w:t>1R 15.18</w:t>
+      </w:r>
+      <w:r>
+        <w:rPr>
+          <w:lang w:val="fr_FR" w:bidi="fr_FR"/>
+        </w:rPr>
+        <w:t xml:space="preserve"> ; </w:t>
+      </w:r>
+      <w:r>
+        <w:rPr>
+          <w:lang w:val="fr_FR" w:bidi="fr_FR"/>
+        </w:rPr>
+        <w:t>1R 20.1–34</w:t>
+      </w:r>
+      <w:r>
+        <w:rPr>
+          <w:lang w:val="fr_FR" w:bidi="fr_FR"/>
+        </w:rPr>
+        <w:t xml:space="preserve"> ; </w:t>
+      </w:r>
+      <w:r>
+        <w:rPr>
+          <w:lang w:val="fr_FR" w:bidi="fr_FR"/>
+        </w:rPr>
+        <w:t>22.29–37</w:t>
+      </w:r>
+      <w:r>
+        <w:rPr>
+          <w:lang w:val="fr_FR" w:bidi="fr_FR"/>
+        </w:rPr>
+        <w:t xml:space="preserve"> ; </w:t>
+      </w:r>
+      <w:r>
+        <w:rPr>
+          <w:lang w:val="fr_FR" w:bidi="fr_FR"/>
+        </w:rPr>
+        <w:t>2R 13.25</w:t>
+      </w:r>
+      <w:r>
+        <w:rPr>
+          <w:lang w:val="fr_FR" w:bidi="fr_FR"/>
+        </w:rPr>
+        <w:t xml:space="preserve"> ; </w:t>
+      </w:r>
+      <w:r>
+        <w:rPr>
+          <w:lang w:val="fr_FR" w:bidi="fr_FR"/>
+        </w:rPr>
+        <w:t>16.9–13</w:t>
+      </w:r>
+      <w:r>
+        <w:rPr>
+          <w:lang w:val="fr_FR" w:bidi="fr_FR"/>
+        </w:rPr>
+        <w:t xml:space="preserve"> ; </w:t>
+      </w:r>
+      <w:r>
+        <w:rPr>
+          <w:lang w:val="fr_FR" w:bidi="fr_FR"/>
+        </w:rPr>
+        <w:t>17.24–34</w:t>
+      </w:r>
+      <w:r>
+        <w:rPr>
+          <w:lang w:val="fr_FR" w:bidi="fr_FR"/>
+        </w:rPr>
+        <w:t xml:space="preserve"> ; </w:t>
+      </w:r>
+      <w:r>
+        <w:rPr>
+          <w:lang w:val="fr_FR" w:bidi="fr_FR"/>
+        </w:rPr>
+        <w:t>Osée 12.12</w:t>
+      </w:r>
+      <w:r>
+        <w:rPr>
+          <w:lang w:val="fr_FR" w:bidi="fr_FR"/>
+        </w:rPr>
+        <w:t xml:space="preserve"> ; </w:t>
+      </w:r>
+      <w:r>
+        <w:rPr>
+          <w:lang w:val="fr_FR" w:bidi="fr_FR"/>
+        </w:rPr>
+        <w:t>Amos 1.5</w:t>
+      </w:r>
       <w:r>
         <w:rPr>
           <w:lang w:val="fr_FR" w:bidi="fr_FR"/>
@@ -8334,36 +6306,24 @@
         </w:rPr>
         <w:t>Au début de son règne, Asa se distingua comme un roi exemplaire. Il s'opposa vigoureusement au culte des faux dieux, détruisit le poteau d'Astarté érigé par sa grand-mère Maaca, et mit fin à son influence politique (</w:t>
       </w:r>
-      <w:hyperlink r:id="rId315">
-        <w:r>
-          <w:rPr>
-            <w:lang w:val="fr_FR" w:bidi="fr_FR"/>
-          </w:rPr>
-          <w:rPr>
-            <w:color w:val="0000EE"/>
-            <w:u w:val="single"/>
-          </w:rPr>
-          <w:t>1R 15.13</w:t>
-        </w:r>
-      </w:hyperlink>
-      <w:r>
-        <w:rPr>
-          <w:lang w:val="fr_FR" w:bidi="fr_FR"/>
-        </w:rPr>
-        <w:t xml:space="preserve"> ; </w:t>
-      </w:r>
-      <w:hyperlink r:id="rId316">
-        <w:r>
-          <w:rPr>
-            <w:lang w:val="fr_FR" w:bidi="fr_FR"/>
-          </w:rPr>
-          <w:rPr>
-            <w:color w:val="0000EE"/>
-            <w:u w:val="single"/>
-          </w:rPr>
-          <w:t>2Ch 15.16</w:t>
-        </w:r>
-      </w:hyperlink>
+      <w:r>
+        <w:rPr>
+          <w:lang w:val="fr_FR" w:bidi="fr_FR"/>
+        </w:rPr>
+        <w:t>1R 15.13</w:t>
+      </w:r>
+      <w:r>
+        <w:rPr>
+          <w:lang w:val="fr_FR" w:bidi="fr_FR"/>
+        </w:rPr>
+        <w:t xml:space="preserve"> ; </w:t>
+      </w:r>
+      <w:r>
+        <w:rPr>
+          <w:lang w:val="fr_FR" w:bidi="fr_FR"/>
+        </w:rPr>
+        <w:t>2Ch 15.16</w:t>
+      </w:r>
       <w:r>
         <w:rPr>
           <w:lang w:val="fr_FR" w:bidi="fr_FR"/>
@@ -8384,36 +6344,24 @@
         </w:rPr>
         <w:t>Dans les premières années de son règne, Dieu lui accorda à la fois des victoires militaires et une période de paix. Ainsi, Asa expulsa ou vainquit quiconque cherchait à conquérir, diviser ou détruire le royaume de Juda (</w:t>
       </w:r>
-      <w:hyperlink r:id="rId317">
-        <w:r>
-          <w:rPr>
-            <w:lang w:val="fr_FR" w:bidi="fr_FR"/>
-          </w:rPr>
-          <w:rPr>
-            <w:color w:val="0000EE"/>
-            <w:u w:val="single"/>
-          </w:rPr>
-          <w:t>2Ch 14.1–8</w:t>
-        </w:r>
-      </w:hyperlink>
+      <w:r>
+        <w:rPr>
+          <w:lang w:val="fr_FR" w:bidi="fr_FR"/>
+        </w:rPr>
+        <w:t>2Ch 14.1–8</w:t>
+      </w:r>
       <w:r>
         <w:rPr>
           <w:lang w:val="fr_FR" w:bidi="fr_FR"/>
         </w:rPr>
         <w:t>). Sa victoire la plus remarquable fut remportée contre un chef éthiopien nommé Zérach, qui avait lancé une attaque avec plus d'un million de soldats. Par son obéissance et sa fidélité, Asa vit Dieu lui accorder une victoire éclatante (</w:t>
       </w:r>
-      <w:hyperlink r:id="rId318">
-        <w:r>
-          <w:rPr>
-            <w:lang w:val="fr_FR" w:bidi="fr_FR"/>
-          </w:rPr>
-          <w:rPr>
-            <w:color w:val="0000EE"/>
-            <w:u w:val="single"/>
-          </w:rPr>
-          <w:t>2Ch 14.9–15</w:t>
-        </w:r>
-      </w:hyperlink>
+      <w:r>
+        <w:rPr>
+          <w:lang w:val="fr_FR" w:bidi="fr_FR"/>
+        </w:rPr>
+        <w:t>2Ch 14.9–15</w:t>
+      </w:r>
       <w:r>
         <w:rPr>
           <w:lang w:val="fr_FR" w:bidi="fr_FR"/>
@@ -8458,18 +6406,12 @@
         </w:rPr>
         <w:t>. Ce geste montra qu'Asa eut davantage confiance en un roi étranger qu'en l'Éternel. Pire encore, il paya Ben-Hadad avec l'or et l'argent qu'il avait auparavant offert au temple. Bien que sa stratégie réussît à faire reculer le royaume du Nord, le prophète Hanani ne manqua pas de critiquer Asa pour ce manque de foi, ce qui poussa le roi à emprisonner le prophète (</w:t>
       </w:r>
-      <w:hyperlink r:id="rId319">
-        <w:r>
-          <w:rPr>
-            <w:lang w:val="fr_FR" w:bidi="fr_FR"/>
-          </w:rPr>
-          <w:rPr>
-            <w:color w:val="0000EE"/>
-            <w:u w:val="single"/>
-          </w:rPr>
-          <w:t>2Ch 16.7–10</w:t>
-        </w:r>
-      </w:hyperlink>
+      <w:r>
+        <w:rPr>
+          <w:lang w:val="fr_FR" w:bidi="fr_FR"/>
+        </w:rPr>
+        <w:t>2Ch 16.7–10</w:t>
+      </w:r>
       <w:r>
         <w:rPr>
           <w:lang w:val="fr_FR" w:bidi="fr_FR"/>
@@ -8490,36 +6432,24 @@
         </w:rPr>
         <w:t>Dans les dernières années de son règne, Asa fut affligé par une grave maladie des pieds. Plutôt que de chercher le secours du Seigneur, il s'en remit uniquement à l'expertise de ses médecins (</w:t>
       </w:r>
-      <w:hyperlink r:id="rId320">
-        <w:r>
-          <w:rPr>
-            <w:lang w:val="fr_FR" w:bidi="fr_FR"/>
-          </w:rPr>
-          <w:rPr>
-            <w:color w:val="0000EE"/>
-            <w:u w:val="single"/>
-          </w:rPr>
-          <w:t>2Ch 16.12</w:t>
-        </w:r>
-      </w:hyperlink>
+      <w:r>
+        <w:rPr>
+          <w:lang w:val="fr_FR" w:bidi="fr_FR"/>
+        </w:rPr>
+        <w:t>2Ch 16.12</w:t>
+      </w:r>
       <w:r>
         <w:rPr>
           <w:lang w:val="fr_FR" w:bidi="fr_FR"/>
         </w:rPr>
         <w:t>). Néanmoins, à sa mort, il fut enterré avec honneur dans les tombes royales (</w:t>
       </w:r>
-      <w:hyperlink r:id="rId321">
-        <w:r>
-          <w:rPr>
-            <w:lang w:val="fr_FR" w:bidi="fr_FR"/>
-          </w:rPr>
-          <w:rPr>
-            <w:color w:val="0000EE"/>
-            <w:u w:val="single"/>
-          </w:rPr>
-          <w:t>2Ch 16.14</w:t>
-        </w:r>
-      </w:hyperlink>
+      <w:r>
+        <w:rPr>
+          <w:lang w:val="fr_FR" w:bidi="fr_FR"/>
+        </w:rPr>
+        <w:t>2Ch 16.14</w:t>
+      </w:r>
       <w:r>
         <w:rPr>
           <w:lang w:val="fr_FR" w:bidi="fr_FR"/>
@@ -8549,36 +6479,24 @@
           <w:lang w:val="fr_FR" w:bidi="fr_FR"/>
         </w:rPr>
       </w:r>
-      <w:hyperlink r:id="rId322">
-        <w:r>
-          <w:rPr>
-            <w:lang w:val="fr_FR" w:bidi="fr_FR"/>
-          </w:rPr>
-          <w:rPr>
-            <w:color w:val="0000EE"/>
-            <w:u w:val="single"/>
-          </w:rPr>
-          <w:t>1 Rois 15.8–24</w:t>
-        </w:r>
-      </w:hyperlink>
-      <w:r>
-        <w:rPr>
-          <w:lang w:val="fr_FR" w:bidi="fr_FR"/>
-        </w:rPr>
-        <w:t xml:space="preserve"> ; </w:t>
-      </w:r>
-      <w:hyperlink r:id="rId323">
-        <w:r>
-          <w:rPr>
-            <w:lang w:val="fr_FR" w:bidi="fr_FR"/>
-          </w:rPr>
-          <w:rPr>
-            <w:color w:val="0000EE"/>
-            <w:u w:val="single"/>
-          </w:rPr>
-          <w:t>2 Chroniques 14.1–16.14</w:t>
-        </w:r>
-      </w:hyperlink>
+      <w:r>
+        <w:rPr>
+          <w:lang w:val="fr_FR" w:bidi="fr_FR"/>
+        </w:rPr>
+        <w:t>1 Rois 15.8–24</w:t>
+      </w:r>
+      <w:r>
+        <w:rPr>
+          <w:lang w:val="fr_FR" w:bidi="fr_FR"/>
+        </w:rPr>
+        <w:t xml:space="preserve"> ; </w:t>
+      </w:r>
+      <w:r>
+        <w:rPr>
+          <w:lang w:val="fr_FR" w:bidi="fr_FR"/>
+        </w:rPr>
+        <w:t>2 Chroniques 14.1–16.14</w:t>
+      </w:r>
       <w:r>
         <w:rPr>
           <w:lang w:val="fr_FR" w:bidi="fr_FR"/>
@@ -8708,18 +6626,12 @@
         </w:rPr>
         <w:t>Durant le règne de Jéroboam II en Israël (793–753 av. J.-C.), le prophète Jonas fut envoyé à contrecœur à Ninive pour proclamer le jugement divin (</w:t>
       </w:r>
-      <w:hyperlink r:id="rId324">
-        <w:r>
-          <w:rPr>
-            <w:lang w:val="fr_FR" w:bidi="fr_FR"/>
-          </w:rPr>
-          <w:rPr>
-            <w:color w:val="0000EE"/>
-            <w:u w:val="single"/>
-          </w:rPr>
-          <w:t>Jon 3–4</w:t>
-        </w:r>
-      </w:hyperlink>
+      <w:r>
+        <w:rPr>
+          <w:lang w:val="fr_FR" w:bidi="fr_FR"/>
+        </w:rPr>
+        <w:t>Jon 3–4</w:t>
+      </w:r>
       <w:r>
         <w:rPr>
           <w:lang w:val="fr_FR" w:bidi="fr_FR"/>
@@ -8757,36 +6669,24 @@
         </w:rPr>
         <w:t xml:space="preserve"> III, en accédant au trône assyrien, s’employa à restaurer et renforcer le contrôle sur l’ensemble des territoires de l’empire. Par une habile stratégie, il parvint même à devenir roi de Babylone, érigeant l’Assyrie en puissance militaire et économique dominante du Proche-Orient. Sa sagesse politique, rare chez les rois assyriens réputés pour leur impitoyabilité, se manifesta notamment lorsque le roi Menahem d’Israël (752–742 av. J.-C.) et d’autres cités telles que Tyr, Byblos et Damas lui versèrent tribut. (</w:t>
       </w:r>
-      <w:hyperlink r:id="rId325">
-        <w:r>
-          <w:rPr>
-            <w:lang w:val="fr_FR" w:bidi="fr_FR"/>
-          </w:rPr>
-          <w:rPr>
-            <w:color w:val="0000EE"/>
-            <w:u w:val="single"/>
-          </w:rPr>
-          <w:t>2R 15.19–20</w:t>
-        </w:r>
-      </w:hyperlink>
+      <w:r>
+        <w:rPr>
+          <w:lang w:val="fr_FR" w:bidi="fr_FR"/>
+        </w:rPr>
+        <w:t>2R 15.19–20</w:t>
+      </w:r>
       <w:r>
         <w:rPr>
           <w:lang w:val="fr_FR" w:bidi="fr_FR"/>
         </w:rPr>
         <w:t>), Lorsque le roi Achaz de Juda (735–715 av. J.-C.) sollicita son aide contre la Syrie et Israël (</w:t>
       </w:r>
-      <w:hyperlink r:id="rId326">
-        <w:r>
-          <w:rPr>
-            <w:lang w:val="fr_FR" w:bidi="fr_FR"/>
-          </w:rPr>
-          <w:rPr>
-            <w:color w:val="0000EE"/>
-            <w:u w:val="single"/>
-          </w:rPr>
-          <w:t>2R 16.5–20</w:t>
-        </w:r>
-      </w:hyperlink>
+      <w:r>
+        <w:rPr>
+          <w:lang w:val="fr_FR" w:bidi="fr_FR"/>
+        </w:rPr>
+        <w:t>2R 16.5–20</w:t>
+      </w:r>
       <w:r>
         <w:rPr>
           <w:lang w:val="fr_FR" w:bidi="fr_FR"/>
@@ -8818,36 +6718,24 @@
         </w:rPr>
         <w:t>Sanchérib a passé son règne à mener de nombreuses guerres difficiles. Il est particulièrement connu pour avoir attaqué Juda et encerclé Jérusalem en 701 av. J.-C., sous le règne du roi Ézéchias et à l’époque du prophète Ésaïe (</w:t>
       </w:r>
-      <w:hyperlink r:id="rId327">
-        <w:r>
-          <w:rPr>
-            <w:lang w:val="fr_FR" w:bidi="fr_FR"/>
-          </w:rPr>
-          <w:rPr>
-            <w:color w:val="0000EE"/>
-            <w:u w:val="single"/>
-          </w:rPr>
-          <w:t>2R 18.13–19.37</w:t>
-        </w:r>
-      </w:hyperlink>
-      <w:r>
-        <w:rPr>
-          <w:lang w:val="fr_FR" w:bidi="fr_FR"/>
-        </w:rPr>
-        <w:t xml:space="preserve"> ; </w:t>
-      </w:r>
-      <w:hyperlink r:id="rId328">
-        <w:r>
-          <w:rPr>
-            <w:lang w:val="fr_FR" w:bidi="fr_FR"/>
-          </w:rPr>
-          <w:rPr>
-            <w:color w:val="0000EE"/>
-            <w:u w:val="single"/>
-          </w:rPr>
-          <w:t>Es 36–37</w:t>
-        </w:r>
-      </w:hyperlink>
+      <w:r>
+        <w:rPr>
+          <w:lang w:val="fr_FR" w:bidi="fr_FR"/>
+        </w:rPr>
+        <w:t>2R 18.13–19.37</w:t>
+      </w:r>
+      <w:r>
+        <w:rPr>
+          <w:lang w:val="fr_FR" w:bidi="fr_FR"/>
+        </w:rPr>
+        <w:t xml:space="preserve"> ; </w:t>
+      </w:r>
+      <w:r>
+        <w:rPr>
+          <w:lang w:val="fr_FR" w:bidi="fr_FR"/>
+        </w:rPr>
+        <w:t>Es 36–37</w:t>
+      </w:r>
       <w:r>
         <w:rPr>
           <w:lang w:val="fr_FR" w:bidi="fr_FR"/>
@@ -8879,18 +6767,12 @@
         </w:rPr>
         <w:t xml:space="preserve">Osnappar remporta l'une des plus grandes victoires de l’histoire assyrienne en capturant No-Amon (Thèbes) en Égypte (voir </w:t>
       </w:r>
-      <w:hyperlink r:id="rId329">
-        <w:r>
-          <w:rPr>
-            <w:lang w:val="fr_FR" w:bidi="fr_FR"/>
-          </w:rPr>
-          <w:rPr>
-            <w:color w:val="0000EE"/>
-            <w:u w:val="single"/>
-          </w:rPr>
-          <w:t>Na 3.3–10</w:t>
-        </w:r>
-      </w:hyperlink>
+      <w:r>
+        <w:rPr>
+          <w:lang w:val="fr_FR" w:bidi="fr_FR"/>
+        </w:rPr>
+        <w:t>Na 3.3–10</w:t>
+      </w:r>
       <w:r>
         <w:rPr>
           <w:lang w:val="fr_FR" w:bidi="fr_FR"/>
@@ -8922,18 +6804,12 @@
         </w:rPr>
         <w:t xml:space="preserve">Le crépuscule de l’Assyrie survint lorsque, en 626 av. J.-C., Nabopolassar devint roi de Babylone et, en s’alliant aux Mèdes, posa les jalons de la défaite assyrienne (605 av. J.‑C.). En 612 av. J.-C., leurs armées unies lancèrent une attaque décisive contre Ninive, qui tomba après un siège de trois mois (voir </w:t>
       </w:r>
-      <w:hyperlink r:id="rId330">
-        <w:r>
-          <w:rPr>
-            <w:lang w:val="fr_FR" w:bidi="fr_FR"/>
-          </w:rPr>
-          <w:rPr>
-            <w:color w:val="0000EE"/>
-            <w:u w:val="single"/>
-          </w:rPr>
-          <w:t>Na 1.8</w:t>
-        </w:r>
-      </w:hyperlink>
+      <w:r>
+        <w:rPr>
+          <w:lang w:val="fr_FR" w:bidi="fr_FR"/>
+        </w:rPr>
+        <w:t>Na 1.8</w:t>
+      </w:r>
       <w:r>
         <w:rPr>
           <w:lang w:val="fr_FR" w:bidi="fr_FR"/>
@@ -8963,18 +6839,12 @@
           <w:lang w:val="fr_FR" w:bidi="fr_FR"/>
         </w:rPr>
       </w:r>
-      <w:hyperlink r:id="rId331">
-        <w:r>
-          <w:rPr>
-            <w:lang w:val="fr_FR" w:bidi="fr_FR"/>
-          </w:rPr>
-          <w:rPr>
-            <w:color w:val="0000EE"/>
-            <w:u w:val="single"/>
-          </w:rPr>
-          <w:t>2 Rois 15.19–19.37</w:t>
-        </w:r>
-      </w:hyperlink>
+      <w:r>
+        <w:rPr>
+          <w:lang w:val="fr_FR" w:bidi="fr_FR"/>
+        </w:rPr>
+        <w:t>2 Rois 15.19–19.37</w:t>
+      </w:r>
       <w:r>
         <w:rPr>
           <w:lang w:val="fr_FR" w:bidi="fr_FR"/>
